--- a/tesis_oficial_borradores/para_el_grupo/Revision_critica.docx
+++ b/tesis_oficial_borradores/para_el_grupo/Revision_critica.docx
@@ -24,7 +24,7 @@
         <w:pStyle w:val="FirstParagraph"/>
       </w:pPr>
       <w:r>
-        <w:t xml:space="preserve">Registra la revisión adversarial de la tesis y cómo se resolvió cada punto en la versión del modelo del 12 de octubre de 2026. La revisión la hicieron tres evaluadores con el encargo explícito de buscar motivos para desaprobar: uno sobre econometría y método, otro sobre datos y escenario, y otro sobre criterios académicos y de la cátedra de Metodología. Cada punto se verificó contra el código, los datos y los resultados. Las decisiones que resolvieron cada crítica están numeradas de D1 a D14 en el documento de decisiones finales, y los números salen de la hoja de números y del Apéndice.</w:t>
+        <w:t xml:space="preserve">Registra la revisión adversarial de la tesis y cómo se resolvió cada punto en la versión del modelo del 12 de octubre de 2026, reestimada el 17 de octubre con la ventana 1996-2025. La sección 5 registra la revisión posterior de un compañero del grupo y la sección 6, un error propio detectado en la lectura final. La revisión la hicieron tres evaluadores con el encargo explícito de buscar motivos para desaprobar: uno sobre econometría y método, otro sobre datos y escenario, y otro sobre criterios académicos y de la cátedra de Metodología. Cada punto se verificó contra el código, los datos y los resultados. Las decisiones que resolvieron cada crítica están numeradas de D1 a D14 en el documento de decisiones finales, y los números salen de la hoja de números y del Apéndice.</w:t>
       </w:r>
     </w:p>
     <w:p>
@@ -84,7 +84,7 @@
         <w:pStyle w:val="FirstParagraph"/>
       </w:pPr>
       <w:r>
-        <w:t xml:space="preserve">Lo único que queda abierto es la validación del grupo de D1, D2 y D13 y el recorte a unas 60 páginas, si todavía hace falta (sección 5).</w:t>
+        <w:t xml:space="preserve">Lo único que queda abierto es la validación del grupo de D1 y D13 y el recorte a unas 60 páginas, si todavía hace falta (sección 7).</w:t>
       </w:r>
     </w:p>
     <w:bookmarkEnd w:id="9"/>
@@ -171,7 +171,7 @@
         <w:t xml:space="preserve"> </w:t>
       </w:r>
       <w:r>
-        <w:t xml:space="preserve">fiscal, con un intervalo de 90% que excluye el cero. Resultado: 82,6 puntos [65,8; 92,4], y se cumple en las 19 especificaciones (menor límite inferior: 31,4). La suficiencia del superávit queda como análisis descriptivo, sin criterio de contraste. H2 conserva su criterio, con 2035 como horizonte porque el efecto de una tasa más alta se acumula. Los dos tamaños del</w:t>
+        <w:t xml:space="preserve">fiscal, con un intervalo de 90% que excluye el cero. Resultado: 78,3 puntos [57,3; 87,9], y se cumple en las 20 especificaciones (menor límite inferior: 25,6). La suficiencia del superávit queda como análisis descriptivo, sin criterio de contraste. H2 conserva su criterio, con 2035 como horizonte porque el efecto de una tasa más alta se acumula. Los dos tamaños del</w:t>
       </w:r>
       <w:r>
         <w:t xml:space="preserve"> </w:t>
@@ -215,7 +215,7 @@
         <w:t xml:space="preserve"> </w:t>
       </w:r>
       <w:r>
-        <w:t xml:space="preserve">La tesis comparaba una probabilidad calculada sobre la deuda consolidada neta con la del FMI para la deuda federal bruta, con otro punto de partida. El procedimiento de</w:t>
+        <w:t xml:space="preserve">La tesis comparaba una probabilidad calculada sobre la deuda consolidada con el BCRA con la del FMI para la deuda federal bruta, con otro punto de partida. El procedimiento de</w:t>
       </w:r>
       <w:r>
         <w:t xml:space="preserve"> </w:t>
@@ -249,7 +249,7 @@
         <w:t xml:space="preserve"> </w:t>
       </w:r>
       <w:r>
-        <w:t xml:space="preserve">H1b compara ahora con el mismo perímetro, el mismo punto de partida (80,3% del PIB), el mismo escenario, el mismo horizonte y la misma métrica del FMI. Resultado: 32,8% [26,8; 37,9] en 2031 y 31,3% [27,0; 35,3] en 2035; con Bonferroni, límites inferiores de 26,3 y 26,4. Se cumple en las 19 especificaciones. La hipótesis se presenta con el mismo esquema que las otras (unidad de análisis, variables, relación esperada y criterio de contraste). El argumento de que se cumple por construcción no se sostiene: el abanico del FMI es más ancho que el nuestro (71,5 puntos contra 48,3 en 2031) y aun así da 1%.</w:t>
+        <w:t xml:space="preserve">H1b compara ahora con el mismo perímetro, el mismo punto de partida (80,3% del PIB), el mismo escenario, el mismo horizonte y la misma métrica del FMI. Resultado: 31,8% [25,2; 36,4] en 2031 y 31,0% [26,8; 35,6] en 2035; con Bonferroni, límites inferiores de 24,2 y 26,6. Se cumple en las 20 especificaciones. La hipótesis se presenta con el mismo esquema que las otras (unidad de análisis, variables, relación esperada y criterio de contraste). El argumento de que se cumple por construcción no se sostiene: el abanico del FMI es más ancho que el nuestro (71,5 puntos contra 46,6 en 2031) y aun así da 1%.</w:t>
       </w:r>
     </w:p>
     <w:p>
@@ -283,7 +283,7 @@
         <w:t xml:space="preserve"> </w:t>
       </w:r>
       <w:r>
-        <w:t xml:space="preserve">del FMI aplicado a la historia argentina 2000-2025, sobre el mismo perímetro, se obtiene 16,6% en 2031 y un ancho de 151,1: tampoco se reproduce el 1%. La diferencia proviene de la distribución de</w:t>
+        <w:t xml:space="preserve">del FMI aplicado a la historia argentina de la ventana, sobre el mismo perímetro, se obtiene 24,1% en 2031 y un ancho de 148,4: tampoco se reproduce el 1%. La diferencia proviene de la distribución de</w:t>
       </w:r>
       <w:r>
         <w:t xml:space="preserve"> </w:t>
@@ -327,7 +327,7 @@
         <w:t xml:space="preserve"> </w:t>
       </w:r>
       <w:r>
-        <w:t xml:space="preserve">El escenario del FMI está construido para la deuda federal bruta y se aplicaba a la consolidada neta. El ajuste</w:t>
+        <w:t xml:space="preserve">El escenario del FMI está construido para la deuda federal bruta y se aplicaba a la deuda consolidada con el BCRA. El ajuste</w:t>
       </w:r>
       <w:r>
         <w:t xml:space="preserve"> </w:t>
@@ -581,7 +581,7 @@
         <w:t xml:space="preserve"> </w:t>
       </w:r>
       <w:r>
-        <w:t xml:space="preserve">de la FED en un cambio de esa probabilidad (+11,3 puntos en 2035 [4,4; 17,9] con la senda de 2022-2025); y la estimación de la dinámica de la deuda consolidada, que se compara con la federal. La tesis no presenta la identificación como un aporte para la probabilidad, porque no la cambia por construcción.</w:t>
+        <w:t xml:space="preserve">de la FED en un cambio de esa probabilidad (+9,7 puntos en 2035 [4,2; 16,0] con la senda de 2022-2025); y la estimación de la dinámica de la deuda consolidada, que se compara con la federal. La tesis no presenta la identificación como un aporte para la probabilidad, porque no la cambia por construcción.</w:t>
       </w:r>
     </w:p>
     <w:bookmarkEnd w:id="14"/>
@@ -637,7 +637,7 @@
         <w:t xml:space="preserve"> </w:t>
       </w:r>
       <w:r>
-        <w:t xml:space="preserve">La estimación central usa los parámetros de MCO, con autovalor máximo 0,849; la mediana de las réplicas es 0,818. Los intervalos son percentiles de Hall (1992), que corrigen el sesgo de la distribución</w:t>
+        <w:t xml:space="preserve">La estimación central usa los parámetros de MCO, con autovalor máximo 0,896; la mediana de las réplicas es 0,842. Los intervalos son percentiles de Hall (1992), que corrigen el sesgo de la distribución</w:t>
       </w:r>
       <w:r>
         <w:t xml:space="preserve"> </w:t>
@@ -653,7 +653,7 @@
         <w:t xml:space="preserve"> </w:t>
       </w:r>
       <w:r>
-        <w:t xml:space="preserve">respecto de la estimación puntual. La corrección de Kilian (1998) queda como robustez: 31,3% en 2031.</w:t>
+        <w:t xml:space="preserve">respecto de la estimación puntual. La corrección de Kilian (1998) queda como robustez: 30,1% en 2031.</w:t>
       </w:r>
     </w:p>
     <w:bookmarkEnd w:id="16"/>
@@ -705,7 +705,7 @@
         <w:t xml:space="preserve"> </w:t>
       </w:r>
       <w:r>
-        <w:t xml:space="preserve">Regla: el criterio de Schwarz entre los órdenes estables, que Ivanov y Kilian (2005) recomiendan para datos trimestrales con menos de 120 observaciones; si sus residuos están autocorrelacionados (Portmanteau, 12 rezagos, 5%), el menor orden mayor que no lo esté (Lütkepohl, 2005, sec. 4.4). Schwarz elige 1 (p = 0,000); se usan 2 (p = 0,296), el mismo orden que elige Hannan-Quinn. Con 1 y 3 rezagos, la probabilidad en 2031 es 32,4% y 30,3%.</w:t>
+        <w:t xml:space="preserve">Regla: el criterio de Schwarz entre los órdenes estables, que Ivanov y Kilian (2005) recomiendan para datos trimestrales con menos de 120 observaciones; si sus residuos están autocorrelacionados (Portmanteau, 12 rezagos, 5%), el menor orden mayor que no lo esté (Lütkepohl, 2005, sec. 4.4). Schwarz elige 1 (p = 0,000); se usan 2 (p = 0,056), el mismo orden que elige Hannan-Quinn. Con 1 y 3 rezagos, la probabilidad en 2031 es 31,4% y 30,0%.</w:t>
       </w:r>
     </w:p>
     <w:bookmarkEnd w:id="17"/>
@@ -783,7 +783,7 @@
         <w:t xml:space="preserve"> </w:t>
       </w:r>
       <w:r>
-        <w:t xml:space="preserve">Con 2 rezagos los residuos no rechazan la ausencia de autocorrelación (p = 0,296). La simulación remuestrea bloques de ocho trimestres, como los bloques de dos años del abanico del FMI. La inferencia usa un</w:t>
+        <w:t xml:space="preserve">Con 2 rezagos los residuos no rechazan la ausencia de autocorrelación (p = 0,056). La simulación remuestrea bloques de ocho trimestres, como los bloques de dos años del abanico del FMI. La inferencia usa un</w:t>
       </w:r>
       <w:r>
         <w:t xml:space="preserve"> </w:t>
@@ -855,13 +855,13 @@
           <w:b/>
           <w:bCs/>
         </w:rPr>
-        <w:t xml:space="preserve">Estado: Resuelto en el criterio (D12); el mecanismo es una limitación declarada (Capítulos 6 y 7).</w:t>
-      </w:r>
-      <w:r>
-        <w:t xml:space="preserve"> </w:t>
-      </w:r>
-      <w:r>
-        <w:t xml:space="preserve">En la especificación principal se cumple el criterio en los dos escenarios y en las dos medidas: senda de 2022-2025, +11,3 puntos de probabilidad en 2035 [4,4; 17,9] y +12,6 de deuda [1,2; 21,8]; nivel 0,504 puntos más alto, +1,5 [0,5; 2,6] y +1,5 [0,1; 2,5]. Lo que sigue débil se declara:</w:t>
+        <w:t xml:space="preserve">Estado: Resuelto en el criterio (D12), con limitaciones declaradas (Capítulos 6 y 7).</w:t>
+      </w:r>
+      <w:r>
+        <w:t xml:space="preserve"> </w:t>
+      </w:r>
+      <w:r>
+        <w:t xml:space="preserve">En la especificación principal se cumple el criterio en los dos escenarios y en las dos medidas: senda de 2022-2025, +9,7 puntos de probabilidad en 2035 [4,2; 16,0] y +9,0 de deuda [0,3; 16,2]; nivel 0,494 puntos más alto, +1,1 [0,2; 1,9] y +1,0 [0,0; 1,8]. Lo que sigue débil se declara:</w:t>
       </w:r>
     </w:p>
     <w:p>
@@ -873,7 +873,7 @@
         </w:numPr>
       </w:pPr>
       <w:r>
-        <w:t xml:space="preserve">con Bonferroni, el efecto sobre la deuda esperada incluye el cero (límites inferiores de -0,0 y -0,5);</w:t>
+        <w:t xml:space="preserve">con Bonferroni (95%), solo el efecto de la senda sobre la probabilidad sigue excluyendo el cero ([3,6; 16,8]); el del desvío estándar sobre la probabilidad ([-0,0; 2,0]) y los efectos sobre la deuda esperada ([-0,5; 2,0] y [-4,1; 17,4]) lo incluyen;</w:t>
       </w:r>
     </w:p>
     <w:p>
@@ -885,7 +885,7 @@
         </w:numPr>
       </w:pPr>
       <w:r>
-        <w:t xml:space="preserve">en las robusteces, el efecto de la senda sobre la probabilidad excluye el cero en 18 de 19 especificaciones y sobre la deuda en 12 de 19;</w:t>
+        <w:t xml:space="preserve">en las robusteces, el efecto de la senda sobre la probabilidad excluye el cero en 18 de 20 especificaciones (no con datos desde 2004 ni con la corrección de Kilian) y sobre la deuda en 9 de 20;</w:t>
       </w:r>
     </w:p>
     <w:p>
@@ -897,7 +897,7 @@
         </w:numPr>
       </w:pPr>
       <w:r>
-        <w:t xml:space="preserve">3 de 84 intervalos de respuesta excluyen el cero, todos del TCRM y con signo de apreciación;</w:t>
+        <w:t xml:space="preserve">2 de 84 intervalos de respuesta excluyen el cero, los dos del TCRM y con signo de apreciación;</w:t>
       </w:r>
     </w:p>
     <w:p>
@@ -909,7 +909,7 @@
         </w:numPr>
       </w:pPr>
       <w:r>
-        <w:t xml:space="preserve">el 75% del efecto sobre la deuda en 2035 es el costo directo de la deuda en dólares (9,4 de 12,6 puntos).</w:t>
+        <w:t xml:space="preserve">el 96% del efecto de la senda sobre la deuda en 2035 es el costo directo de la deuda en dólares (8,6 de 9,0 puntos).</w:t>
       </w:r>
     </w:p>
     <w:p>
@@ -917,7 +917,7 @@
         <w:pStyle w:val="FirstParagraph"/>
       </w:pPr>
       <w:r>
-        <w:t xml:space="preserve">Veredicto de la tesis: H2 respaldada en su efecto sobre la probabilidad, no en su mecanismo.</w:t>
+        <w:t xml:space="preserve">Veredicto de la tesis: H2 respaldada en el efecto de la senda de 2022-2025 sobre la probabilidad, que es robusto; el efecto sobre la deuda esperada y el del desvío estándar no son robustos, y el mecanismo es el costo directo de la deuda en dólares.</w:t>
       </w:r>
     </w:p>
     <w:bookmarkEnd w:id="19"/>
@@ -963,7 +963,7 @@
         <w:t xml:space="preserve"> </w:t>
       </w:r>
       <w:r>
-        <w:t xml:space="preserve">La suficiencia es ahora un complemento descriptivo. Con el resultado primario en su máximo anual de 1999-2025 (3,58% del PIB en 2004; 3,29% sin rentas) todos los años, la probabilidad en 2031 es 25,5%. Para llevarla al 1% haría falta sumar 7,75 puntos en todos los años (9,2% del PIB en 2026 y 10,0% en 2031). En 2035 la relación no es monótona: la probabilidad baja hasta 1,35% (+6,25) y vuelve a subir a 2,05% (+8,00), porque con la deuda cerca de cero la métrica se activa con cualquier</w:t>
+        <w:t xml:space="preserve">La suficiencia es ahora un complemento descriptivo. Con el resultado primario en su máximo anual de 1996-2025 (3,29% del PIB en 2004, sin rentas, la definición principal) todos los años, la probabilidad en 2031 es 26,1% (24,5% con el máximo con rentas, 3,58%). Para llevarla al 1% haría falta sumar 8,00 puntos en todos los años (9,4% del PIB en 2026 y 10,3% en 2031). En 2035 la relación no es monótona: la probabilidad baja hasta 0,71% (+6,50) y vuelve a subir a 2,91% (+10,00), porque con la deuda cerca de cero la métrica se activa con cualquier</w:t>
       </w:r>
       <w:r>
         <w:t xml:space="preserve"> </w:t>
@@ -1022,7 +1022,7 @@
         <w:t xml:space="preserve"> </w:t>
       </w:r>
       <w:r>
-        <w:t xml:space="preserve">Coeficiente de impacto 0,0495 [0,0099; 0,0799] y multiplicador de largo plazo 0,167 [0,057; 0,296], los dos con intervalo de Hall.</w:t>
+        <w:t xml:space="preserve">Coeficiente de impacto 0,0576 [0,0220; 0,0822] y multiplicador de largo plazo 0,199 [0,112; 0,328], los dos con intervalo de Hall.</w:t>
       </w:r>
     </w:p>
     <w:bookmarkEnd w:id="21"/>
@@ -1062,13 +1062,13 @@
           <w:b/>
           <w:bCs/>
         </w:rPr>
-        <w:t xml:space="preserve">Estado: Resuelto en lo primero (D6); lo segundo es una limitación declarada (Apéndice A.2 y Capítulo 7).</w:t>
-      </w:r>
-      <w:r>
-        <w:t xml:space="preserve"> </w:t>
-      </w:r>
-      <w:r>
-        <w:t xml:space="preserve">El VIX y el nivel de la tasa de la FED se simulan con procesos AR(1) (0,700 y 0,960), con sus innovaciones remuestreadas junto con los</w:t>
+        <w:t xml:space="preserve">Estado: Resuelto en lo primero (D6); lo segundo es una limitación declarada (Apéndice A.3 y Capítulo 7).</w:t>
+      </w:r>
+      <w:r>
+        <w:t xml:space="preserve"> </w:t>
+      </w:r>
+      <w:r>
+        <w:t xml:space="preserve">El VIX y el nivel de la tasa de la FED se simulan con procesos AR(1) (0,703 y 0,970), con sus innovaciones remuestreadas junto con los</w:t>
       </w:r>
       <w:r>
         <w:t xml:space="preserve"> </w:t>
@@ -1084,7 +1084,7 @@
         <w:t xml:space="preserve"> </w:t>
       </w:r>
       <w:r>
-        <w:t xml:space="preserve">estructurales; el bloque externo explica 46,6% de la varianza de la deuda en 2035. Las fechas de quiebre (2001T4, 2006T2, 2018T1) siguen estimadas sobre la deuda. Sin esas binarias, la probabilidad en 2031 es 31,2% y el ancho del abanico, 54,8.</w:t>
+        <w:t xml:space="preserve">estructurales; el bloque externo explica 44,9% de la varianza de la deuda en 2035. Las fechas de quiebre (2001T4, 2006T2, 2018T1) siguen estimadas sobre la deuda. Sin esas binarias, la probabilidad en 2031 es 30,5% y el ancho del abanico, 55,2.</w:t>
       </w:r>
     </w:p>
     <w:bookmarkEnd w:id="22"/>
@@ -1130,7 +1130,7 @@
         <w:t xml:space="preserve"> </w:t>
       </w:r>
       <w:r>
-        <w:t xml:space="preserve">Federal: con rentas de la propiedad, la definición del FMI para el gobierno federal (2025: 1,38% contra 1,4% del FMI; 2024: 1,78% contra 1,8%). Consolidada: sin rentas. La otra definición se informa como robustez (32,4% en 2031 para la federal sin rentas).</w:t>
+        <w:t xml:space="preserve">Una sola definición para los dos perímetros: el resultado primario del Sector Público Nacional sin rentas de la propiedad, que deja afuera las utilidades del BCRA, como el FMI (FMI, 2026, cuadro 1, nota 4). La serie con rentas se informa como robustez. La primera corrección de este punto tenía una justificación falsa para la deuda federal; ver la sección 6.</w:t>
       </w:r>
     </w:p>
     <w:bookmarkEnd w:id="23"/>
@@ -1192,7 +1192,7 @@
         <w:t xml:space="preserve"> </w:t>
       </w:r>
       <w:r>
-        <w:t xml:space="preserve">fiscal. Con Cholesky el reparto cambia (63,9 y 95,8 puntos de diferencia no fiscal menos fiscal), y el criterio de H1a se cumple en todas las variantes.</w:t>
+        <w:t xml:space="preserve">fiscal. Con los dos ordenamientos de Cholesky de robustez el reparto cambia (60,7 y 91,9 puntos de diferencia no fiscal menos fiscal), y el criterio de H1a se cumple en todas las variantes.</w:t>
       </w:r>
     </w:p>
     <w:bookmarkEnd w:id="24"/>
@@ -1268,13 +1268,13 @@
       </w:r>
     </w:p>
     <w:bookmarkEnd w:id="26"/>
-    <w:bookmarkStart w:id="27" w:name="Xd87e5764f76c11ea582754b6ae53c2b0d558794"/>
+    <w:bookmarkStart w:id="27" w:name="X0b13ed357ad63a342576ba0f28da6ea17c6473c"/>
     <w:p>
       <w:pPr>
         <w:pStyle w:val="Heading2"/>
       </w:pPr>
       <w:r>
-        <w:t xml:space="preserve">3.2 El EMBI+ de 1996-1998 estaba transcripto a mano</w:t>
+        <w:t xml:space="preserve">3.2 El EMBI anterior a 1999 estaba escrito a mano</w:t>
       </w:r>
     </w:p>
     <w:p>
@@ -1286,13 +1286,31 @@
           <w:b/>
           <w:bCs/>
         </w:rPr>
+        <w:t xml:space="preserve">Crítica.</w:t>
+      </w:r>
+      <w:r>
+        <w:t xml:space="preserve"> </w:t>
+      </w:r>
+      <w:r>
+        <w:t xml:space="preserve">La base anterior tenía valores del EMBI de 1993-1998 escritos a mano, sin fuente.</w:t>
+      </w:r>
+    </w:p>
+    <w:p>
+      <w:pPr>
+        <w:pStyle w:val="BodyText"/>
+      </w:pPr>
+      <w:r>
+        <w:rPr>
+          <w:b/>
+          <w:bCs/>
+        </w:rPr>
         <w:t xml:space="preserve">Estado: Resuelto (D2).</w:t>
       </w:r>
       <w:r>
         <w:t xml:space="preserve"> </w:t>
       </w:r>
       <w:r>
-        <w:t xml:space="preserve">Los datos empiezan en 1999T1. El EMBI+ se toma de la serie diaria que publica Ámbito Financiero, disponible desde diciembre de 1998, como promedio trimestral.</w:t>
+        <w:t xml:space="preserve">Esos valores se eliminaron. Desde diciembre de 1998 el EMBI se toma de la serie diaria que publica Ámbito Financiero, como promedio trimestral. Para 1996T1-1998T3 se usa un empalme con series oficiales: la tasa de préstamos interfinancieros en dólares del BCRA menos la tasa de fondos federales, con la relación EMBI = 550,3 + 1,171 × diferencial estimada en la superposición 1998T4-2001T3 (R² = 0,89). La validación cruzada dejando un trimestre afuera da un error típico de 102 puntos básicos, contra un desvío del EMBI de 240, y el pronóstico fuera de muestra de 2001 acierta el nivel y subestima el salto de la crisis. Con datos desde 1999, solo con el EMBI observado, la probabilidad en 2031 es 32,4% [26,6; 37,0], y H1a y H2 no cambian (Apéndice A.9).</w:t>
       </w:r>
     </w:p>
     <w:bookmarkEnd w:id="27"/>
@@ -1318,13 +1336,13 @@
           <w:b/>
           <w:bCs/>
         </w:rPr>
-        <w:t xml:space="preserve">TCRM de 1996 retropolado.</w:t>
-      </w:r>
-      <w:r>
-        <w:t xml:space="preserve"> </w:t>
-      </w:r>
-      <w:r>
-        <w:t xml:space="preserve">Resuelto (D2): queda fuera de la muestra.</w:t>
+        <w:t xml:space="preserve">TCRM de 1996 sin método documentado.</w:t>
+      </w:r>
+      <w:r>
+        <w:t xml:space="preserve"> </w:t>
+      </w:r>
+      <w:r>
+        <w:t xml:space="preserve">Resuelto (D2): se encadena hacia atrás con las variaciones del tipo de cambio real efectivo amplio del BIS, invertido; las variaciones trimestrales de los dos índices tienen una correlación de 0,92 en el período común y de 0,98 en 1997-2001.</w:t>
       </w:r>
     </w:p>
     <w:p>
@@ -1346,7 +1364,7 @@
         <w:t xml:space="preserve"> </w:t>
       </w:r>
       <w:r>
-        <w:t xml:space="preserve">Resuelto (D2): 2000T3-2025T4, 102 trimestres, en todos los documentos.</w:t>
+        <w:t xml:space="preserve">Resuelto (D2): ventana 1996-2025 en todos los documentos; las ecuaciones se estiman con 1998T2-2025T4, 111 trimestres (ver también 5.1).</w:t>
       </w:r>
     </w:p>
     <w:p>
@@ -1368,7 +1386,7 @@
         <w:t xml:space="preserve"> </w:t>
       </w:r>
       <w:r>
-        <w:t xml:space="preserve">Resuelto (D5): la variación de ese trimestre se calcula con la tasa efectiva en los dos trimestres. El desvío de la variación trimestral queda en 0,504 puntos.</w:t>
+        <w:t xml:space="preserve">Resuelto (D5): la variación de ese trimestre se calcula con la tasa efectiva en los dos trimestres. El desvío de la variación trimestral queda en 0,494 puntos.</w:t>
       </w:r>
     </w:p>
     <w:p>
@@ -1450,7 +1468,7 @@
         <w:t xml:space="preserve"> </w:t>
       </w:r>
       <w:r>
-        <w:t xml:space="preserve">Limitación declarada (Capítulo 5). El empalme afecta el nivel y no las tasas de crecimiento; la variante con datos desde 2004 da 31,9% en 2031.</w:t>
+        <w:t xml:space="preserve">Limitación declarada (Capítulo 5). El empalme afecta el nivel y no las tasas de crecimiento; la variante con datos desde 2004 da 31,6% en 2031.</w:t>
       </w:r>
     </w:p>
     <w:p>
@@ -1587,7 +1605,7 @@
         <w:t xml:space="preserve"> </w:t>
       </w:r>
       <w:r>
-        <w:t xml:space="preserve">Resuelto: el EMBI+ es de J.P. Morgan y se toma de la serie publicada por Ámbito Financiero desde 1999.</w:t>
+        <w:t xml:space="preserve">Resuelto: el EMBI es de J.P. Morgan y se toma de la serie publicada por Ámbito Financiero desde diciembre de 1998, con el empalme para 1996T1-1998T3.</w:t>
       </w:r>
     </w:p>
     <w:p>
@@ -1609,7 +1627,7 @@
         <w:t xml:space="preserve"> </w:t>
       </w:r>
       <w:r>
-        <w:t xml:space="preserve">Resuelto: el plan usa el título de D13, el perímetro de D1, la muestra de D2, la regla de rezagos de D3 y los criterios originales, y conserva el formato de la cátedra.</w:t>
+        <w:t xml:space="preserve">Resuelto: el plan usa el título de D13, el perímetro de D1, la ventana de D2, la regla de rezagos de D3 y los criterios originales, y conserva el formato de la cátedra.</w:t>
       </w:r>
     </w:p>
     <w:p>
@@ -1697,7 +1715,7 @@
         <w:t xml:space="preserve"> </w:t>
       </w:r>
       <w:r>
-        <w:t xml:space="preserve">Resuelto: la tabla completa de robustez pasó al Apéndice (A.8) y Resultados conserva una tabla corta (D14).</w:t>
+        <w:t xml:space="preserve">Resuelto: la tabla completa de robustez pasó al Apéndice (A.9) y Resultados conserva una tabla corta (D14).</w:t>
       </w:r>
     </w:p>
     <w:p>
@@ -1763,17 +1781,776 @@
         <w:t xml:space="preserve"> </w:t>
       </w:r>
       <w:r>
-        <w:t xml:space="preserve">Pendiente de verificar con el texto reescrito (sección 5).</w:t>
+        <w:t xml:space="preserve">Pendiente de verificar con el texto reescrito (sección 6).</w:t>
       </w:r>
     </w:p>
     <w:bookmarkEnd w:id="30"/>
-    <w:bookmarkStart w:id="31" w:name="qué-queda-abierto"/>
+    <w:bookmarkStart w:id="36" w:name="X655006edf61d44773cc8de2daa49fe1653dced6"/>
     <w:p>
       <w:pPr>
         <w:pStyle w:val="Heading1"/>
       </w:pPr>
       <w:r>
-        <w:t xml:space="preserve">5. Qué queda abierto</w:t>
+        <w:t xml:space="preserve">5. Revisión de un compañero del grupo (octubre de 2026)</w:t>
+      </w:r>
+    </w:p>
+    <w:p>
+      <w:pPr>
+        <w:pStyle w:val="FirstParagraph"/>
+      </w:pPr>
+      <w:r>
+        <w:t xml:space="preserve">Después de la reescritura, un compañero leyó la tesis y los documentos del grupo y encontró cinco inconsistencias. Las cinco se verificaron y se resolvieron en la versión del 17 de octubre de 2026, con el modelo reestimado sobre la ventana 1996-2025.</w:t>
+      </w:r>
+    </w:p>
+    <w:bookmarkStart w:id="31" w:name="X4c319e778e5dbfe37ae7c583519f2fa3e95bed5"/>
+    <w:p>
+      <w:pPr>
+        <w:pStyle w:val="Heading2"/>
+      </w:pPr>
+      <w:r>
+        <w:t xml:space="preserve">5.1 El período de estudio no era el mismo en todos los documentos</w:t>
+      </w:r>
+    </w:p>
+    <w:p>
+      <w:pPr>
+        <w:pStyle w:val="FirstParagraph"/>
+      </w:pPr>
+      <w:r>
+        <w:rPr>
+          <w:b/>
+          <w:bCs/>
+        </w:rPr>
+        <w:t xml:space="preserve">Crítica.</w:t>
+      </w:r>
+      <w:r>
+        <w:t xml:space="preserve"> </w:t>
+      </w:r>
+      <w:r>
+        <w:t xml:space="preserve">Unos documentos decían que el estudio empezaba en 1996, otros en 1999 y otros en 2000, y el plan de labor fechaba la estimación en otro período que los capítulos.</w:t>
+      </w:r>
+    </w:p>
+    <w:p>
+      <w:pPr>
+        <w:pStyle w:val="BodyText"/>
+      </w:pPr>
+      <w:r>
+        <w:rPr>
+          <w:b/>
+          <w:bCs/>
+        </w:rPr>
+        <w:t xml:space="preserve">Estado: Resuelto (D2 y D2b).</w:t>
+      </w:r>
+      <w:r>
+        <w:t xml:space="preserve"> </w:t>
+      </w:r>
+      <w:r>
+        <w:t xml:space="preserve">La ventana del estudio es una sola, 1996-2025, y la proyección es 2026-2035. La única aclaración técnica, en Metodología, Datos y el Apéndice, es que las ecuaciones se estiman con 1998T2-2025T4 (111 trimestres), porque los primeros trimestres de la ventana son condiciones iniciales de los rezagos. Las dos series sin dato directo en toda la ventana se completan con empalmes validados (Apéndice A.2 y Figura A.1). El EMBI de 1996T1-1998T3 sale de la tasa de préstamos interfinancieros en dólares del BCRA menos la tasa de fondos federales, con la relación estimada en la superposición 1998T4-2001T3 (R² = 0,89; error típico de 102 puntos básicos dejando un trimestre afuera; pronóstico fuera de muestra de 2001 que acierta el nivel). El TCRM de 1996 se encadena con el tipo de cambio real efectivo del BIS (correlación de las variaciones trimestrales de 0,92). Con datos desde 1999, sin empalme, la probabilidad de no estabilización en 2031 es 32,4% contra 31,8% con la ventana completa. El control automático</w:t>
+      </w:r>
+      <w:r>
+        <w:t xml:space="preserve"> </w:t>
+      </w:r>
+      <w:r>
+        <w:rPr>
+          <w:rStyle w:val="VerbatimChar"/>
+        </w:rPr>
+        <w:t xml:space="preserve">verificar_consistencia.py</w:t>
+      </w:r>
+      <w:r>
+        <w:t xml:space="preserve"> </w:t>
+      </w:r>
+      <w:r>
+        <w:t xml:space="preserve">falla si algún capítulo o el plan de labor nombra otro período.</w:t>
+      </w:r>
+    </w:p>
+    <w:bookmarkEnd w:id="31"/>
+    <w:bookmarkStart w:id="32" w:name="el-riesgo-país-tenía-varios-nombres"/>
+    <w:p>
+      <w:pPr>
+        <w:pStyle w:val="Heading2"/>
+      </w:pPr>
+      <w:r>
+        <w:t xml:space="preserve">5.2 El riesgo país tenía varios nombres</w:t>
+      </w:r>
+    </w:p>
+    <w:p>
+      <w:pPr>
+        <w:pStyle w:val="FirstParagraph"/>
+      </w:pPr>
+      <w:r>
+        <w:rPr>
+          <w:b/>
+          <w:bCs/>
+        </w:rPr>
+        <w:t xml:space="preserve">Crítica.</w:t>
+      </w:r>
+      <w:r>
+        <w:t xml:space="preserve"> </w:t>
+      </w:r>
+      <w:r>
+        <w:t xml:space="preserve">La misma variable aparecía como EMBI, con el nombre del índice anterior de J.P. Morgan (con el signo más) y con el término en inglés para el diferencial, sin cursiva.</w:t>
+      </w:r>
+    </w:p>
+    <w:p>
+      <w:pPr>
+        <w:pStyle w:val="BodyText"/>
+      </w:pPr>
+      <w:r>
+        <w:rPr>
+          <w:b/>
+          <w:bCs/>
+        </w:rPr>
+        <w:t xml:space="preserve">Estado: Resuelto (D2b).</w:t>
+      </w:r>
+      <w:r>
+        <w:t xml:space="preserve"> </w:t>
+      </w:r>
+      <w:r>
+        <w:t xml:space="preserve">En la primera mención de cada capítulo:</w:t>
+      </w:r>
+      <w:r>
+        <w:t xml:space="preserve"> </w:t>
+      </w:r>
+      <w:r>
+        <w:t xml:space="preserve">“el riesgo país, medido por el diferencial del índice EMBI de J.P. Morgan para Argentina (EMBI)”</w:t>
+      </w:r>
+      <w:r>
+        <w:t xml:space="preserve">; después, siempre EMBI.</w:t>
+      </w:r>
+      <w:r>
+        <w:t xml:space="preserve"> </w:t>
+      </w:r>
+      <w:r>
+        <w:t xml:space="preserve">“Riesgo país”</w:t>
+      </w:r>
+      <w:r>
+        <w:t xml:space="preserve"> </w:t>
+      </w:r>
+      <w:r>
+        <w:t xml:space="preserve">queda solo como concepto, y el término en inglés solo puede aparecer en la definición, en cursiva. El control automático detecta los nombres alternativos.</w:t>
+      </w:r>
+    </w:p>
+    <w:bookmarkEnd w:id="32"/>
+    <w:bookmarkStart w:id="33" w:name="X05a078b7c6021aabc02551e67eb185a8a6ecbd0"/>
+    <w:p>
+      <w:pPr>
+        <w:pStyle w:val="Heading2"/>
+      </w:pPr>
+      <w:r>
+        <w:t xml:space="preserve">5.3 La identificación se nombraba de distintas maneras</w:t>
+      </w:r>
+    </w:p>
+    <w:p>
+      <w:pPr>
+        <w:pStyle w:val="FirstParagraph"/>
+      </w:pPr>
+      <w:r>
+        <w:rPr>
+          <w:b/>
+          <w:bCs/>
+        </w:rPr>
+        <w:t xml:space="preserve">Crítica.</w:t>
+      </w:r>
+      <w:r>
+        <w:t xml:space="preserve"> </w:t>
+      </w:r>
+      <w:r>
+        <w:t xml:space="preserve">Según el capítulo, la identificación aparecía como de Blanchard y Perotti, como restricciones de impacto o como Cholesky, sin que quedara claro cuál era la principal.</w:t>
+      </w:r>
+    </w:p>
+    <w:p>
+      <w:pPr>
+        <w:pStyle w:val="BodyText"/>
+      </w:pPr>
+      <w:r>
+        <w:rPr>
+          <w:b/>
+          <w:bCs/>
+        </w:rPr>
+        <w:t xml:space="preserve">Estado: Resuelto (D2b).</w:t>
+      </w:r>
+      <w:r>
+        <w:t xml:space="preserve"> </w:t>
+      </w:r>
+      <w:r>
+        <w:t xml:space="preserve">Toda mención usa el mismo nombre: restricciones de impacto en la línea de Blanchard y Perotti (2002) para el bloque fiscal y de actividad, con un bloque cambiario y de riesgo (EMBI y TCRM) identificado en conjunto. La robustez son dos ordenamientos de Cholesky (resultado primario primero y resultado primario último). El control automático marca toda línea que nombre a Cholesky sin decir que es robustez.</w:t>
+      </w:r>
+    </w:p>
+    <w:bookmarkEnd w:id="33"/>
+    <w:bookmarkStart w:id="34" w:name="había-números-de-versiones-anteriores"/>
+    <w:p>
+      <w:pPr>
+        <w:pStyle w:val="Heading2"/>
+      </w:pPr>
+      <w:r>
+        <w:t xml:space="preserve">5.4 Había números de versiones anteriores</w:t>
+      </w:r>
+    </w:p>
+    <w:p>
+      <w:pPr>
+        <w:pStyle w:val="FirstParagraph"/>
+      </w:pPr>
+      <w:r>
+        <w:rPr>
+          <w:b/>
+          <w:bCs/>
+        </w:rPr>
+        <w:t xml:space="preserve">Crítica.</w:t>
+      </w:r>
+      <w:r>
+        <w:t xml:space="preserve"> </w:t>
+      </w:r>
+      <w:r>
+        <w:t xml:space="preserve">Algunos documentos conservaban cifras de la estimación anterior (por ejemplo, 32,8% de no estabilización en 2031 y 19 especificaciones de robustez).</w:t>
+      </w:r>
+    </w:p>
+    <w:p>
+      <w:pPr>
+        <w:pStyle w:val="BodyText"/>
+      </w:pPr>
+      <w:r>
+        <w:rPr>
+          <w:b/>
+          <w:bCs/>
+        </w:rPr>
+        <w:t xml:space="preserve">Estado: Resuelto.</w:t>
+      </w:r>
+      <w:r>
+        <w:t xml:space="preserve"> </w:t>
+      </w:r>
+      <w:r>
+        <w:t xml:space="preserve">El modelo se reestimó con la ventana 1996-2025 y todos los números salen de la hoja de números (</w:t>
+      </w:r>
+      <w:r>
+        <w:rPr>
+          <w:rStyle w:val="VerbatimChar"/>
+        </w:rPr>
+        <w:t xml:space="preserve">codigo/modelos/hoja_de_numeros.py</w:t>
+      </w:r>
+      <w:r>
+        <w:t xml:space="preserve">) y del Apéndice (</w:t>
+      </w:r>
+      <w:r>
+        <w:rPr>
+          <w:rStyle w:val="VerbatimChar"/>
+        </w:rPr>
+        <w:t xml:space="preserve">codigo/modelos/apendice_tablas.py</w:t>
+      </w:r>
+      <w:r>
+        <w:t xml:space="preserve">). La probabilidad principal en 2031 es 31,8% [25,2; 36,4], H1a da 78,3 puntos [57,3; 87,9] y hay 20 especificaciones. El 32,8% ya no aparece en ningún documento: era una cifra de la estimación anterior. El control automático marca todo número con decimales que no esté en la hoja de números, el Apéndice o las decisiones finales.</w:t>
+      </w:r>
+    </w:p>
+    <w:bookmarkEnd w:id="34"/>
+    <w:bookmarkStart w:id="35" w:name="los-cambios-no-se-veían-en-github"/>
+    <w:p>
+      <w:pPr>
+        <w:pStyle w:val="Heading2"/>
+      </w:pPr>
+      <w:r>
+        <w:t xml:space="preserve">5.5 Los cambios no se veían en GitHub</w:t>
+      </w:r>
+    </w:p>
+    <w:p>
+      <w:pPr>
+        <w:pStyle w:val="FirstParagraph"/>
+      </w:pPr>
+      <w:r>
+        <w:rPr>
+          <w:b/>
+          <w:bCs/>
+        </w:rPr>
+        <w:t xml:space="preserve">Crítica.</w:t>
+      </w:r>
+      <w:r>
+        <w:t xml:space="preserve"> </w:t>
+      </w:r>
+      <w:r>
+        <w:t xml:space="preserve">Los</w:t>
+      </w:r>
+      <w:r>
+        <w:t xml:space="preserve"> </w:t>
+      </w:r>
+      <w:r>
+        <w:rPr>
+          <w:i/>
+          <w:iCs/>
+        </w:rPr>
+        <w:t xml:space="preserve">commits</w:t>
+      </w:r>
+      <w:r>
+        <w:t xml:space="preserve"> </w:t>
+      </w:r>
+      <w:r>
+        <w:t xml:space="preserve">no aparecían en la rama por defecto del repositorio, de modo que el grupo veía una versión vieja.</w:t>
+      </w:r>
+    </w:p>
+    <w:p>
+      <w:pPr>
+        <w:pStyle w:val="BodyText"/>
+      </w:pPr>
+      <w:r>
+        <w:rPr>
+          <w:b/>
+          <w:bCs/>
+        </w:rPr>
+        <w:t xml:space="preserve">Estado: Resuelto.</w:t>
+      </w:r>
+      <w:r>
+        <w:t xml:space="preserve"> </w:t>
+      </w:r>
+      <w:r>
+        <w:t xml:space="preserve">El trabajo estaba en la rama</w:t>
+      </w:r>
+      <w:r>
+        <w:t xml:space="preserve"> </w:t>
+      </w:r>
+      <w:r>
+        <w:rPr>
+          <w:rStyle w:val="VerbatimChar"/>
+        </w:rPr>
+        <w:t xml:space="preserve">var-restringido</w:t>
+      </w:r>
+      <w:r>
+        <w:t xml:space="preserve">. La rama se fusiona con</w:t>
+      </w:r>
+      <w:r>
+        <w:t xml:space="preserve"> </w:t>
+      </w:r>
+      <w:r>
+        <w:rPr>
+          <w:rStyle w:val="VerbatimChar"/>
+        </w:rPr>
+        <w:t xml:space="preserve">main</w:t>
+      </w:r>
+      <w:r>
+        <w:t xml:space="preserve">, que es la que muestra GitHub por defecto.</w:t>
+      </w:r>
+    </w:p>
+    <w:bookmarkEnd w:id="35"/>
+    <w:bookmarkEnd w:id="36"/>
+    <w:bookmarkStart w:id="38" w:name="X0384e98416276f275ddf82d1598e1ae2814f9a6"/>
+    <w:p>
+      <w:pPr>
+        <w:pStyle w:val="Heading1"/>
+      </w:pPr>
+      <w:r>
+        <w:t xml:space="preserve">6. Error propio detectado en la lectura final</w:t>
+      </w:r>
+    </w:p>
+    <w:bookmarkStart w:id="37" w:name="X76d799005f4c735e7bc726434ee843391dcfe59"/>
+    <w:p>
+      <w:pPr>
+        <w:pStyle w:val="Heading2"/>
+      </w:pPr>
+      <w:r>
+        <w:t xml:space="preserve">6.1 La justificación del resultado primario con rentas era falsa</w:t>
+      </w:r>
+    </w:p>
+    <w:p>
+      <w:pPr>
+        <w:pStyle w:val="FirstParagraph"/>
+      </w:pPr>
+      <w:r>
+        <w:rPr>
+          <w:b/>
+          <w:bCs/>
+        </w:rPr>
+        <w:t xml:space="preserve">Crítica.</w:t>
+      </w:r>
+      <w:r>
+        <w:t xml:space="preserve"> </w:t>
+      </w:r>
+      <w:r>
+        <w:t xml:space="preserve">Error propio detectado en la lectura final: la justificación del resultado primario con rentas era falsa (el FMI excluye las utilidades del BCRA); se corrigió a una definición única sin rentas; los resultados casi no cambian. La versión anterior usaba para la deuda federal el resultado primario con rentas de la propiedad y lo presentaba como la definición del FMI para el gobierno federal, apoyada en la coincidencia con el resultado primario del FMI en 2024 y 2025. El FMI excluye de su resultado primario las transferencias de utilidades del BCRA (FMI, 2026, cuadro 1, nota 4), de modo que esa coincidencia no probaba que la definición fuera la misma.</w:t>
+      </w:r>
+    </w:p>
+    <w:p>
+      <w:pPr>
+        <w:pStyle w:val="BodyText"/>
+      </w:pPr>
+      <w:r>
+        <w:rPr>
+          <w:b/>
+          <w:bCs/>
+        </w:rPr>
+        <w:t xml:space="preserve">Estado: Resuelto (D4).</w:t>
+      </w:r>
+      <w:r>
+        <w:t xml:space="preserve"> </w:t>
+      </w:r>
+      <w:r>
+        <w:t xml:space="preserve">Una sola definición para toda la tesis: el resultado primario del Sector Público Nacional sin rentas de la propiedad. La fuente pública del MECON no separa las transferencias de utilidades del BCRA del resto de las rentas de la propiedad, y la serie sin rentas es la que las deja afuera. En el perímetro consolidado esas utilidades también son un flujo interno. La serie con rentas queda como robustez. Se eliminaron del texto la idea de que la definición depende del perímetro y las comparaciones con el FMI de 2024 y 2025. Cambio en los resultados de la especificación principal, de la versión con rentas a la versión sin rentas:</w:t>
+      </w:r>
+    </w:p>
+    <w:tbl>
+      <w:tblPr>
+        <w:tblStyle w:val="Table"/>
+        <w:tblW w:type="pct" w:w="5000"/>
+        <w:tblLayout w:type="fixed"/>
+        <w:tblLook w:firstRow="1" w:lastRow="0" w:firstColumn="0" w:lastColumn="0" w:noHBand="0" w:noVBand="0" w:val="0020"/>
+        <w:tblBorders>
+          <w:top w:val="single" w:sz="4" w:color="808080"/>
+          <w:left w:val="single" w:sz="4" w:color="808080"/>
+          <w:bottom w:val="single" w:sz="4" w:color="808080"/>
+          <w:right w:val="single" w:sz="4" w:color="808080"/>
+          <w:insideH w:val="single" w:sz="4" w:color="808080"/>
+          <w:insideV w:val="single" w:sz="4" w:color="808080"/>
+        </w:tblBorders>
+      </w:tblPr>
+      <w:tblGrid>
+        <w:gridCol w:w="2640"/>
+        <w:gridCol w:w="2640"/>
+        <w:gridCol w:w="2640"/>
+      </w:tblGrid>
+      <w:tr>
+        <w:trPr>
+          <w:tblHeader w:val="on"/>
+        </w:trPr>
+        <w:tc>
+          <w:tcPr/>
+          <w:p>
+            <w:pPr>
+              <w:pStyle w:val="Compact"/>
+            </w:pPr>
+            <w:r>
+              <w:rPr>
+                <w:rFonts w:ascii="Calibri" w:hAnsi="Calibri"/>
+                <w:sz w:val="20"/>
+              </w:rPr>
+              <w:t xml:space="preserve">Medida</w:t>
+            </w:r>
+          </w:p>
+        </w:tc>
+        <w:tc>
+          <w:tcPr/>
+          <w:p>
+            <w:pPr>
+              <w:pStyle w:val="Compact"/>
+            </w:pPr>
+            <w:r>
+              <w:rPr>
+                <w:rFonts w:ascii="Calibri" w:hAnsi="Calibri"/>
+                <w:sz w:val="20"/>
+              </w:rPr>
+              <w:t xml:space="preserve">Con rentas (versión anterior)</w:t>
+            </w:r>
+          </w:p>
+        </w:tc>
+        <w:tc>
+          <w:tcPr/>
+          <w:p>
+            <w:pPr>
+              <w:pStyle w:val="Compact"/>
+            </w:pPr>
+            <w:r>
+              <w:rPr>
+                <w:rFonts w:ascii="Calibri" w:hAnsi="Calibri"/>
+                <w:sz w:val="20"/>
+              </w:rPr>
+              <w:t xml:space="preserve">Sin rentas (versión actual)</w:t>
+            </w:r>
+          </w:p>
+        </w:tc>
+      </w:tr>
+      <w:tr>
+        <w:tc>
+          <w:tcPr/>
+          <w:p>
+            <w:pPr>
+              <w:pStyle w:val="Compact"/>
+            </w:pPr>
+            <w:r>
+              <w:rPr>
+                <w:rFonts w:ascii="Calibri" w:hAnsi="Calibri"/>
+                <w:sz w:val="20"/>
+              </w:rPr>
+              <w:t xml:space="preserve">No estabilización 2031 (%)</w:t>
+            </w:r>
+          </w:p>
+        </w:tc>
+        <w:tc>
+          <w:tcPr/>
+          <w:p>
+            <w:pPr>
+              <w:pStyle w:val="Compact"/>
+            </w:pPr>
+            <w:r>
+              <w:rPr>
+                <w:rFonts w:ascii="Calibri" w:hAnsi="Calibri"/>
+                <w:sz w:val="20"/>
+              </w:rPr>
+              <w:t xml:space="preserve">32,0 [25,7; 35,9]</w:t>
+            </w:r>
+          </w:p>
+        </w:tc>
+        <w:tc>
+          <w:tcPr/>
+          <w:p>
+            <w:pPr>
+              <w:pStyle w:val="Compact"/>
+            </w:pPr>
+            <w:r>
+              <w:rPr>
+                <w:rFonts w:ascii="Calibri" w:hAnsi="Calibri"/>
+                <w:sz w:val="20"/>
+              </w:rPr>
+              <w:t xml:space="preserve">31,8 [25,2; 36,4]</w:t>
+            </w:r>
+          </w:p>
+        </w:tc>
+      </w:tr>
+      <w:tr>
+        <w:tc>
+          <w:tcPr/>
+          <w:p>
+            <w:pPr>
+              <w:pStyle w:val="Compact"/>
+            </w:pPr>
+            <w:r>
+              <w:rPr>
+                <w:rFonts w:ascii="Calibri" w:hAnsi="Calibri"/>
+                <w:sz w:val="20"/>
+              </w:rPr>
+              <w:t xml:space="preserve">No estabilización 2035 (%)</w:t>
+            </w:r>
+          </w:p>
+        </w:tc>
+        <w:tc>
+          <w:tcPr/>
+          <w:p>
+            <w:pPr>
+              <w:pStyle w:val="Compact"/>
+            </w:pPr>
+            <w:r>
+              <w:rPr>
+                <w:rFonts w:ascii="Calibri" w:hAnsi="Calibri"/>
+                <w:sz w:val="20"/>
+              </w:rPr>
+              <w:t xml:space="preserve">31,3 [27,4; 36,2]</w:t>
+            </w:r>
+          </w:p>
+        </w:tc>
+        <w:tc>
+          <w:tcPr/>
+          <w:p>
+            <w:pPr>
+              <w:pStyle w:val="Compact"/>
+            </w:pPr>
+            <w:r>
+              <w:rPr>
+                <w:rFonts w:ascii="Calibri" w:hAnsi="Calibri"/>
+                <w:sz w:val="20"/>
+              </w:rPr>
+              <w:t xml:space="preserve">31,0 [26,8; 35,6]</w:t>
+            </w:r>
+          </w:p>
+        </w:tc>
+      </w:tr>
+      <w:tr>
+        <w:tc>
+          <w:tcPr/>
+          <w:p>
+            <w:pPr>
+              <w:pStyle w:val="Compact"/>
+            </w:pPr>
+            <w:r>
+              <w:rPr>
+                <w:rFonts w:ascii="Calibri" w:hAnsi="Calibri"/>
+                <w:sz w:val="20"/>
+              </w:rPr>
+              <w:t xml:space="preserve">H1a, no fiscal menos fiscal (puntos)</w:t>
+            </w:r>
+          </w:p>
+        </w:tc>
+        <w:tc>
+          <w:tcPr/>
+          <w:p>
+            <w:pPr>
+              <w:pStyle w:val="Compact"/>
+            </w:pPr>
+            <w:r>
+              <w:rPr>
+                <w:rFonts w:ascii="Calibri" w:hAnsi="Calibri"/>
+                <w:sz w:val="20"/>
+              </w:rPr>
+              <w:t xml:space="preserve">85,0 [70,3; 93,9]</w:t>
+            </w:r>
+          </w:p>
+        </w:tc>
+        <w:tc>
+          <w:tcPr/>
+          <w:p>
+            <w:pPr>
+              <w:pStyle w:val="Compact"/>
+            </w:pPr>
+            <w:r>
+              <w:rPr>
+                <w:rFonts w:ascii="Calibri" w:hAnsi="Calibri"/>
+                <w:sz w:val="20"/>
+              </w:rPr>
+              <w:t xml:space="preserve">78,3 [57,3; 87,9]</w:t>
+            </w:r>
+          </w:p>
+        </w:tc>
+      </w:tr>
+      <w:tr>
+        <w:tc>
+          <w:tcPr/>
+          <w:p>
+            <w:pPr>
+              <w:pStyle w:val="Compact"/>
+            </w:pPr>
+            <w:r>
+              <w:rPr>
+                <w:rFonts w:ascii="Calibri" w:hAnsi="Calibri"/>
+                <w:sz w:val="20"/>
+              </w:rPr>
+              <w:t xml:space="preserve">Senda de la FED, probabilidad 2035 (pp)</w:t>
+            </w:r>
+          </w:p>
+        </w:tc>
+        <w:tc>
+          <w:tcPr/>
+          <w:p>
+            <w:pPr>
+              <w:pStyle w:val="Compact"/>
+            </w:pPr>
+            <w:r>
+              <w:rPr>
+                <w:rFonts w:ascii="Calibri" w:hAnsi="Calibri"/>
+                <w:sz w:val="20"/>
+              </w:rPr>
+              <w:t xml:space="preserve">11,3 [5,3; 19,0]</w:t>
+            </w:r>
+          </w:p>
+        </w:tc>
+        <w:tc>
+          <w:tcPr/>
+          <w:p>
+            <w:pPr>
+              <w:pStyle w:val="Compact"/>
+            </w:pPr>
+            <w:r>
+              <w:rPr>
+                <w:rFonts w:ascii="Calibri" w:hAnsi="Calibri"/>
+                <w:sz w:val="20"/>
+              </w:rPr>
+              <w:t xml:space="preserve">9,7 [4,2; 16,0]</w:t>
+            </w:r>
+          </w:p>
+        </w:tc>
+      </w:tr>
+      <w:tr>
+        <w:tc>
+          <w:tcPr/>
+          <w:p>
+            <w:pPr>
+              <w:pStyle w:val="Compact"/>
+            </w:pPr>
+            <w:r>
+              <w:rPr>
+                <w:rFonts w:ascii="Calibri" w:hAnsi="Calibri"/>
+                <w:sz w:val="20"/>
+              </w:rPr>
+              <w:t xml:space="preserve">Senda de la FED, deuda 2035 (pp del PIB)</w:t>
+            </w:r>
+          </w:p>
+        </w:tc>
+        <w:tc>
+          <w:tcPr/>
+          <w:p>
+            <w:pPr>
+              <w:pStyle w:val="Compact"/>
+            </w:pPr>
+            <w:r>
+              <w:rPr>
+                <w:rFonts w:ascii="Calibri" w:hAnsi="Calibri"/>
+                <w:sz w:val="20"/>
+              </w:rPr>
+              <w:t xml:space="preserve">11,7 [2,1; 21,2]</w:t>
+            </w:r>
+          </w:p>
+        </w:tc>
+        <w:tc>
+          <w:tcPr/>
+          <w:p>
+            <w:pPr>
+              <w:pStyle w:val="Compact"/>
+            </w:pPr>
+            <w:r>
+              <w:rPr>
+                <w:rFonts w:ascii="Calibri" w:hAnsi="Calibri"/>
+                <w:sz w:val="20"/>
+              </w:rPr>
+              <w:t xml:space="preserve">9,0 [0,3; 16,2]</w:t>
+            </w:r>
+          </w:p>
+        </w:tc>
+      </w:tr>
+      <w:tr>
+        <w:tc>
+          <w:tcPr/>
+          <w:p>
+            <w:pPr>
+              <w:pStyle w:val="Compact"/>
+            </w:pPr>
+            <w:r>
+              <w:rPr>
+                <w:rFonts w:ascii="Calibri" w:hAnsi="Calibri"/>
+                <w:sz w:val="20"/>
+              </w:rPr>
+              <w:t xml:space="preserve">Máximo histórico del resultado primario (% del PIB) y probabilidad 2031 con ese máximo</w:t>
+            </w:r>
+          </w:p>
+        </w:tc>
+        <w:tc>
+          <w:tcPr/>
+          <w:p>
+            <w:pPr>
+              <w:pStyle w:val="Compact"/>
+            </w:pPr>
+            <w:r>
+              <w:rPr>
+                <w:rFonts w:ascii="Calibri" w:hAnsi="Calibri"/>
+                <w:sz w:val="20"/>
+              </w:rPr>
+              <w:t xml:space="preserve">3,58 y 24,5%</w:t>
+            </w:r>
+          </w:p>
+        </w:tc>
+        <w:tc>
+          <w:tcPr/>
+          <w:p>
+            <w:pPr>
+              <w:pStyle w:val="Compact"/>
+            </w:pPr>
+            <w:r>
+              <w:rPr>
+                <w:rFonts w:ascii="Calibri" w:hAnsi="Calibri"/>
+                <w:sz w:val="20"/>
+              </w:rPr>
+              <w:t xml:space="preserve">3,29 y 26,1%</w:t>
+            </w:r>
+          </w:p>
+        </w:tc>
+      </w:tr>
+    </w:tbl>
+    <w:p>
+      <w:pPr>
+        <w:pStyle w:val="BodyText"/>
+      </w:pPr>
+      <w:r>
+        <w:t xml:space="preserve">Las conclusiones de H1a, H1b y H2 no cambian: H1a y H1b se cumplen en las 20 especificaciones y H2 se respalda en el efecto de la senda sobre la probabilidad. Lo que sí cambia es la robustez del efecto sobre la deuda esperada, que ahora excluye el cero en 9 de 20 especificaciones, y la proporción del costo directo en ese efecto, que pasa a 96% (8,6 de 9,0 puntos). Los números de la columna con rentas figuran solo en este registro.</w:t>
+      </w:r>
+    </w:p>
+    <w:bookmarkEnd w:id="37"/>
+    <w:bookmarkEnd w:id="38"/>
+    <w:bookmarkStart w:id="39" w:name="qué-queda-abierto"/>
+    <w:p>
+      <w:pPr>
+        <w:pStyle w:val="Heading1"/>
+      </w:pPr>
+      <w:r>
+        <w:t xml:space="preserve">7. Qué queda abierto</w:t>
       </w:r>
     </w:p>
     <w:p>
@@ -1785,7 +2562,7 @@
         </w:numPr>
       </w:pPr>
       <w:r>
-        <w:t xml:space="preserve">Validación del grupo de D1 (deuda federal bruta como especificación principal y consolidada como extensión).</w:t>
+        <w:t xml:space="preserve">Validación del grupo de D1 (deuda federal bruta como especificación principal y deuda consolidada con el BCRA como extensión).</w:t>
       </w:r>
     </w:p>
     <w:p>
@@ -1797,7 +2574,7 @@
         </w:numPr>
       </w:pPr>
       <w:r>
-        <w:t xml:space="preserve">Validación del grupo de D2 (datos desde 1999).</w:t>
+        <w:t xml:space="preserve">Validación del grupo de D13 (título).</w:t>
       </w:r>
     </w:p>
     <w:p>
@@ -1809,18 +2586,6 @@
         </w:numPr>
       </w:pPr>
       <w:r>
-        <w:t xml:space="preserve">Validación del grupo de D13 (título).</w:t>
-      </w:r>
-    </w:p>
-    <w:p>
-      <w:pPr>
-        <w:pStyle w:val="Compact"/>
-        <w:numPr>
-          <w:ilvl w:val="0"/>
-          <w:numId w:val="1005"/>
-        </w:numPr>
-      </w:pPr>
-      <w:r>
         <w:t xml:space="preserve">Recorte a unas 60 páginas, si después de la reescritura todavía hace falta.</w:t>
       </w:r>
     </w:p>
@@ -1829,10 +2594,10 @@
         <w:pStyle w:val="FirstParagraph"/>
       </w:pPr>
       <w:r>
-        <w:t xml:space="preserve">Las limitaciones declaradas no están pendientes: son límites del alcance de la tesis y se informan en el texto.</w:t>
-      </w:r>
-    </w:p>
-    <w:bookmarkEnd w:id="31"/>
+        <w:t xml:space="preserve">La ventana 1996-2025 (D2) ya no está abierta: es una decisión del grupo. Las limitaciones declaradas no están pendientes: son límites del alcance de la tesis y se informan en el texto.</w:t>
+      </w:r>
+    </w:p>
+    <w:bookmarkEnd w:id="39"/>
     <w:sectPr>
       <w:footnotePr>
         <w:numRestart w:val="eachSect"/>

--- a/tesis_oficial_borradores/para_el_grupo/Revision_critica.docx
+++ b/tesis_oficial_borradores/para_el_grupo/Revision_critica.docx
@@ -7,10 +7,82 @@
         <w:pStyle w:val="Title"/>
       </w:pPr>
       <w:r>
-        <w:t xml:space="preserve">Revisión crítica de la tesis y del plan de labor: registro y resolución</w:t>
-      </w:r>
-    </w:p>
-    <w:bookmarkStart w:id="9" w:name="para-qué-es-este-documento"/>
+        <w:t xml:space="preserve">Revisión</w:t>
+      </w:r>
+      <w:r>
+        <w:t xml:space="preserve"> </w:t>
+      </w:r>
+      <w:r>
+        <w:t xml:space="preserve">crítica</w:t>
+      </w:r>
+      <w:r>
+        <w:t xml:space="preserve"> </w:t>
+      </w:r>
+      <w:r>
+        <w:t xml:space="preserve">de</w:t>
+      </w:r>
+      <w:r>
+        <w:t xml:space="preserve"> </w:t>
+      </w:r>
+      <w:r>
+        <w:t xml:space="preserve">la</w:t>
+      </w:r>
+      <w:r>
+        <w:t xml:space="preserve"> </w:t>
+      </w:r>
+      <w:r>
+        <w:t xml:space="preserve">tesis</w:t>
+      </w:r>
+      <w:r>
+        <w:t xml:space="preserve"> </w:t>
+      </w:r>
+      <w:r>
+        <w:t xml:space="preserve">y</w:t>
+      </w:r>
+      <w:r>
+        <w:t xml:space="preserve"> </w:t>
+      </w:r>
+      <w:r>
+        <w:t xml:space="preserve">del</w:t>
+      </w:r>
+      <w:r>
+        <w:t xml:space="preserve"> </w:t>
+      </w:r>
+      <w:r>
+        <w:t xml:space="preserve">plan</w:t>
+      </w:r>
+      <w:r>
+        <w:t xml:space="preserve"> </w:t>
+      </w:r>
+      <w:r>
+        <w:t xml:space="preserve">de</w:t>
+      </w:r>
+      <w:r>
+        <w:t xml:space="preserve"> </w:t>
+      </w:r>
+      <w:r>
+        <w:t xml:space="preserve">labor:</w:t>
+      </w:r>
+      <w:r>
+        <w:t xml:space="preserve"> </w:t>
+      </w:r>
+      <w:r>
+        <w:t xml:space="preserve">registro</w:t>
+      </w:r>
+      <w:r>
+        <w:t xml:space="preserve"> </w:t>
+      </w:r>
+      <w:r>
+        <w:t xml:space="preserve">y</w:t>
+      </w:r>
+      <w:r>
+        <w:t xml:space="preserve"> </w:t>
+      </w:r>
+      <w:r>
+        <w:t xml:space="preserve">resolución</w:t>
+      </w:r>
+    </w:p>
+    <w:bookmarkStart w:id="20" w:name="para-qué-es-este-documento"/>
     <w:p>
       <w:pPr>
         <w:pStyle w:val="Heading1"/>
@@ -37,16 +109,16 @@
     </w:p>
     <w:p>
       <w:pPr>
-        <w:pStyle w:val="Compact"/>
         <w:numPr>
           <w:ilvl w:val="0"/>
           <w:numId w:val="1001"/>
         </w:numPr>
-      </w:pPr>
-      <w:r>
-        <w:rPr>
-          <w:b/>
-          <w:bCs/>
+        <w:pStyle w:val="Compact"/>
+      </w:pPr>
+      <w:r>
+        <w:rPr>
+          <w:bCs/>
+          <w:b/>
         </w:rPr>
         <w:t xml:space="preserve">Resuelto:</w:t>
       </w:r>
@@ -59,16 +131,16 @@
     </w:p>
     <w:p>
       <w:pPr>
-        <w:pStyle w:val="Compact"/>
         <w:numPr>
           <w:ilvl w:val="0"/>
           <w:numId w:val="1001"/>
         </w:numPr>
-      </w:pPr>
-      <w:r>
-        <w:rPr>
-          <w:b/>
-          <w:bCs/>
+        <w:pStyle w:val="Compact"/>
+      </w:pPr>
+      <w:r>
+        <w:rPr>
+          <w:bCs/>
+          <w:b/>
         </w:rPr>
         <w:t xml:space="preserve">Limitación declarada:</w:t>
       </w:r>
@@ -87,8 +159,8 @@
         <w:t xml:space="preserve">Lo único que queda abierto es la validación del grupo de D1 y D13 y el recorte a unas 60 páginas, si todavía hace falta (sección 7).</w:t>
       </w:r>
     </w:p>
-    <w:bookmarkEnd w:id="9"/>
-    <w:bookmarkStart w:id="15" w:name="problemas-de-fondo"/>
+    <w:bookmarkEnd w:id="20"/>
+    <w:bookmarkStart w:id="26" w:name="problemas-de-fondo"/>
     <w:p>
       <w:pPr>
         <w:pStyle w:val="Heading1"/>
@@ -97,7 +169,7 @@
         <w:t xml:space="preserve">1. Problemas de fondo</w:t>
       </w:r>
     </w:p>
-    <w:bookmarkStart w:id="10" w:name="X73adea8d206661e029a5cf7ec3ff1b17fe919a9"/>
+    <w:bookmarkStart w:id="21" w:name="X73adea8d206661e029a5cf7ec3ff1b17fe919a9"/>
     <w:p>
       <w:pPr>
         <w:pStyle w:val="Heading2"/>
@@ -112,8 +184,8 @@
       </w:pPr>
       <w:r>
         <w:rPr>
-          <w:b/>
-          <w:bCs/>
+          <w:bCs/>
+          <w:b/>
         </w:rPr>
         <w:t xml:space="preserve">Crítica.</w:t>
       </w:r>
@@ -130,8 +202,8 @@
       </w:pPr>
       <w:r>
         <w:rPr>
-          <w:b/>
-          <w:bCs/>
+          <w:bCs/>
+          <w:b/>
         </w:rPr>
         <w:t xml:space="preserve">Estado: Resuelto (D10 y D12).</w:t>
       </w:r>
@@ -139,15 +211,91 @@
         <w:t xml:space="preserve"> </w:t>
       </w:r>
       <w:r>
-        <w:t xml:space="preserve">H1a vuelve a su criterio original: la contribución de los</w:t>
-      </w:r>
-      <w:r>
-        <w:t xml:space="preserve"> </w:t>
-      </w:r>
-      <w:r>
-        <w:rPr>
+        <w:t xml:space="preserve">H1a se contrasta con su criterio original, la contribución de los</w:t>
+      </w:r>
+      <w:r>
+        <w:t xml:space="preserve"> </w:t>
+      </w:r>
+      <w:r>
+        <w:rPr>
+          <w:iCs/>
           <w:i/>
+        </w:rPr>
+        <w:t xml:space="preserve">shocks</w:t>
+      </w:r>
+      <w:r>
+        <w:t xml:space="preserve"> </w:t>
+      </w:r>
+      <w:r>
+        <w:t xml:space="preserve">no fiscales a la varianza de la deuda en 2035 frente a la del</w:t>
+      </w:r>
+      <w:r>
+        <w:t xml:space="preserve"> </w:t>
+      </w:r>
+      <w:r>
+        <w:rPr>
           <w:iCs/>
+          <w:i/>
+        </w:rPr>
+        <w:t xml:space="preserve">shock</w:t>
+      </w:r>
+      <w:r>
+        <w:t xml:space="preserve"> </w:t>
+      </w:r>
+      <w:r>
+        <w:t xml:space="preserve">fiscal, con un intervalo de 90% que excluye el cero: 96,8 puntos [90,8; 99,8], en las 21 especificaciones (menor límite inferior: 67,3, sin binarias presidenciales). Por la revisión del equipo del 15/10 se le agregó una segunda condición escrita, la suficiencia del superávit, que contrasta lo que la hipótesis afirma: con el resultado primario de 2031 en su máximo histórico, la probabilidad sigue en 23,0%, muy por encima del 1% del FMI. H2 conserva su criterio, con 2035 como horizonte, y una regla escrita para el respaldo parcial. Los dos tamaños del</w:t>
+      </w:r>
+      <w:r>
+        <w:t xml:space="preserve"> </w:t>
+      </w:r>
+      <w:r>
+        <w:rPr>
+          <w:iCs/>
+          <w:i/>
+        </w:rPr>
+        <w:t xml:space="preserve">shock</w:t>
+      </w:r>
+      <w:r>
+        <w:t xml:space="preserve"> </w:t>
+      </w:r>
+      <w:r>
+        <w:t xml:space="preserve">de la FED tienen una justificación externa a los resultados: un desvío estándar y la repetición del episodio de 2022-2025.</w:t>
+      </w:r>
+    </w:p>
+    <w:bookmarkEnd w:id="21"/>
+    <w:bookmarkStart w:id="22" w:name="X5900c22b7869c1a65f95ade1fe71c499aeaaccf"/>
+    <w:p>
+      <w:pPr>
+        <w:pStyle w:val="Heading2"/>
+      </w:pPr>
+      <w:r>
+        <w:t xml:space="preserve">1.2 La comparación con el FMI (H1b) no estaba validada</w:t>
+      </w:r>
+    </w:p>
+    <w:p>
+      <w:pPr>
+        <w:pStyle w:val="FirstParagraph"/>
+      </w:pPr>
+      <w:r>
+        <w:rPr>
+          <w:bCs/>
+          <w:b/>
+        </w:rPr>
+        <w:t xml:space="preserve">Crítica.</w:t>
+      </w:r>
+      <w:r>
+        <w:t xml:space="preserve"> </w:t>
+      </w:r>
+      <w:r>
+        <w:t xml:space="preserve">La tesis comparaba una probabilidad calculada sobre la deuda consolidada con el BCRA con la del FMI para la deuda federal bruta, con otro punto de partida. El procedimiento de</w:t>
+      </w:r>
+      <w:r>
+        <w:t xml:space="preserve"> </w:t>
+      </w:r>
+      <w:r>
+        <w:rPr>
+          <w:iCs/>
+          <w:i/>
         </w:rPr>
         <w:t xml:space="preserve">shocks</w:t>
       </w:r>
@@ -155,15 +303,305 @@
         <w:t xml:space="preserve"> </w:t>
       </w:r>
       <w:r>
-        <w:t xml:space="preserve">no fiscales a la varianza de la deuda en 2035 supera a la del</w:t>
-      </w:r>
-      <w:r>
-        <w:t xml:space="preserve"> </w:t>
-      </w:r>
-      <w:r>
-        <w:rPr>
+        <w:t xml:space="preserve">del FMI aplicado a los datos de la tesis no reproducía el 1%. Un evaluador podía sostener que H1b se cumplía casi por construcción y que no era una hipótesis en sentido estricto.</w:t>
+      </w:r>
+    </w:p>
+    <w:p>
+      <w:pPr>
+        <w:pStyle w:val="BodyText"/>
+      </w:pPr>
+      <w:r>
+        <w:rPr>
+          <w:bCs/>
+          <w:b/>
+        </w:rPr>
+        <w:t xml:space="preserve">Estado: Resuelto en el perímetro (D1 y D11); la métrica quedó abierta (D16, sección 9).</w:t>
+      </w:r>
+      <w:r>
+        <w:t xml:space="preserve"> </w:t>
+      </w:r>
+      <w:r>
+        <w:t xml:space="preserve">H1b compara ahora con el mismo perímetro, el mismo punto de partida (80,3% del PIB), el mismo escenario y el mismo horizonte del FMI. La métrica no era la misma: con la métrica anual de la tesis, 27,7% [20,6; 34,7] en 2031 y 29,0% [25,0; 36,1] en 2035 (con Bonferroni, límites inferiores de 19,0 y 24,1; se cumple en las 21 especificaciones); con la definición operativa del FMI, 3,1% [0,0; 6,3] y 5,1% [0,0; 10,2], y no se cumple. La hipótesis se presenta con el mismo esquema que las otras (unidad de análisis, variables, relación esperada y criterio de contraste). El argumento de que se cumple por construcción no se sostiene: el abanico del FMI es más ancho que el nuestro (71,5 puntos contra 46,6 en 2031) y aun así da 1%.</w:t>
+      </w:r>
+    </w:p>
+    <w:p>
+      <w:pPr>
+        <w:pStyle w:val="BodyText"/>
+      </w:pPr>
+      <w:r>
+        <w:rPr>
+          <w:bCs/>
+          <w:b/>
+        </w:rPr>
+        <w:t xml:space="preserve">Limitación declarada (Capítulo 7 y Guía de defensa).</w:t>
+      </w:r>
+      <w:r>
+        <w:t xml:space="preserve"> </w:t>
+      </w:r>
+      <w:r>
+        <w:t xml:space="preserve">Con el procedimiento de</w:t>
+      </w:r>
+      <w:r>
+        <w:t xml:space="preserve"> </w:t>
+      </w:r>
+      <w:r>
+        <w:rPr>
+          <w:iCs/>
           <w:i/>
+        </w:rPr>
+        <w:t xml:space="preserve">shocks</w:t>
+      </w:r>
+      <w:r>
+        <w:t xml:space="preserve"> </w:t>
+      </w:r>
+      <w:r>
+        <w:t xml:space="preserve">del FMI aplicado a la historia argentina de la ventana, sobre el mismo perímetro, se obtiene 24,1% en 2031 y un ancho de 148,4: tampoco se reproduce el 1%. La diferencia proviene de la distribución de</w:t>
+      </w:r>
+      <w:r>
+        <w:t xml:space="preserve"> </w:t>
+      </w:r>
+      <w:r>
+        <w:rPr>
           <w:iCs/>
+          <w:i/>
+        </w:rPr>
+        <w:t xml:space="preserve">shocks</w:t>
+      </w:r>
+      <w:r>
+        <w:t xml:space="preserve"> </w:t>
+      </w:r>
+      <w:r>
+        <w:t xml:space="preserve">que usa el FMI, que no publica. El propio FMI reconoce que sus abanicos subestiman la incertidumbre porque no incluyen retroalimentación y fijan la composición por monedas (FMI, 2021, anexo VI, párr. 6). La tesis no atribuye la brecha a una causa que no puede verificar.</w:t>
+      </w:r>
+    </w:p>
+    <w:bookmarkEnd w:id="22"/>
+    <w:bookmarkStart w:id="23" w:name="X37b8f2c605a0932e7edf2786bce4c1df309a7c9"/>
+    <w:p>
+      <w:pPr>
+        <w:pStyle w:val="Heading2"/>
+      </w:pPr>
+      <w:r>
+        <w:t xml:space="preserve">1.3 El escenario base del FMI se aplicaba a otra deuda</w:t>
+      </w:r>
+    </w:p>
+    <w:p>
+      <w:pPr>
+        <w:pStyle w:val="FirstParagraph"/>
+      </w:pPr>
+      <w:r>
+        <w:rPr>
+          <w:bCs/>
+          <w:b/>
+        </w:rPr>
+        <w:t xml:space="preserve">Crítica.</w:t>
+      </w:r>
+      <w:r>
+        <w:t xml:space="preserve"> </w:t>
+      </w:r>
+      <w:r>
+        <w:t xml:space="preserve">El escenario del FMI está construido para la deuda federal bruta y se aplicaba a la deuda consolidada con el BCRA. El ajuste</w:t>
+      </w:r>
+      <w:r>
+        <w:t xml:space="preserve"> </w:t>
+      </w:r>
+      <w:r>
+        <w:rPr>
+          <w:iCs/>
+          <w:i/>
+        </w:rPr>
+        <w:t xml:space="preserve">stock</w:t>
+      </w:r>
+      <w:r>
+        <w:t xml:space="preserve">-flujo se sumaba sin escalar, la métrica de estabilización lo omitía y la proporción en pesos no correspondía al perímetro.</w:t>
+      </w:r>
+    </w:p>
+    <w:p>
+      <w:pPr>
+        <w:pStyle w:val="BodyText"/>
+      </w:pPr>
+      <w:r>
+        <w:rPr>
+          <w:bCs/>
+          <w:b/>
+        </w:rPr>
+        <w:t xml:space="preserve">Estado: Resuelto (D1 y D9).</w:t>
+      </w:r>
+      <w:r>
+        <w:t xml:space="preserve"> </w:t>
+      </w:r>
+      <w:r>
+        <w:t xml:space="preserve">El escenario se aplica a la deuda para la que fue construido, y la identidad reproduce la senda del FMI con un desvío máximo de 0,12 puntos. El ajuste</w:t>
+      </w:r>
+      <w:r>
+        <w:t xml:space="preserve"> </w:t>
+      </w:r>
+      <w:r>
+        <w:rPr>
+          <w:iCs/>
+          <w:i/>
+        </w:rPr>
+        <w:t xml:space="preserve">stock</w:t>
+      </w:r>
+      <w:r>
+        <w:t xml:space="preserve">-flujo se escala por la deuda en pesos simulada y la inflación relativa por la deuda en moneda extranjera. La métrica incluye el ajuste</w:t>
+      </w:r>
+      <w:r>
+        <w:t xml:space="preserve"> </w:t>
+      </w:r>
+      <w:r>
+        <w:rPr>
+          <w:iCs/>
+          <w:i/>
+        </w:rPr>
+        <w:t xml:space="preserve">stock</w:t>
+      </w:r>
+      <w:r>
+        <w:t xml:space="preserve">-flujo, como la identidad (FMI, 2021, párr. 53). La proporción en pesos es la de cada perímetro: 0,422 en la federal y 0,315 en la consolidada.</w:t>
+      </w:r>
+    </w:p>
+    <w:p>
+      <w:pPr>
+        <w:pStyle w:val="BodyText"/>
+      </w:pPr>
+      <w:r>
+        <w:rPr>
+          <w:bCs/>
+          <w:b/>
+        </w:rPr>
+        <w:t xml:space="preserve">Limitación declarada (Capítulo 7).</w:t>
+      </w:r>
+      <w:r>
+        <w:t xml:space="preserve"> </w:t>
+      </w:r>
+      <w:r>
+        <w:t xml:space="preserve">La extensión consolidada usa el escenario del FMI con los flujos escalados por la deuda en pesos y en moneda extranjera de ese perímetro, porque el FMI no publica un escenario completo para la deuda consolidada.</w:t>
+      </w:r>
+    </w:p>
+    <w:bookmarkEnd w:id="23"/>
+    <w:bookmarkStart w:id="24" w:name="Xc4495d009fdafb00606945eea6faf98e855aeac"/>
+    <w:p>
+      <w:pPr>
+        <w:pStyle w:val="Heading2"/>
+      </w:pPr>
+      <w:r>
+        <w:t xml:space="preserve">1.4 El título prometía algo que la tesis no mide</w:t>
+      </w:r>
+    </w:p>
+    <w:p>
+      <w:pPr>
+        <w:pStyle w:val="FirstParagraph"/>
+      </w:pPr>
+      <w:r>
+        <w:rPr>
+          <w:bCs/>
+          <w:b/>
+        </w:rPr>
+        <w:t xml:space="preserve">Crítica.</w:t>
+      </w:r>
+      <w:r>
+        <w:t xml:space="preserve"> </w:t>
+      </w:r>
+      <w:r>
+        <w:t xml:space="preserve">“</w:t>
+      </w:r>
+      <w:r>
+        <w:t xml:space="preserve">Solvencia intertemporal</w:t>
+      </w:r>
+      <w:r>
+        <w:t xml:space="preserve">”</w:t>
+      </w:r>
+      <w:r>
+        <w:t xml:space="preserve"> </w:t>
+      </w:r>
+      <w:r>
+        <w:t xml:space="preserve">y</w:t>
+      </w:r>
+      <w:r>
+        <w:t xml:space="preserve"> </w:t>
+      </w:r>
+      <w:r>
+        <w:t xml:space="preserve">“</w:t>
+      </w:r>
+      <w:r>
+        <w:t xml:space="preserve">post-2025</w:t>
+      </w:r>
+      <w:r>
+        <w:t xml:space="preserve">”</w:t>
+      </w:r>
+      <w:r>
+        <w:t xml:space="preserve"> </w:t>
+      </w:r>
+      <w:r>
+        <w:t xml:space="preserve">prometían algo más amplio que lo que se mide.</w:t>
+      </w:r>
+    </w:p>
+    <w:p>
+      <w:pPr>
+        <w:pStyle w:val="BodyText"/>
+      </w:pPr>
+      <w:r>
+        <w:rPr>
+          <w:bCs/>
+          <w:b/>
+        </w:rPr>
+        <w:t xml:space="preserve">Estado: Resuelto (D13), pendiente de validación del grupo.</w:t>
+      </w:r>
+      <w:r>
+        <w:t xml:space="preserve"> </w:t>
+      </w:r>
+      <w:r>
+        <w:t xml:space="preserve">Título nuevo:</w:t>
+      </w:r>
+      <w:r>
+        <w:t xml:space="preserve"> </w:t>
+      </w:r>
+      <w:r>
+        <w:t xml:space="preserve">“</w:t>
+      </w:r>
+      <w:r>
+        <w:t xml:space="preserve">Probabilidad de no estabilización de la deuda pública argentina, 2026-2035: un modelo SVARX con determinantes macroeconómicos y política monetaria de Estados Unidos</w:t>
+      </w:r>
+      <w:r>
+        <w:t xml:space="preserve">”</w:t>
+      </w:r>
+      <w:r>
+        <w:t xml:space="preserve">.</w:t>
+      </w:r>
+    </w:p>
+    <w:bookmarkEnd w:id="24"/>
+    <w:bookmarkStart w:id="25" w:name="X42696d86be562995a2487a46beb6ce92d680580"/>
+    <w:p>
+      <w:pPr>
+        <w:pStyle w:val="Heading2"/>
+      </w:pPr>
+      <w:r>
+        <w:t xml:space="preserve">1.5 El área de vacancia se debilitaba con los propios resultados</w:t>
+      </w:r>
+    </w:p>
+    <w:p>
+      <w:pPr>
+        <w:pStyle w:val="FirstParagraph"/>
+      </w:pPr>
+      <w:r>
+        <w:rPr>
+          <w:bCs/>
+          <w:b/>
+        </w:rPr>
+        <w:t xml:space="preserve">Crítica.</w:t>
+      </w:r>
+      <w:r>
+        <w:t xml:space="preserve"> </w:t>
+      </w:r>
+      <w:r>
+        <w:t xml:space="preserve">La vacancia se apoyaba en el perímetro consolidado, en la identificación y en el</w:t>
+      </w:r>
+      <w:r>
+        <w:t xml:space="preserve"> </w:t>
+      </w:r>
+      <w:r>
+        <w:rPr>
+          <w:iCs/>
+          <w:i/>
         </w:rPr>
         <w:t xml:space="preserve">shock</w:t>
       </w:r>
@@ -171,15 +609,67 @@
         <w:t xml:space="preserve"> </w:t>
       </w:r>
       <w:r>
-        <w:t xml:space="preserve">fiscal, con un intervalo de 90% que excluye el cero. Resultado: 78,3 puntos [57,3; 87,9], y se cumple en las 20 especificaciones (menor límite inferior: 25,6). La suficiencia del superávit queda como análisis descriptivo, sin criterio de contraste. H2 conserva su criterio, con 2035 como horizonte porque el efecto de una tasa más alta se acumula. Los dos tamaños del</w:t>
-      </w:r>
-      <w:r>
-        <w:t xml:space="preserve"> </w:t>
-      </w:r>
-      <w:r>
-        <w:rPr>
+        <w:t xml:space="preserve">de la FED, y los resultados anteriores debilitaban los tres. Algunas afirmaciones de ausencia eran exageradas.</w:t>
+      </w:r>
+    </w:p>
+    <w:p>
+      <w:pPr>
+        <w:pStyle w:val="BodyText"/>
+      </w:pPr>
+      <w:r>
+        <w:rPr>
+          <w:bCs/>
+          <w:b/>
+        </w:rPr>
+        <w:t xml:space="preserve">Estado: Resuelto (D1).</w:t>
+      </w:r>
+      <w:r>
+        <w:t xml:space="preserve"> </w:t>
+      </w:r>
+      <w:r>
+        <w:t xml:space="preserve">La vacancia se formula como</w:t>
+      </w:r>
+      <w:r>
+        <w:t xml:space="preserve"> </w:t>
+      </w:r>
+      <w:r>
+        <w:t xml:space="preserve">“</w:t>
+      </w:r>
+      <w:r>
+        <w:t xml:space="preserve">en la literatura revisada no se encontró</w:t>
+      </w:r>
+      <w:r>
+        <w:t xml:space="preserve">”</w:t>
+      </w:r>
+      <w:r>
+        <w:t xml:space="preserve"> </w:t>
+      </w:r>
+      <w:r>
+        <w:t xml:space="preserve">y reconoce los trabajos previos. Los tres aportes quedan así: una probabilidad con</w:t>
+      </w:r>
+      <w:r>
+        <w:t xml:space="preserve"> </w:t>
+      </w:r>
+      <w:r>
+        <w:rPr>
+          <w:iCs/>
           <w:i/>
+        </w:rPr>
+        <w:t xml:space="preserve">shocks</w:t>
+      </w:r>
+      <w:r>
+        <w:t xml:space="preserve"> </w:t>
+      </w:r>
+      <w:r>
+        <w:t xml:space="preserve">identificados comparable con la del FMI (con el mismo perímetro, y con dos métricas que llevan a veredictos distintos sobre H1b); la traducción del</w:t>
+      </w:r>
+      <w:r>
+        <w:t xml:space="preserve"> </w:t>
+      </w:r>
+      <w:r>
+        <w:rPr>
           <w:iCs/>
+          <w:i/>
         </w:rPr>
         <w:t xml:space="preserve">shock</w:t>
       </w:r>
@@ -187,17 +677,27 @@
         <w:t xml:space="preserve"> </w:t>
       </w:r>
       <w:r>
-        <w:t xml:space="preserve">de la FED tienen una justificación externa a los resultados: un desvío estándar y la repetición del episodio de 2022-2025.</w:t>
-      </w:r>
-    </w:p>
-    <w:bookmarkEnd w:id="10"/>
-    <w:bookmarkStart w:id="11" w:name="X5900c22b7869c1a65f95ade1fe71c499aeaaccf"/>
+        <w:t xml:space="preserve">de la FED en un cambio de esa probabilidad (+18,4 puntos en 2035 [6,3; 29,1] con la senda de 2022-2025); y la estimación de la dinámica de la deuda consolidada, que se presenta como exploratoria. La tesis no presenta la identificación como un aporte para la probabilidad, porque no la cambia por construcción.</w:t>
+      </w:r>
+    </w:p>
+    <w:bookmarkEnd w:id="25"/>
+    <w:bookmarkEnd w:id="26"/>
+    <w:bookmarkStart w:id="36" w:name="problemas-graves-de-método"/>
+    <w:p>
+      <w:pPr>
+        <w:pStyle w:val="Heading1"/>
+      </w:pPr>
+      <w:r>
+        <w:t xml:space="preserve">2. Problemas graves de método</w:t>
+      </w:r>
+    </w:p>
+    <w:bookmarkStart w:id="27" w:name="X671d145b06d7b280989d6192774647abded00fa"/>
     <w:p>
       <w:pPr>
         <w:pStyle w:val="Heading2"/>
       </w:pPr>
       <w:r>
-        <w:t xml:space="preserve">1.2 La comparación con el FMI (H1b) no estaba validada</w:t>
+        <w:t xml:space="preserve">2.1 La estimación central estaba al borde de una raíz unitaria</w:t>
       </w:r>
     </w:p>
     <w:p>
@@ -206,8 +706,8 @@
       </w:pPr>
       <w:r>
         <w:rPr>
-          <w:b/>
-          <w:bCs/>
+          <w:bCs/>
+          <w:b/>
         </w:rPr>
         <w:t xml:space="preserve">Crítica.</w:t>
       </w:r>
@@ -215,23 +715,143 @@
         <w:t xml:space="preserve"> </w:t>
       </w:r>
       <w:r>
-        <w:t xml:space="preserve">La tesis comparaba una probabilidad calculada sobre la deuda consolidada con el BCRA con la del FMI para la deuda federal bruta, con otro punto de partida. El procedimiento de</w:t>
-      </w:r>
-      <w:r>
-        <w:t xml:space="preserve"> </w:t>
-      </w:r>
-      <w:r>
-        <w:rPr>
+        <w:t xml:space="preserve">La corrección de sesgo llevaba el autovalor máximo a 0,9998, y las réplicas usaban una corrección menor, con intervalos descentrados.</w:t>
+      </w:r>
+    </w:p>
+    <w:p>
+      <w:pPr>
+        <w:pStyle w:val="BodyText"/>
+      </w:pPr>
+      <w:r>
+        <w:rPr>
+          <w:bCs/>
+          <w:b/>
+        </w:rPr>
+        <w:t xml:space="preserve">Estado: Resuelto (D8).</w:t>
+      </w:r>
+      <w:r>
+        <w:t xml:space="preserve"> </w:t>
+      </w:r>
+      <w:r>
+        <w:t xml:space="preserve">La estimación central usa los parámetros de MCO, con autovalor máximo 0,776; la mediana de las réplicas es 0,773. Los intervalos son percentiles de Hall (1992), con 1.000 réplicas. La corrección de Kilian (1998) queda como robustez: 29,1% en 2031.</w:t>
+      </w:r>
+    </w:p>
+    <w:bookmarkEnd w:id="27"/>
+    <w:bookmarkStart w:id="28" w:name="la-regla-de-rezagos-no-tenía-respaldo"/>
+    <w:p>
+      <w:pPr>
+        <w:pStyle w:val="Heading2"/>
+      </w:pPr>
+      <w:r>
+        <w:t xml:space="preserve">2.2 La regla de rezagos no tenía respaldo</w:t>
+      </w:r>
+    </w:p>
+    <w:p>
+      <w:pPr>
+        <w:pStyle w:val="FirstParagraph"/>
+      </w:pPr>
+      <w:r>
+        <w:rPr>
+          <w:bCs/>
+          <w:b/>
+        </w:rPr>
+        <w:t xml:space="preserve">Crítica.</w:t>
+      </w:r>
+      <w:r>
+        <w:t xml:space="preserve"> </w:t>
+      </w:r>
+      <w:r>
+        <w:t xml:space="preserve">“</w:t>
+      </w:r>
+      <w:r>
+        <w:t xml:space="preserve">El mayor orden estable que no supera al del AIC</w:t>
+      </w:r>
+      <w:r>
+        <w:t xml:space="preserve">”</w:t>
+      </w:r>
+      <w:r>
+        <w:t xml:space="preserve"> </w:t>
+      </w:r>
+      <w:r>
+        <w:t xml:space="preserve">no tenía fuente, y la cita de Ivanov y Kilian (2005) para el AIC era incorrecta para datos trimestrales y esta muestra.</w:t>
+      </w:r>
+    </w:p>
+    <w:p>
+      <w:pPr>
+        <w:pStyle w:val="BodyText"/>
+      </w:pPr>
+      <w:r>
+        <w:rPr>
+          <w:bCs/>
+          <w:b/>
+        </w:rPr>
+        <w:t xml:space="preserve">Estado: Resuelto (D3), con una limitación declarada.</w:t>
+      </w:r>
+      <w:r>
+        <w:t xml:space="preserve"> </w:t>
+      </w:r>
+      <w:r>
+        <w:t xml:space="preserve">Regla: el criterio de Schwarz entre los órdenes estables, que Ivanov y Kilian (2005) recomiendan para datos trimestrales con menos de 120 observaciones; si sus residuos están autocorrelacionados (Portmanteau, 12 rezagos, 5%), el menor orden mayor que no lo esté (Lütkepohl, 2005, sec. 4.4), y si ninguno pasa la prueba, el estable de mayor p-valor. Schwarz elige 1 (p &lt; 0,001); con las binarias presidenciales y la FED corregida ningún orden estable pasa al 5%, y se usan 2 (p = 0,031), el mismo orden que elige Hannan-Quinn. Con 1 y 3 rezagos, la probabilidad en 2031 es 29,4% y 25,9%.</w:t>
+      </w:r>
+    </w:p>
+    <w:bookmarkEnd w:id="28"/>
+    <w:bookmarkStart w:id="29" w:name="X078a03cbe0110475bd328f7e4ba2d488e171c31"/>
+    <w:p>
+      <w:pPr>
+        <w:pStyle w:val="Heading2"/>
+      </w:pPr>
+      <w:r>
+        <w:t xml:space="preserve">2.3 Autocorrelación residual con remuestreo independiente</w:t>
+      </w:r>
+    </w:p>
+    <w:p>
+      <w:pPr>
+        <w:pStyle w:val="FirstParagraph"/>
+      </w:pPr>
+      <w:r>
+        <w:rPr>
+          <w:bCs/>
+          <w:b/>
+        </w:rPr>
+        <w:t xml:space="preserve">Crítica.</w:t>
+      </w:r>
+      <w:r>
+        <w:t xml:space="preserve"> </w:t>
+      </w:r>
+      <w:r>
+        <w:t xml:space="preserve">Los residuos estaban autocorrelacionados, la simulación remuestreaba los</w:t>
+      </w:r>
+      <w:r>
+        <w:t xml:space="preserve"> </w:t>
+      </w:r>
+      <w:r>
+        <w:rPr>
+          <w:iCs/>
           <w:i/>
+        </w:rPr>
+        <w:t xml:space="preserve">shocks</w:t>
+      </w:r>
+      <w:r>
+        <w:t xml:space="preserve"> </w:t>
+      </w:r>
+      <w:r>
+        <w:t xml:space="preserve">como independientes y el</w:t>
+      </w:r>
+      <w:r>
+        <w:t xml:space="preserve"> </w:t>
+      </w:r>
+      <w:r>
+        <w:rPr>
           <w:iCs/>
-        </w:rPr>
-        <w:t xml:space="preserve">shocks</w:t>
-      </w:r>
-      <w:r>
-        <w:t xml:space="preserve"> </w:t>
-      </w:r>
-      <w:r>
-        <w:t xml:space="preserve">del FMI aplicado a los datos de la tesis no reproducía el 1%. Un evaluador podía sostener que H1b se cumplía casi por construcción y que no era una hipótesis en sentido estricto.</w:t>
+          <w:i/>
+        </w:rPr>
+        <w:t xml:space="preserve">bootstrap</w:t>
+      </w:r>
+      <w:r>
+        <w:t xml:space="preserve"> </w:t>
+      </w:r>
+      <w:r>
+        <w:t xml:space="preserve">salvaje se usaba sin heterocedasticidad condicional que lo justificara.</w:t>
       </w:r>
     </w:p>
     <w:p>
@@ -240,16 +860,76 @@
       </w:pPr>
       <w:r>
         <w:rPr>
-          <w:b/>
-          <w:bCs/>
-        </w:rPr>
-        <w:t xml:space="preserve">Estado: Resuelto (D1 y D11), con una limitación declarada.</w:t>
-      </w:r>
-      <w:r>
-        <w:t xml:space="preserve"> </w:t>
-      </w:r>
-      <w:r>
-        <w:t xml:space="preserve">H1b compara ahora con el mismo perímetro, el mismo punto de partida (80,3% del PIB), el mismo escenario, el mismo horizonte y la misma métrica del FMI. Resultado: 31,8% [25,2; 36,4] en 2031 y 31,0% [26,8; 35,6] en 2035; con Bonferroni, límites inferiores de 24,2 y 26,6. Se cumple en las 20 especificaciones. La hipótesis se presenta con el mismo esquema que las otras (unidad de análisis, variables, relación esperada y criterio de contraste). El argumento de que se cumple por construcción no se sostiene: el abanico del FMI es más ancho que el nuestro (71,5 puntos contra 46,6 en 2031) y aun así da 1%.</w:t>
+          <w:bCs/>
+          <w:b/>
+        </w:rPr>
+        <w:t xml:space="preserve">Estado: Resuelto en el método (D7 y D8); autocorrelación leve declarada.</w:t>
+      </w:r>
+      <w:r>
+        <w:t xml:space="preserve"> </w:t>
+      </w:r>
+      <w:r>
+        <w:t xml:space="preserve">Con 2 rezagos queda una autocorrelación leve (p = 0,031), que se declara como limitación. La simulación remuestrea bloques de ocho trimestres, como los bloques de dos años del abanico del FMI, y la inferencia usa un</w:t>
+      </w:r>
+      <w:r>
+        <w:t xml:space="preserve"> </w:t>
+      </w:r>
+      <w:r>
+        <w:rPr>
+          <w:iCs/>
+          <w:i/>
+        </w:rPr>
+        <w:t xml:space="preserve">bootstrap</w:t>
+      </w:r>
+      <w:r>
+        <w:t xml:space="preserve"> </w:t>
+      </w:r>
+      <w:r>
+        <w:t xml:space="preserve">de bloques móviles de cuatro trimestres (Brüggemann et al., 2016); los dos conservan la autocorrelación remanente. El</w:t>
+      </w:r>
+      <w:r>
+        <w:t xml:space="preserve"> </w:t>
+      </w:r>
+      <w:r>
+        <w:rPr>
+          <w:iCs/>
+          <w:i/>
+        </w:rPr>
+        <w:t xml:space="preserve">bootstrap</w:t>
+      </w:r>
+      <w:r>
+        <w:t xml:space="preserve"> </w:t>
+      </w:r>
+      <w:r>
+        <w:t xml:space="preserve">salvaje se abandonó, porque no reproduce la estructura de cuarto orden de las innovaciones.</w:t>
+      </w:r>
+    </w:p>
+    <w:bookmarkEnd w:id="29"/>
+    <w:bookmarkStart w:id="30" w:name="X71cc659283575ee61e9382091ead52eb7d962fc"/>
+    <w:p>
+      <w:pPr>
+        <w:pStyle w:val="Heading2"/>
+      </w:pPr>
+      <w:r>
+        <w:t xml:space="preserve">2.4 H2 cumplía su criterio solo en parte y su mecanismo no aparecía</w:t>
+      </w:r>
+    </w:p>
+    <w:p>
+      <w:pPr>
+        <w:pStyle w:val="FirstParagraph"/>
+      </w:pPr>
+      <w:r>
+        <w:rPr>
+          <w:bCs/>
+          <w:b/>
+        </w:rPr>
+        <w:t xml:space="preserve">Crítica.</w:t>
+      </w:r>
+      <w:r>
+        <w:t xml:space="preserve"> </w:t>
+      </w:r>
+      <w:r>
+        <w:t xml:space="preserve">El efecto sobre la deuda esperada no excluía el cero, no resistía Bonferroni y los canales que nombra la hipótesis no se distinguían.</w:t>
       </w:r>
     </w:p>
     <w:p>
@@ -258,658 +938,99 @@
       </w:pPr>
       <w:r>
         <w:rPr>
-          <w:b/>
-          <w:bCs/>
-        </w:rPr>
-        <w:t xml:space="preserve">Limitación declarada (Capítulo 7 y Guía de defensa).</w:t>
-      </w:r>
-      <w:r>
-        <w:t xml:space="preserve"> </w:t>
-      </w:r>
-      <w:r>
-        <w:t xml:space="preserve">Con el procedimiento de</w:t>
-      </w:r>
-      <w:r>
-        <w:t xml:space="preserve"> </w:t>
-      </w:r>
-      <w:r>
-        <w:rPr>
-          <w:i/>
-          <w:iCs/>
-        </w:rPr>
-        <w:t xml:space="preserve">shocks</w:t>
-      </w:r>
-      <w:r>
-        <w:t xml:space="preserve"> </w:t>
-      </w:r>
-      <w:r>
-        <w:t xml:space="preserve">del FMI aplicado a la historia argentina de la ventana, sobre el mismo perímetro, se obtiene 24,1% en 2031 y un ancho de 148,4: tampoco se reproduce el 1%. La diferencia proviene de la distribución de</w:t>
-      </w:r>
-      <w:r>
-        <w:t xml:space="preserve"> </w:t>
-      </w:r>
-      <w:r>
-        <w:rPr>
-          <w:i/>
-          <w:iCs/>
-        </w:rPr>
-        <w:t xml:space="preserve">shocks</w:t>
-      </w:r>
-      <w:r>
-        <w:t xml:space="preserve"> </w:t>
-      </w:r>
-      <w:r>
-        <w:t xml:space="preserve">que usa el FMI, que no publica. El propio FMI reconoce que sus abanicos subestiman la incertidumbre porque no incluyen retroalimentación y fijan la composición por monedas (FMI, 2021, anexo VI, párr. 6). La tesis no atribuye la brecha a una causa que no puede verificar.</w:t>
-      </w:r>
-    </w:p>
-    <w:bookmarkEnd w:id="11"/>
-    <w:bookmarkStart w:id="12" w:name="X37b8f2c605a0932e7edf2786bce4c1df309a7c9"/>
-    <w:p>
-      <w:pPr>
-        <w:pStyle w:val="Heading2"/>
-      </w:pPr>
-      <w:r>
-        <w:t xml:space="preserve">1.3 El escenario base del FMI se aplicaba a otra deuda</w:t>
-      </w:r>
-    </w:p>
-    <w:p>
-      <w:pPr>
-        <w:pStyle w:val="FirstParagraph"/>
-      </w:pPr>
-      <w:r>
-        <w:rPr>
-          <w:b/>
-          <w:bCs/>
-        </w:rPr>
-        <w:t xml:space="preserve">Crítica.</w:t>
-      </w:r>
-      <w:r>
-        <w:t xml:space="preserve"> </w:t>
-      </w:r>
-      <w:r>
-        <w:t xml:space="preserve">El escenario del FMI está construido para la deuda federal bruta y se aplicaba a la deuda consolidada con el BCRA. El ajuste</w:t>
-      </w:r>
-      <w:r>
-        <w:t xml:space="preserve"> </w:t>
-      </w:r>
-      <w:r>
-        <w:rPr>
-          <w:i/>
-          <w:iCs/>
-        </w:rPr>
-        <w:t xml:space="preserve">stock</w:t>
-      </w:r>
-      <w:r>
-        <w:t xml:space="preserve">-flujo se sumaba sin escalar, la métrica de estabilización lo omitía y la proporción en pesos no correspondía al perímetro.</w:t>
-      </w:r>
-    </w:p>
-    <w:p>
-      <w:pPr>
-        <w:pStyle w:val="BodyText"/>
-      </w:pPr>
-      <w:r>
-        <w:rPr>
-          <w:b/>
-          <w:bCs/>
-        </w:rPr>
-        <w:t xml:space="preserve">Estado: Resuelto (D1 y D9).</w:t>
-      </w:r>
-      <w:r>
-        <w:t xml:space="preserve"> </w:t>
-      </w:r>
-      <w:r>
-        <w:t xml:space="preserve">El escenario se aplica a la deuda para la que fue construido, y la identidad reproduce la senda del FMI con un desvío máximo de 0,12 puntos. El ajuste</w:t>
-      </w:r>
-      <w:r>
-        <w:t xml:space="preserve"> </w:t>
-      </w:r>
-      <w:r>
-        <w:rPr>
-          <w:i/>
-          <w:iCs/>
-        </w:rPr>
-        <w:t xml:space="preserve">stock</w:t>
-      </w:r>
-      <w:r>
-        <w:t xml:space="preserve">-flujo se escala por la deuda en pesos simulada y la inflación relativa por la deuda en moneda extranjera. La métrica incluye el ajuste</w:t>
-      </w:r>
-      <w:r>
-        <w:t xml:space="preserve"> </w:t>
-      </w:r>
-      <w:r>
-        <w:rPr>
-          <w:i/>
-          <w:iCs/>
-        </w:rPr>
-        <w:t xml:space="preserve">stock</w:t>
-      </w:r>
-      <w:r>
-        <w:t xml:space="preserve">-flujo, como la identidad (FMI, 2021, párr. 53). La proporción en pesos es la de cada perímetro: 0,422 en la federal y 0,315 en la consolidada.</w:t>
-      </w:r>
-    </w:p>
-    <w:p>
-      <w:pPr>
-        <w:pStyle w:val="BodyText"/>
-      </w:pPr>
-      <w:r>
-        <w:rPr>
-          <w:b/>
-          <w:bCs/>
-        </w:rPr>
-        <w:t xml:space="preserve">Limitación declarada (Capítulo 7).</w:t>
-      </w:r>
-      <w:r>
-        <w:t xml:space="preserve"> </w:t>
-      </w:r>
-      <w:r>
-        <w:t xml:space="preserve">La extensión consolidada usa el escenario del FMI con los flujos escalados por la deuda en pesos y en moneda extranjera de ese perímetro, porque el FMI no publica un escenario completo para la deuda consolidada.</w:t>
-      </w:r>
-    </w:p>
-    <w:bookmarkEnd w:id="12"/>
-    <w:bookmarkStart w:id="13" w:name="Xc4495d009fdafb00606945eea6faf98e855aeac"/>
-    <w:p>
-      <w:pPr>
-        <w:pStyle w:val="Heading2"/>
-      </w:pPr>
-      <w:r>
-        <w:t xml:space="preserve">1.4 El título prometía algo que la tesis no mide</w:t>
-      </w:r>
-    </w:p>
-    <w:p>
-      <w:pPr>
-        <w:pStyle w:val="FirstParagraph"/>
-      </w:pPr>
-      <w:r>
-        <w:rPr>
-          <w:b/>
-          <w:bCs/>
-        </w:rPr>
-        <w:t xml:space="preserve">Crítica.</w:t>
-      </w:r>
-      <w:r>
-        <w:t xml:space="preserve"> </w:t>
-      </w:r>
-      <w:r>
-        <w:t xml:space="preserve">“Solvencia intertemporal”</w:t>
-      </w:r>
-      <w:r>
-        <w:t xml:space="preserve"> </w:t>
-      </w:r>
-      <w:r>
-        <w:t xml:space="preserve">y</w:t>
-      </w:r>
-      <w:r>
-        <w:t xml:space="preserve"> </w:t>
-      </w:r>
-      <w:r>
-        <w:t xml:space="preserve">“post-2025”</w:t>
-      </w:r>
-      <w:r>
-        <w:t xml:space="preserve"> </w:t>
-      </w:r>
-      <w:r>
-        <w:t xml:space="preserve">prometían algo más amplio que lo que se mide.</w:t>
-      </w:r>
-    </w:p>
-    <w:p>
-      <w:pPr>
-        <w:pStyle w:val="BodyText"/>
-      </w:pPr>
-      <w:r>
-        <w:rPr>
-          <w:b/>
-          <w:bCs/>
-        </w:rPr>
-        <w:t xml:space="preserve">Estado: Resuelto (D13), pendiente de validación del grupo.</w:t>
-      </w:r>
-      <w:r>
-        <w:t xml:space="preserve"> </w:t>
-      </w:r>
-      <w:r>
-        <w:t xml:space="preserve">Título nuevo:</w:t>
-      </w:r>
-      <w:r>
-        <w:t xml:space="preserve"> </w:t>
-      </w:r>
-      <w:r>
-        <w:t xml:space="preserve">“Probabilidad de no estabilización de la deuda pública argentina, 2026-2035: un modelo SVARX con determinantes macroeconómicos y política monetaria de Estados Unidos”</w:t>
-      </w:r>
-      <w:r>
-        <w:t xml:space="preserve">.</w:t>
-      </w:r>
-    </w:p>
-    <w:bookmarkEnd w:id="13"/>
-    <w:bookmarkStart w:id="14" w:name="X42696d86be562995a2487a46beb6ce92d680580"/>
-    <w:p>
-      <w:pPr>
-        <w:pStyle w:val="Heading2"/>
-      </w:pPr>
-      <w:r>
-        <w:t xml:space="preserve">1.5 El área de vacancia se debilitaba con los propios resultados</w:t>
-      </w:r>
-    </w:p>
-    <w:p>
-      <w:pPr>
-        <w:pStyle w:val="FirstParagraph"/>
-      </w:pPr>
-      <w:r>
-        <w:rPr>
-          <w:b/>
-          <w:bCs/>
-        </w:rPr>
-        <w:t xml:space="preserve">Crítica.</w:t>
-      </w:r>
-      <w:r>
-        <w:t xml:space="preserve"> </w:t>
-      </w:r>
-      <w:r>
-        <w:t xml:space="preserve">La vacancia se apoyaba en el perímetro consolidado, en la identificación y en el</w:t>
-      </w:r>
-      <w:r>
-        <w:t xml:space="preserve"> </w:t>
-      </w:r>
-      <w:r>
-        <w:rPr>
-          <w:i/>
-          <w:iCs/>
-        </w:rPr>
-        <w:t xml:space="preserve">shock</w:t>
-      </w:r>
-      <w:r>
-        <w:t xml:space="preserve"> </w:t>
-      </w:r>
-      <w:r>
-        <w:t xml:space="preserve">de la FED, y los resultados anteriores debilitaban los tres. Algunas afirmaciones de ausencia eran exageradas.</w:t>
-      </w:r>
-    </w:p>
-    <w:p>
-      <w:pPr>
-        <w:pStyle w:val="BodyText"/>
-      </w:pPr>
-      <w:r>
-        <w:rPr>
-          <w:b/>
-          <w:bCs/>
-        </w:rPr>
-        <w:t xml:space="preserve">Estado: Resuelto (D1).</w:t>
-      </w:r>
-      <w:r>
-        <w:t xml:space="preserve"> </w:t>
-      </w:r>
-      <w:r>
-        <w:t xml:space="preserve">La vacancia se formula como</w:t>
-      </w:r>
-      <w:r>
-        <w:t xml:space="preserve"> </w:t>
-      </w:r>
-      <w:r>
-        <w:t xml:space="preserve">“en la literatura revisada no se encontró”</w:t>
-      </w:r>
-      <w:r>
-        <w:t xml:space="preserve"> </w:t>
-      </w:r>
-      <w:r>
-        <w:t xml:space="preserve">y reconoce los trabajos previos. Los tres aportes quedan así: una probabilidad con</w:t>
-      </w:r>
-      <w:r>
-        <w:t xml:space="preserve"> </w:t>
-      </w:r>
-      <w:r>
-        <w:rPr>
-          <w:i/>
-          <w:iCs/>
-        </w:rPr>
-        <w:t xml:space="preserve">shocks</w:t>
-      </w:r>
-      <w:r>
-        <w:t xml:space="preserve"> </w:t>
-      </w:r>
-      <w:r>
-        <w:t xml:space="preserve">identificados comparable con la del FMI (H1b se cumple con el mismo perímetro); la traducción del</w:t>
-      </w:r>
-      <w:r>
-        <w:t xml:space="preserve"> </w:t>
-      </w:r>
-      <w:r>
-        <w:rPr>
-          <w:i/>
-          <w:iCs/>
-        </w:rPr>
-        <w:t xml:space="preserve">shock</w:t>
-      </w:r>
-      <w:r>
-        <w:t xml:space="preserve"> </w:t>
-      </w:r>
-      <w:r>
-        <w:t xml:space="preserve">de la FED en un cambio de esa probabilidad (+9,7 puntos en 2035 [4,2; 16,0] con la senda de 2022-2025); y la estimación de la dinámica de la deuda consolidada, que se compara con la federal. La tesis no presenta la identificación como un aporte para la probabilidad, porque no la cambia por construcción.</w:t>
-      </w:r>
-    </w:p>
-    <w:bookmarkEnd w:id="14"/>
-    <w:bookmarkEnd w:id="15"/>
-    <w:bookmarkStart w:id="25" w:name="problemas-graves-de-método"/>
-    <w:p>
-      <w:pPr>
-        <w:pStyle w:val="Heading1"/>
-      </w:pPr>
-      <w:r>
-        <w:t xml:space="preserve">2. Problemas graves de método</w:t>
-      </w:r>
-    </w:p>
-    <w:bookmarkStart w:id="16" w:name="X671d145b06d7b280989d6192774647abded00fa"/>
-    <w:p>
-      <w:pPr>
-        <w:pStyle w:val="Heading2"/>
-      </w:pPr>
-      <w:r>
-        <w:t xml:space="preserve">2.1 La estimación central estaba al borde de una raíz unitaria</w:t>
-      </w:r>
-    </w:p>
-    <w:p>
-      <w:pPr>
-        <w:pStyle w:val="FirstParagraph"/>
-      </w:pPr>
-      <w:r>
-        <w:rPr>
-          <w:b/>
-          <w:bCs/>
-        </w:rPr>
-        <w:t xml:space="preserve">Crítica.</w:t>
-      </w:r>
-      <w:r>
-        <w:t xml:space="preserve"> </w:t>
-      </w:r>
-      <w:r>
-        <w:t xml:space="preserve">La corrección de sesgo llevaba el autovalor máximo a 0,9998, y las réplicas usaban una corrección menor, con intervalos descentrados.</w:t>
-      </w:r>
-    </w:p>
-    <w:p>
-      <w:pPr>
-        <w:pStyle w:val="BodyText"/>
-      </w:pPr>
-      <w:r>
-        <w:rPr>
-          <w:b/>
-          <w:bCs/>
-        </w:rPr>
-        <w:t xml:space="preserve">Estado: Resuelto (D8).</w:t>
-      </w:r>
-      <w:r>
-        <w:t xml:space="preserve"> </w:t>
-      </w:r>
-      <w:r>
-        <w:t xml:space="preserve">La estimación central usa los parámetros de MCO, con autovalor máximo 0,896; la mediana de las réplicas es 0,842. Los intervalos son percentiles de Hall (1992), que corrigen el sesgo de la distribución</w:t>
-      </w:r>
-      <w:r>
-        <w:t xml:space="preserve"> </w:t>
-      </w:r>
-      <w:r>
-        <w:rPr>
-          <w:i/>
-          <w:iCs/>
-        </w:rPr>
-        <w:t xml:space="preserve">bootstrap</w:t>
-      </w:r>
-      <w:r>
-        <w:t xml:space="preserve"> </w:t>
-      </w:r>
-      <w:r>
-        <w:t xml:space="preserve">respecto de la estimación puntual. La corrección de Kilian (1998) queda como robustez: 30,1% en 2031.</w:t>
-      </w:r>
-    </w:p>
-    <w:bookmarkEnd w:id="16"/>
-    <w:bookmarkStart w:id="17" w:name="la-regla-de-rezagos-no-tenía-respaldo"/>
-    <w:p>
-      <w:pPr>
-        <w:pStyle w:val="Heading2"/>
-      </w:pPr>
-      <w:r>
-        <w:t xml:space="preserve">2.2 La regla de rezagos no tenía respaldo</w:t>
-      </w:r>
-    </w:p>
-    <w:p>
-      <w:pPr>
-        <w:pStyle w:val="FirstParagraph"/>
-      </w:pPr>
-      <w:r>
-        <w:rPr>
-          <w:b/>
-          <w:bCs/>
-        </w:rPr>
-        <w:t xml:space="preserve">Crítica.</w:t>
-      </w:r>
-      <w:r>
-        <w:t xml:space="preserve"> </w:t>
-      </w:r>
-      <w:r>
-        <w:t xml:space="preserve">“El mayor orden estable que no supera al del AIC”</w:t>
-      </w:r>
-      <w:r>
-        <w:t xml:space="preserve"> </w:t>
-      </w:r>
-      <w:r>
-        <w:t xml:space="preserve">no tenía fuente, y la cita de Ivanov y Kilian (2005) para el AIC era incorrecta para datos trimestrales y esta muestra.</w:t>
-      </w:r>
-    </w:p>
-    <w:p>
-      <w:pPr>
-        <w:pStyle w:val="BodyText"/>
-      </w:pPr>
-      <w:r>
-        <w:rPr>
-          <w:b/>
-          <w:bCs/>
-        </w:rPr>
-        <w:t xml:space="preserve">Estado: Resuelto (D3).</w:t>
-      </w:r>
-      <w:r>
-        <w:t xml:space="preserve"> </w:t>
-      </w:r>
-      <w:r>
-        <w:t xml:space="preserve">Regla: el criterio de Schwarz entre los órdenes estables, que Ivanov y Kilian (2005) recomiendan para datos trimestrales con menos de 120 observaciones; si sus residuos están autocorrelacionados (Portmanteau, 12 rezagos, 5%), el menor orden mayor que no lo esté (Lütkepohl, 2005, sec. 4.4). Schwarz elige 1 (p = 0,000); se usan 2 (p = 0,056), el mismo orden que elige Hannan-Quinn. Con 1 y 3 rezagos, la probabilidad en 2031 es 31,4% y 30,0%.</w:t>
-      </w:r>
-    </w:p>
-    <w:bookmarkEnd w:id="17"/>
-    <w:bookmarkStart w:id="18" w:name="X078a03cbe0110475bd328f7e4ba2d488e171c31"/>
-    <w:p>
-      <w:pPr>
-        <w:pStyle w:val="Heading2"/>
-      </w:pPr>
-      <w:r>
-        <w:t xml:space="preserve">2.3 Autocorrelación residual con remuestreo independiente</w:t>
-      </w:r>
-    </w:p>
-    <w:p>
-      <w:pPr>
-        <w:pStyle w:val="FirstParagraph"/>
-      </w:pPr>
-      <w:r>
-        <w:rPr>
-          <w:b/>
-          <w:bCs/>
-        </w:rPr>
-        <w:t xml:space="preserve">Crítica.</w:t>
-      </w:r>
-      <w:r>
-        <w:t xml:space="preserve"> </w:t>
-      </w:r>
-      <w:r>
-        <w:t xml:space="preserve">Los residuos estaban autocorrelacionados, la simulación remuestreaba los</w:t>
-      </w:r>
-      <w:r>
-        <w:t xml:space="preserve"> </w:t>
-      </w:r>
-      <w:r>
-        <w:rPr>
-          <w:i/>
-          <w:iCs/>
-        </w:rPr>
-        <w:t xml:space="preserve">shocks</w:t>
-      </w:r>
-      <w:r>
-        <w:t xml:space="preserve"> </w:t>
-      </w:r>
-      <w:r>
-        <w:t xml:space="preserve">como independientes y el</w:t>
-      </w:r>
-      <w:r>
-        <w:t xml:space="preserve"> </w:t>
-      </w:r>
-      <w:r>
-        <w:rPr>
-          <w:i/>
-          <w:iCs/>
-        </w:rPr>
-        <w:t xml:space="preserve">bootstrap</w:t>
-      </w:r>
-      <w:r>
-        <w:t xml:space="preserve"> </w:t>
-      </w:r>
-      <w:r>
-        <w:t xml:space="preserve">salvaje se usaba sin heterocedasticidad condicional que lo justificara.</w:t>
-      </w:r>
-    </w:p>
-    <w:p>
-      <w:pPr>
-        <w:pStyle w:val="BodyText"/>
-      </w:pPr>
-      <w:r>
-        <w:rPr>
-          <w:b/>
-          <w:bCs/>
-        </w:rPr>
-        <w:t xml:space="preserve">Estado: Resuelto (D3, D7 y D8).</w:t>
-      </w:r>
-      <w:r>
-        <w:t xml:space="preserve"> </w:t>
-      </w:r>
-      <w:r>
-        <w:t xml:space="preserve">Con 2 rezagos los residuos no rechazan la ausencia de autocorrelación (p = 0,056). La simulación remuestrea bloques de ocho trimestres, como los bloques de dos años del abanico del FMI. La inferencia usa un</w:t>
-      </w:r>
-      <w:r>
-        <w:t xml:space="preserve"> </w:t>
-      </w:r>
-      <w:r>
-        <w:rPr>
-          <w:i/>
-          <w:iCs/>
-        </w:rPr>
-        <w:t xml:space="preserve">bootstrap</w:t>
-      </w:r>
-      <w:r>
-        <w:t xml:space="preserve"> </w:t>
-      </w:r>
-      <w:r>
-        <w:t xml:space="preserve">de bloques móviles de cuatro trimestres (Brüggemann et al., 2016). El</w:t>
-      </w:r>
-      <w:r>
-        <w:t xml:space="preserve"> </w:t>
-      </w:r>
-      <w:r>
-        <w:rPr>
-          <w:i/>
-          <w:iCs/>
-        </w:rPr>
-        <w:t xml:space="preserve">bootstrap</w:t>
-      </w:r>
-      <w:r>
-        <w:t xml:space="preserve"> </w:t>
-      </w:r>
-      <w:r>
-        <w:t xml:space="preserve">salvaje se abandonó, porque no reproduce la estructura de cuarto orden de las innovaciones.</w:t>
-      </w:r>
-    </w:p>
-    <w:bookmarkEnd w:id="18"/>
-    <w:bookmarkStart w:id="19" w:name="X71cc659283575ee61e9382091ead52eb7d962fc"/>
-    <w:p>
-      <w:pPr>
-        <w:pStyle w:val="Heading2"/>
-      </w:pPr>
-      <w:r>
-        <w:t xml:space="preserve">2.4 H2 cumplía su criterio solo en parte y su mecanismo no aparecía</w:t>
-      </w:r>
-    </w:p>
-    <w:p>
-      <w:pPr>
-        <w:pStyle w:val="FirstParagraph"/>
-      </w:pPr>
-      <w:r>
-        <w:rPr>
-          <w:b/>
-          <w:bCs/>
-        </w:rPr>
-        <w:t xml:space="preserve">Crítica.</w:t>
-      </w:r>
-      <w:r>
-        <w:t xml:space="preserve"> </w:t>
-      </w:r>
-      <w:r>
-        <w:t xml:space="preserve">El efecto sobre la deuda esperada no excluía el cero, no resistía Bonferroni y los canales que nombra la hipótesis no se distinguían.</w:t>
-      </w:r>
-    </w:p>
-    <w:p>
-      <w:pPr>
-        <w:pStyle w:val="BodyText"/>
-      </w:pPr>
-      <w:r>
-        <w:rPr>
-          <w:b/>
-          <w:bCs/>
-        </w:rPr>
-        <w:t xml:space="preserve">Estado: Resuelto en el criterio (D12), con limitaciones declaradas (Capítulos 6 y 7).</w:t>
-      </w:r>
-      <w:r>
-        <w:t xml:space="preserve"> </w:t>
-      </w:r>
-      <w:r>
-        <w:t xml:space="preserve">En la especificación principal se cumple el criterio en los dos escenarios y en las dos medidas: senda de 2022-2025, +9,7 puntos de probabilidad en 2035 [4,2; 16,0] y +9,0 de deuda [0,3; 16,2]; nivel 0,494 puntos más alto, +1,1 [0,2; 1,9] y +1,0 [0,0; 1,8]. Lo que sigue débil se declara:</w:t>
-      </w:r>
-    </w:p>
-    <w:p>
-      <w:pPr>
-        <w:pStyle w:val="Compact"/>
+          <w:bCs/>
+          <w:b/>
+        </w:rPr>
+        <w:t xml:space="preserve">Estado: Resuelto con una regla escrita (D12): H2 parcialmente respaldada.</w:t>
+      </w:r>
+      <w:r>
+        <w:t xml:space="preserve"> </w:t>
+      </w:r>
+      <w:r>
+        <w:t xml:space="preserve">Senda de 2022-2025: +18,4 puntos de probabilidad en 2035 [6,3; 29,1] y +19,3 de deuda [-0,3; 31,3]; nivel 0,501 puntos más alto: +1,9 [0,3; 3,2] y +2,0 [0,4; 3,2]. La Tabla 4.4 dice qué pasa si el criterio se cumple en una medida y no en la otra: H2 se declara parcialmente respaldada. Lo que sigue débil se declara:</w:t>
+      </w:r>
+    </w:p>
+    <w:p>
+      <w:pPr>
         <w:numPr>
           <w:ilvl w:val="0"/>
           <w:numId w:val="1002"/>
         </w:numPr>
-      </w:pPr>
-      <w:r>
-        <w:t xml:space="preserve">con Bonferroni (95%), solo el efecto de la senda sobre la probabilidad sigue excluyendo el cero ([3,6; 16,8]); el del desvío estándar sobre la probabilidad ([-0,0; 2,0]) y los efectos sobre la deuda esperada ([-0,5; 2,0] y [-4,1; 17,4]) lo incluyen;</w:t>
-      </w:r>
-    </w:p>
-    <w:p>
-      <w:pPr>
         <w:pStyle w:val="Compact"/>
+      </w:pPr>
+      <w:r>
+        <w:t xml:space="preserve">con Bonferroni (95%), solo el efecto de la senda sobre la probabilidad sigue excluyendo el cero ([4,1; 30,8]);</w:t>
+      </w:r>
+    </w:p>
+    <w:p>
+      <w:pPr>
         <w:numPr>
           <w:ilvl w:val="0"/>
           <w:numId w:val="1002"/>
         </w:numPr>
-      </w:pPr>
-      <w:r>
-        <w:t xml:space="preserve">en las robusteces, el efecto de la senda sobre la probabilidad excluye el cero en 18 de 20 especificaciones (no con datos desde 2004 ni con la corrección de Kilian) y sobre la deuda en 9 de 20;</w:t>
-      </w:r>
-    </w:p>
-    <w:p>
-      <w:pPr>
         <w:pStyle w:val="Compact"/>
+      </w:pPr>
+      <w:r>
+        <w:t xml:space="preserve">en las robusteces, el efecto de la senda sobre la probabilidad excluye el cero en 20 de 21 especificaciones (no con datos desde 2004) y sobre la deuda en 11 de 21;</w:t>
+      </w:r>
+    </w:p>
+    <w:p>
+      <w:pPr>
         <w:numPr>
           <w:ilvl w:val="0"/>
           <w:numId w:val="1002"/>
         </w:numPr>
-      </w:pPr>
-      <w:r>
-        <w:t xml:space="preserve">2 de 84 intervalos de respuesta excluyen el cero, los dos del TCRM y con signo de apreciación;</w:t>
-      </w:r>
-    </w:p>
-    <w:p>
-      <w:pPr>
         <w:pStyle w:val="Compact"/>
+      </w:pPr>
+      <w:r>
+        <w:t xml:space="preserve">11 de 84 intervalos de respuesta excluyen el cero, entre ellos tres del EMBI de cuatro a seis trimestres después del</w:t>
+      </w:r>
+      <w:r>
+        <w:t xml:space="preserve"> </w:t>
+      </w:r>
+      <w:r>
+        <w:rPr>
+          <w:iCs/>
+          <w:i/>
+        </w:rPr>
+        <w:t xml:space="preserve">shock</w:t>
+      </w:r>
+      <w:r>
+        <w:t xml:space="preserve">; el azar daría unas ocho;</w:t>
+      </w:r>
+    </w:p>
+    <w:p>
+      <w:pPr>
         <w:numPr>
           <w:ilvl w:val="0"/>
           <w:numId w:val="1002"/>
         </w:numPr>
-      </w:pPr>
-      <w:r>
-        <w:t xml:space="preserve">el 96% del efecto de la senda sobre la deuda en 2035 es el costo directo de la deuda en dólares (8,6 de 9,0 puntos).</w:t>
+        <w:pStyle w:val="Compact"/>
+      </w:pPr>
+      <w:r>
+        <w:t xml:space="preserve">el 77% del efecto de la senda sobre la deuda en 2035 es el costo directo de la deuda en dólares (14,8 de 19,3 puntos);</w:t>
+      </w:r>
+    </w:p>
+    <w:p>
+      <w:pPr>
+        <w:numPr>
+          <w:ilvl w:val="0"/>
+          <w:numId w:val="1002"/>
+        </w:numPr>
+        <w:pStyle w:val="Compact"/>
+      </w:pPr>
+      <w:r>
+        <w:t xml:space="preserve">sin binarias presidenciales, el efecto de la senda es la mitad (9,7 puntos de probabilidad).</w:t>
+      </w:r>
+    </w:p>
+    <w:bookmarkEnd w:id="30"/>
+    <w:bookmarkStart w:id="31" w:name="X83002e191ae3f4baa9343b13ed5a3ccb1b14884"/>
+    <w:p>
+      <w:pPr>
+        <w:pStyle w:val="Heading2"/>
+      </w:pPr>
+      <w:r>
+        <w:t xml:space="preserve">2.5 El contraste de suficiencia estaba mal descripto</w:t>
       </w:r>
     </w:p>
     <w:p>
@@ -917,17 +1038,58 @@
         <w:pStyle w:val="FirstParagraph"/>
       </w:pPr>
       <w:r>
-        <w:t xml:space="preserve">Veredicto de la tesis: H2 respaldada en el efecto de la senda de 2022-2025 sobre la probabilidad, que es robusto; el efecto sobre la deuda esperada y el del desvío estándar no son robustos, y el mecanismo es el costo directo de la deuda en dólares.</w:t>
-      </w:r>
-    </w:p>
-    <w:bookmarkEnd w:id="19"/>
-    <w:bookmarkStart w:id="20" w:name="X83002e191ae3f4baa9343b13ed5a3ccb1b14884"/>
+        <w:rPr>
+          <w:bCs/>
+          <w:b/>
+        </w:rPr>
+        <w:t xml:space="preserve">Crítica.</w:t>
+      </w:r>
+      <w:r>
+        <w:t xml:space="preserve"> </w:t>
+      </w:r>
+      <w:r>
+        <w:t xml:space="preserve">El superávit necesario se informaba para un año cuando el desplazamiento era de todos, el máximo histórico incluía rentas sin decirlo y la métrica no era monótona en 2035.</w:t>
+      </w:r>
+    </w:p>
+    <w:p>
+      <w:pPr>
+        <w:pStyle w:val="BodyText"/>
+      </w:pPr>
+      <w:r>
+        <w:rPr>
+          <w:bCs/>
+          <w:b/>
+        </w:rPr>
+        <w:t xml:space="preserve">Estado: Resuelto (D10).</w:t>
+      </w:r>
+      <w:r>
+        <w:t xml:space="preserve"> </w:t>
+      </w:r>
+      <w:r>
+        <w:t xml:space="preserve">La suficiencia es la segunda condición de H1a. Se desplaza el resultado primario de todos los años en la misma magnitud hasta que el de 2031 llega a su máximo anual de 1996-2025 (3,29% del PIB en 2004, sin rentas; el de 2026 queda en 2,39%): la probabilidad en 2031 es 23,0% (21,6% con el máximo con rentas, 3,58%). Para llevarla al 1% haría falta sumar 7,25 puntos en todos los años (8,65% del PIB en 2026 y 9,55% en 2031). En 2035 la relación no es monótona: la probabilidad baja hasta 0,12% (+6,25) y vuelve a subir a 1,99% (+10,00), porque con la deuda cerca de cero la métrica se activa con cualquier</w:t>
+      </w:r>
+      <w:r>
+        <w:t xml:space="preserve"> </w:t>
+      </w:r>
+      <w:r>
+        <w:rPr>
+          <w:iCs/>
+          <w:i/>
+        </w:rPr>
+        <w:t xml:space="preserve">shock</w:t>
+      </w:r>
+      <w:r>
+        <w:t xml:space="preserve">. La tesis lo dice. Con la definición operativa del FMI, la condición no se cumple: 0,9% con el máximo histórico (D16).</w:t>
+      </w:r>
+    </w:p>
+    <w:bookmarkEnd w:id="31"/>
+    <w:bookmarkStart w:id="32" w:name="X9655521c9573069f72acc81018ffda692b17634"/>
     <w:p>
       <w:pPr>
         <w:pStyle w:val="Heading2"/>
       </w:pPr>
       <w:r>
-        <w:t xml:space="preserve">2.5 El contraste de suficiencia estaba mal descripto</w:t>
+        <w:t xml:space="preserve">2.6 La reacción fiscal se interpretaba como si fuera anual</w:t>
       </w:r>
     </w:p>
     <w:p>
@@ -936,8 +1098,8 @@
       </w:pPr>
       <w:r>
         <w:rPr>
-          <w:b/>
-          <w:bCs/>
+          <w:bCs/>
+          <w:b/>
         </w:rPr>
         <w:t xml:space="preserve">Crítica.</w:t>
       </w:r>
@@ -945,7 +1107,7 @@
         <w:t xml:space="preserve"> </w:t>
       </w:r>
       <w:r>
-        <w:t xml:space="preserve">El superávit necesario se informaba para un año cuando el desplazamiento era de todos, el máximo histórico incluía rentas sin decirlo y la métrica no era monótona en 2035.</w:t>
+        <w:t xml:space="preserve">El coeficiente de impacto es trimestral y el multiplicador de largo plazo no tenía intervalo.</w:t>
       </w:r>
     </w:p>
     <w:p>
@@ -954,39 +1116,206 @@
       </w:pPr>
       <w:r>
         <w:rPr>
-          <w:b/>
-          <w:bCs/>
-        </w:rPr>
-        <w:t xml:space="preserve">Estado: Resuelto (D10).</w:t>
-      </w:r>
-      <w:r>
-        <w:t xml:space="preserve"> </w:t>
-      </w:r>
-      <w:r>
-        <w:t xml:space="preserve">La suficiencia es ahora un complemento descriptivo. Con el resultado primario en su máximo anual de 1996-2025 (3,29% del PIB en 2004, sin rentas, la definición principal) todos los años, la probabilidad en 2031 es 26,1% (24,5% con el máximo con rentas, 3,58%). Para llevarla al 1% haría falta sumar 8,00 puntos en todos los años (9,4% del PIB en 2026 y 10,3% en 2031). En 2035 la relación no es monótona: la probabilidad baja hasta 0,71% (+6,50) y vuelve a subir a 2,91% (+10,00), porque con la deuda cerca de cero la métrica se activa con cualquier</w:t>
-      </w:r>
-      <w:r>
-        <w:t xml:space="preserve"> </w:t>
-      </w:r>
-      <w:r>
-        <w:rPr>
+          <w:bCs/>
+          <w:b/>
+        </w:rPr>
+        <w:t xml:space="preserve">Estado: Resuelto.</w:t>
+      </w:r>
+      <w:r>
+        <w:t xml:space="preserve"> </w:t>
+      </w:r>
+      <w:r>
+        <w:t xml:space="preserve">Coeficiente de impacto 0,0466 [0,0231; 0,0835] y multiplicador de largo plazo 0,079 [0,062; 0,147], los dos con intervalo de Hall. El de largo plazo es el comparable con el 0,05 de Bohn (1998).</w:t>
+      </w:r>
+    </w:p>
+    <w:bookmarkEnd w:id="32"/>
+    <w:bookmarkStart w:id="33" w:name="X7b6f7a112801bfea9bba282007a07ef9abccfe3"/>
+    <w:p>
+      <w:pPr>
+        <w:pStyle w:val="Heading2"/>
+      </w:pPr>
+      <w:r>
+        <w:t xml:space="preserve">2.7 El abanico se angostaba de manera artificial</w:t>
+      </w:r>
+    </w:p>
+    <w:p>
+      <w:pPr>
+        <w:pStyle w:val="FirstParagraph"/>
+      </w:pPr>
+      <w:r>
+        <w:rPr>
+          <w:bCs/>
+          <w:b/>
+        </w:rPr>
+        <w:t xml:space="preserve">Crítica.</w:t>
+      </w:r>
+      <w:r>
+        <w:t xml:space="preserve"> </w:t>
+      </w:r>
+      <w:r>
+        <w:t xml:space="preserve">El VIX y la FED quedaban fijos en la simulación, y las binarias de quiebre se eligieron con la serie de deuda.</w:t>
+      </w:r>
+    </w:p>
+    <w:p>
+      <w:pPr>
+        <w:pStyle w:val="BodyText"/>
+      </w:pPr>
+      <w:r>
+        <w:rPr>
+          <w:bCs/>
+          <w:b/>
+        </w:rPr>
+        <w:t xml:space="preserve">Estado: Resuelto en lo primero (D6); lo segundo es una limitación declarada (Apéndice A.3 y Capítulo 7).</w:t>
+      </w:r>
+      <w:r>
+        <w:t xml:space="preserve"> </w:t>
+      </w:r>
+      <w:r>
+        <w:t xml:space="preserve">El VIX y el nivel de la tasa de la FED se simulan con procesos AR(1) (0,703 y 0,972), con sus innovaciones remuestreadas junto con los</w:t>
+      </w:r>
+      <w:r>
+        <w:t xml:space="preserve"> </w:t>
+      </w:r>
+      <w:r>
+        <w:rPr>
+          <w:iCs/>
           <w:i/>
+        </w:rPr>
+        <w:t xml:space="preserve">shocks</w:t>
+      </w:r>
+      <w:r>
+        <w:t xml:space="preserve"> </w:t>
+      </w:r>
+      <w:r>
+        <w:t xml:space="preserve">estructurales; el bloque externo explica 59,4% de la varianza de la deuda en 2035. Las fechas de quiebre siguen estimadas sobre la deuda (2001T4, 2006T2, 2018T1; el de 2001T4 lo reemplazan las binarias presidenciales). Sin esas binarias, la probabilidad en 2031 es 27,1%.</w:t>
+      </w:r>
+    </w:p>
+    <w:bookmarkEnd w:id="33"/>
+    <w:bookmarkStart w:id="34" w:name="X2a8a0891be127aa67ee6e5155075788cb68f168"/>
+    <w:p>
+      <w:pPr>
+        <w:pStyle w:val="Heading2"/>
+      </w:pPr>
+      <w:r>
+        <w:t xml:space="preserve">2.8 El resultado primario y la deuda tenían perímetros distintos</w:t>
+      </w:r>
+    </w:p>
+    <w:p>
+      <w:pPr>
+        <w:pStyle w:val="FirstParagraph"/>
+      </w:pPr>
+      <w:r>
+        <w:rPr>
+          <w:bCs/>
+          <w:b/>
+        </w:rPr>
+        <w:t xml:space="preserve">Crítica.</w:t>
+      </w:r>
+      <w:r>
+        <w:t xml:space="preserve"> </w:t>
+      </w:r>
+      <w:r>
+        <w:t xml:space="preserve">El resultado primario incluía las utilidades del BCRA, que en un perímetro consolidado son un flujo interno.</w:t>
+      </w:r>
+    </w:p>
+    <w:p>
+      <w:pPr>
+        <w:pStyle w:val="BodyText"/>
+      </w:pPr>
+      <w:r>
+        <w:rPr>
+          <w:bCs/>
+          <w:b/>
+        </w:rPr>
+        <w:t xml:space="preserve">Estado: Resuelto (D4).</w:t>
+      </w:r>
+      <w:r>
+        <w:t xml:space="preserve"> </w:t>
+      </w:r>
+      <w:r>
+        <w:t xml:space="preserve">Una sola definición para los dos perímetros: el resultado primario del Sector Público Nacional sin rentas de la propiedad, que deja afuera las utilidades del BCRA, como el FMI (FMI, 2026, cuadro 1, nota 4). La serie con rentas se informa como robustez. La primera corrección de este punto tenía una justificación falsa para la deuda federal; ver la sección 6.</w:t>
+      </w:r>
+    </w:p>
+    <w:bookmarkEnd w:id="34"/>
+    <w:bookmarkStart w:id="35" w:name="Xe167768304b649b378724d0ac4a5f88571fb92a"/>
+    <w:p>
+      <w:pPr>
+        <w:pStyle w:val="Heading2"/>
+      </w:pPr>
+      <w:r>
+        <w:t xml:space="preserve">2.9 La identificación no afectaba la probabilidad principal</w:t>
+      </w:r>
+    </w:p>
+    <w:p>
+      <w:pPr>
+        <w:pStyle w:val="FirstParagraph"/>
+      </w:pPr>
+      <w:r>
+        <w:rPr>
+          <w:bCs/>
+          <w:b/>
+        </w:rPr>
+        <w:t xml:space="preserve">Crítica.</w:t>
+      </w:r>
+      <w:r>
+        <w:t xml:space="preserve"> </w:t>
+      </w:r>
+      <w:r>
+        <w:t xml:space="preserve">Las diferencias entre las filas de identificación venían del sorteo de Monte Carlo.</w:t>
+      </w:r>
+    </w:p>
+    <w:p>
+      <w:pPr>
+        <w:pStyle w:val="BodyText"/>
+      </w:pPr>
+      <w:r>
+        <w:rPr>
+          <w:bCs/>
+          <w:b/>
+        </w:rPr>
+        <w:t xml:space="preserve">Estado: Resuelto (D8).</w:t>
+      </w:r>
+      <w:r>
+        <w:t xml:space="preserve"> </w:t>
+      </w:r>
+      <w:r>
+        <w:t xml:space="preserve">Todas las especificaciones usan los mismos números aleatorios, y las identificaciones alternativas dan la misma estimación central de la probabilidad, como corresponde; los intervalos difieren levemente porque en cada réplica la matriz S se reestima. La identificación sigue siendo necesaria para repartir la varianza por bloque, que es el criterio de H1a, y para definir el</w:t>
+      </w:r>
+      <w:r>
+        <w:t xml:space="preserve"> </w:t>
+      </w:r>
+      <w:r>
+        <w:rPr>
           <w:iCs/>
+          <w:i/>
         </w:rPr>
         <w:t xml:space="preserve">shock</w:t>
       </w:r>
       <w:r>
-        <w:t xml:space="preserve">. La tesis lo dice.</w:t>
-      </w:r>
-    </w:p>
-    <w:bookmarkEnd w:id="20"/>
-    <w:bookmarkStart w:id="21" w:name="X9655521c9573069f72acc81018ffda692b17634"/>
+        <w:t xml:space="preserve"> </w:t>
+      </w:r>
+      <w:r>
+        <w:t xml:space="preserve">fiscal. Con los dos ordenamientos de Cholesky de robustez el reparto cambia (85,6 y 99,4 puntos de diferencia no fiscal menos fiscal, contra 96,8 en la principal), y el criterio de H1a se cumple en todas las variantes.</w:t>
+      </w:r>
+    </w:p>
+    <w:bookmarkEnd w:id="35"/>
+    <w:bookmarkEnd w:id="36"/>
+    <w:bookmarkStart w:id="40" w:name="problemas-de-datos"/>
+    <w:p>
+      <w:pPr>
+        <w:pStyle w:val="Heading1"/>
+      </w:pPr>
+      <w:r>
+        <w:t xml:space="preserve">3. Problemas de datos</w:t>
+      </w:r>
+    </w:p>
+    <w:bookmarkStart w:id="37" w:name="tenencias-del-fgs"/>
     <w:p>
       <w:pPr>
         <w:pStyle w:val="Heading2"/>
       </w:pPr>
       <w:r>
-        <w:t xml:space="preserve">2.6 La reacción fiscal se interpretaba como si fuera anual</w:t>
+        <w:t xml:space="preserve">3.1 Tenencias del FGS</w:t>
       </w:r>
     </w:p>
     <w:p>
@@ -995,8 +1324,8 @@
       </w:pPr>
       <w:r>
         <w:rPr>
-          <w:b/>
-          <w:bCs/>
+          <w:bCs/>
+          <w:b/>
         </w:rPr>
         <w:t xml:space="preserve">Crítica.</w:t>
       </w:r>
@@ -1004,7 +1333,7 @@
         <w:t xml:space="preserve"> </w:t>
       </w:r>
       <w:r>
-        <w:t xml:space="preserve">El coeficiente de impacto es trimestral y el multiplicador de largo plazo no tenía intervalo.</w:t>
+        <w:t xml:space="preserve">La deuda consolidada de la tesis no descontaba las tenencias del FGS y quedaba por encima de la del FMI.</w:t>
       </w:r>
     </w:p>
     <w:p>
@@ -1013,26 +1342,42 @@
       </w:pPr>
       <w:r>
         <w:rPr>
-          <w:b/>
-          <w:bCs/>
-        </w:rPr>
-        <w:t xml:space="preserve">Estado: Resuelto.</w:t>
-      </w:r>
-      <w:r>
-        <w:t xml:space="preserve"> </w:t>
-      </w:r>
-      <w:r>
-        <w:t xml:space="preserve">Coeficiente de impacto 0,0576 [0,0220; 0,0822] y multiplicador de largo plazo 0,199 [0,112; 0,328], los dos con intervalo de Hall.</w:t>
-      </w:r>
-    </w:p>
-    <w:bookmarkEnd w:id="21"/>
-    <w:bookmarkStart w:id="22" w:name="X7b6f7a112801bfea9bba282007a07ef9abccfe3"/>
+          <w:bCs/>
+          <w:b/>
+        </w:rPr>
+        <w:t xml:space="preserve">Estado: Limitación declarada (Capítulos 5 y 7).</w:t>
+      </w:r>
+      <w:r>
+        <w:t xml:space="preserve"> </w:t>
+      </w:r>
+      <w:r>
+        <w:t xml:space="preserve">La especificación principal es la deuda federal bruta, que no se ve afectada. La simulación de la extensión consolidada parte del</w:t>
+      </w:r>
+      <w:r>
+        <w:t xml:space="preserve"> </w:t>
+      </w:r>
+      <w:r>
+        <w:rPr>
+          <w:iCs/>
+          <w:i/>
+        </w:rPr>
+        <w:t xml:space="preserve">stock</w:t>
+      </w:r>
+      <w:r>
+        <w:t xml:space="preserve"> </w:t>
+      </w:r>
+      <w:r>
+        <w:t xml:space="preserve">del FMI (52,1% del PIB), que sí descuenta el FGS. La serie histórica consolidada con la que se estima la dinámica no lo descuenta. Los informes del FGS tienen que bajarse a mano (ver Seguimiento de tareas).</w:t>
+      </w:r>
+    </w:p>
+    <w:bookmarkEnd w:id="37"/>
+    <w:bookmarkStart w:id="38" w:name="X0b13ed357ad63a342576ba0f28da6ea17c6473c"/>
     <w:p>
       <w:pPr>
         <w:pStyle w:val="Heading2"/>
       </w:pPr>
       <w:r>
-        <w:t xml:space="preserve">2.7 El abanico se angostaba de manera artificial</w:t>
+        <w:t xml:space="preserve">3.2 El EMBI anterior a 1999 estaba escrito a mano</w:t>
       </w:r>
     </w:p>
     <w:p>
@@ -1041,8 +1386,8 @@
       </w:pPr>
       <w:r>
         <w:rPr>
-          <w:b/>
-          <w:bCs/>
+          <w:bCs/>
+          <w:b/>
         </w:rPr>
         <w:t xml:space="preserve">Crítica.</w:t>
       </w:r>
@@ -1050,7 +1395,7 @@
         <w:t xml:space="preserve"> </w:t>
       </w:r>
       <w:r>
-        <w:t xml:space="preserve">El VIX y la FED quedaban fijos en la simulación, y las binarias de quiebre se eligieron con la serie de deuda.</w:t>
+        <w:t xml:space="preserve">La base anterior tenía valores del EMBI de 1993-1998 escritos a mano, sin fuente.</w:t>
       </w:r>
     </w:p>
     <w:p>
@@ -1059,282 +1404,40 @@
       </w:pPr>
       <w:r>
         <w:rPr>
-          <w:b/>
-          <w:bCs/>
-        </w:rPr>
-        <w:t xml:space="preserve">Estado: Resuelto en lo primero (D6); lo segundo es una limitación declarada (Apéndice A.3 y Capítulo 7).</w:t>
-      </w:r>
-      <w:r>
-        <w:t xml:space="preserve"> </w:t>
-      </w:r>
-      <w:r>
-        <w:t xml:space="preserve">El VIX y el nivel de la tasa de la FED se simulan con procesos AR(1) (0,703 y 0,970), con sus innovaciones remuestreadas junto con los</w:t>
-      </w:r>
-      <w:r>
-        <w:t xml:space="preserve"> </w:t>
-      </w:r>
-      <w:r>
-        <w:rPr>
-          <w:i/>
-          <w:iCs/>
-        </w:rPr>
-        <w:t xml:space="preserve">shocks</w:t>
-      </w:r>
-      <w:r>
-        <w:t xml:space="preserve"> </w:t>
-      </w:r>
-      <w:r>
-        <w:t xml:space="preserve">estructurales; el bloque externo explica 44,9% de la varianza de la deuda en 2035. Las fechas de quiebre (2001T4, 2006T2, 2018T1) siguen estimadas sobre la deuda. Sin esas binarias, la probabilidad en 2031 es 30,5% y el ancho del abanico, 55,2.</w:t>
-      </w:r>
-    </w:p>
-    <w:bookmarkEnd w:id="22"/>
-    <w:bookmarkStart w:id="23" w:name="X2a8a0891be127aa67ee6e5155075788cb68f168"/>
+          <w:bCs/>
+          <w:b/>
+        </w:rPr>
+        <w:t xml:space="preserve">Estado: Resuelto (D2).</w:t>
+      </w:r>
+      <w:r>
+        <w:t xml:space="preserve"> </w:t>
+      </w:r>
+      <w:r>
+        <w:t xml:space="preserve">Esos valores se eliminaron. Desde diciembre de 1998 el EMBI se toma de la serie diaria que publica Ámbito Financiero, como promedio trimestral. Para 1996T1-1998T3 se usa un empalme con series oficiales: la tasa de préstamos interfinancieros en dólares del BCRA menos la tasa de fondos federales, con la relación EMBI = 550,3 + 1,171 × diferencial estimada en la superposición 1998T4-2001T3 (R² = 0,89). La validación cruzada dejando un trimestre afuera da un error típico de 102 puntos básicos, contra un desvío del EMBI de 240, y el pronóstico fuera de muestra de 2001 acierta el nivel y subestima el salto de la crisis. Con datos desde 1999, solo con el EMBI observado, la probabilidad en 2031 es 29,5% [22,5; 36,7], y H1a y el efecto de la FED sobre la probabilidad no cambian (Apéndice A.10).</w:t>
+      </w:r>
+    </w:p>
+    <w:bookmarkEnd w:id="38"/>
+    <w:bookmarkStart w:id="39" w:name="otras-cuestiones-de-datos"/>
     <w:p>
       <w:pPr>
         <w:pStyle w:val="Heading2"/>
       </w:pPr>
       <w:r>
-        <w:t xml:space="preserve">2.8 El resultado primario y la deuda tenían perímetros distintos</w:t>
-      </w:r>
-    </w:p>
-    <w:p>
-      <w:pPr>
-        <w:pStyle w:val="FirstParagraph"/>
-      </w:pPr>
-      <w:r>
-        <w:rPr>
-          <w:b/>
-          <w:bCs/>
-        </w:rPr>
-        <w:t xml:space="preserve">Crítica.</w:t>
-      </w:r>
-      <w:r>
-        <w:t xml:space="preserve"> </w:t>
-      </w:r>
-      <w:r>
-        <w:t xml:space="preserve">El resultado primario incluía las utilidades del BCRA, que en un perímetro consolidado son un flujo interno.</w:t>
-      </w:r>
-    </w:p>
-    <w:p>
-      <w:pPr>
-        <w:pStyle w:val="BodyText"/>
-      </w:pPr>
-      <w:r>
-        <w:rPr>
-          <w:b/>
-          <w:bCs/>
-        </w:rPr>
-        <w:t xml:space="preserve">Estado: Resuelto (D4).</w:t>
-      </w:r>
-      <w:r>
-        <w:t xml:space="preserve"> </w:t>
-      </w:r>
-      <w:r>
-        <w:t xml:space="preserve">Una sola definición para los dos perímetros: el resultado primario del Sector Público Nacional sin rentas de la propiedad, que deja afuera las utilidades del BCRA, como el FMI (FMI, 2026, cuadro 1, nota 4). La serie con rentas se informa como robustez. La primera corrección de este punto tenía una justificación falsa para la deuda federal; ver la sección 6.</w:t>
-      </w:r>
-    </w:p>
-    <w:bookmarkEnd w:id="23"/>
-    <w:bookmarkStart w:id="24" w:name="Xe167768304b649b378724d0ac4a5f88571fb92a"/>
-    <w:p>
-      <w:pPr>
-        <w:pStyle w:val="Heading2"/>
-      </w:pPr>
-      <w:r>
-        <w:t xml:space="preserve">2.9 La identificación no afectaba la probabilidad principal</w:t>
-      </w:r>
-    </w:p>
-    <w:p>
-      <w:pPr>
-        <w:pStyle w:val="FirstParagraph"/>
-      </w:pPr>
-      <w:r>
-        <w:rPr>
-          <w:b/>
-          <w:bCs/>
-        </w:rPr>
-        <w:t xml:space="preserve">Crítica.</w:t>
-      </w:r>
-      <w:r>
-        <w:t xml:space="preserve"> </w:t>
-      </w:r>
-      <w:r>
-        <w:t xml:space="preserve">Las diferencias entre las filas de identificación venían del sorteo de Monte Carlo.</w:t>
-      </w:r>
-    </w:p>
-    <w:p>
-      <w:pPr>
-        <w:pStyle w:val="BodyText"/>
-      </w:pPr>
-      <w:r>
-        <w:rPr>
-          <w:b/>
-          <w:bCs/>
-        </w:rPr>
-        <w:t xml:space="preserve">Estado: Resuelto (D8).</w:t>
-      </w:r>
-      <w:r>
-        <w:t xml:space="preserve"> </w:t>
-      </w:r>
-      <w:r>
-        <w:t xml:space="preserve">Todas las especificaciones usan los mismos números aleatorios, y las identificaciones alternativas dan exactamente la misma probabilidad, como corresponde. La identificación sigue siendo necesaria para repartir la varianza por bloque, que es el criterio de H1a, y para definir el</w:t>
-      </w:r>
-      <w:r>
-        <w:t xml:space="preserve"> </w:t>
-      </w:r>
-      <w:r>
-        <w:rPr>
-          <w:i/>
-          <w:iCs/>
-        </w:rPr>
-        <w:t xml:space="preserve">shock</w:t>
-      </w:r>
-      <w:r>
-        <w:t xml:space="preserve"> </w:t>
-      </w:r>
-      <w:r>
-        <w:t xml:space="preserve">fiscal. Con los dos ordenamientos de Cholesky de robustez el reparto cambia (60,7 y 91,9 puntos de diferencia no fiscal menos fiscal), y el criterio de H1a se cumple en todas las variantes.</w:t>
-      </w:r>
-    </w:p>
-    <w:bookmarkEnd w:id="24"/>
-    <w:bookmarkEnd w:id="25"/>
-    <w:bookmarkStart w:id="29" w:name="problemas-de-datos"/>
-    <w:p>
-      <w:pPr>
-        <w:pStyle w:val="Heading1"/>
-      </w:pPr>
-      <w:r>
-        <w:t xml:space="preserve">3. Problemas de datos</w:t>
-      </w:r>
-    </w:p>
-    <w:bookmarkStart w:id="26" w:name="tenencias-del-fgs"/>
-    <w:p>
-      <w:pPr>
-        <w:pStyle w:val="Heading2"/>
-      </w:pPr>
-      <w:r>
-        <w:t xml:space="preserve">3.1 Tenencias del FGS</w:t>
-      </w:r>
-    </w:p>
-    <w:p>
-      <w:pPr>
-        <w:pStyle w:val="FirstParagraph"/>
-      </w:pPr>
-      <w:r>
-        <w:rPr>
-          <w:b/>
-          <w:bCs/>
-        </w:rPr>
-        <w:t xml:space="preserve">Crítica.</w:t>
-      </w:r>
-      <w:r>
-        <w:t xml:space="preserve"> </w:t>
-      </w:r>
-      <w:r>
-        <w:t xml:space="preserve">La deuda consolidada de la tesis no descontaba las tenencias del FGS y quedaba por encima de la del FMI.</w:t>
-      </w:r>
-    </w:p>
-    <w:p>
-      <w:pPr>
-        <w:pStyle w:val="BodyText"/>
-      </w:pPr>
-      <w:r>
-        <w:rPr>
-          <w:b/>
-          <w:bCs/>
-        </w:rPr>
-        <w:t xml:space="preserve">Estado: Limitación declarada (Capítulos 5 y 7).</w:t>
-      </w:r>
-      <w:r>
-        <w:t xml:space="preserve"> </w:t>
-      </w:r>
-      <w:r>
-        <w:t xml:space="preserve">La especificación principal es la deuda federal bruta, que no se ve afectada. La simulación de la extensión consolidada parte del</w:t>
-      </w:r>
-      <w:r>
-        <w:t xml:space="preserve"> </w:t>
-      </w:r>
-      <w:r>
-        <w:rPr>
-          <w:i/>
-          <w:iCs/>
-        </w:rPr>
-        <w:t xml:space="preserve">stock</w:t>
-      </w:r>
-      <w:r>
-        <w:t xml:space="preserve"> </w:t>
-      </w:r>
-      <w:r>
-        <w:t xml:space="preserve">del FMI (52,1% del PIB), que sí descuenta el FGS. La serie histórica consolidada con la que se estima la dinámica no lo descuenta. Los informes del FGS tienen que bajarse a mano (ver Seguimiento de tareas).</w:t>
-      </w:r>
-    </w:p>
-    <w:bookmarkEnd w:id="26"/>
-    <w:bookmarkStart w:id="27" w:name="X0b13ed357ad63a342576ba0f28da6ea17c6473c"/>
-    <w:p>
-      <w:pPr>
-        <w:pStyle w:val="Heading2"/>
-      </w:pPr>
-      <w:r>
-        <w:t xml:space="preserve">3.2 El EMBI anterior a 1999 estaba escrito a mano</w:t>
-      </w:r>
-    </w:p>
-    <w:p>
-      <w:pPr>
-        <w:pStyle w:val="FirstParagraph"/>
-      </w:pPr>
-      <w:r>
-        <w:rPr>
-          <w:b/>
-          <w:bCs/>
-        </w:rPr>
-        <w:t xml:space="preserve">Crítica.</w:t>
-      </w:r>
-      <w:r>
-        <w:t xml:space="preserve"> </w:t>
-      </w:r>
-      <w:r>
-        <w:t xml:space="preserve">La base anterior tenía valores del EMBI de 1993-1998 escritos a mano, sin fuente.</w:t>
-      </w:r>
-    </w:p>
-    <w:p>
-      <w:pPr>
-        <w:pStyle w:val="BodyText"/>
-      </w:pPr>
-      <w:r>
-        <w:rPr>
-          <w:b/>
-          <w:bCs/>
-        </w:rPr>
-        <w:t xml:space="preserve">Estado: Resuelto (D2).</w:t>
-      </w:r>
-      <w:r>
-        <w:t xml:space="preserve"> </w:t>
-      </w:r>
-      <w:r>
-        <w:t xml:space="preserve">Esos valores se eliminaron. Desde diciembre de 1998 el EMBI se toma de la serie diaria que publica Ámbito Financiero, como promedio trimestral. Para 1996T1-1998T3 se usa un empalme con series oficiales: la tasa de préstamos interfinancieros en dólares del BCRA menos la tasa de fondos federales, con la relación EMBI = 550,3 + 1,171 × diferencial estimada en la superposición 1998T4-2001T3 (R² = 0,89). La validación cruzada dejando un trimestre afuera da un error típico de 102 puntos básicos, contra un desvío del EMBI de 240, y el pronóstico fuera de muestra de 2001 acierta el nivel y subestima el salto de la crisis. Con datos desde 1999, solo con el EMBI observado, la probabilidad en 2031 es 32,4% [26,6; 37,0], y H1a y H2 no cambian (Apéndice A.9).</w:t>
-      </w:r>
-    </w:p>
-    <w:bookmarkEnd w:id="27"/>
-    <w:bookmarkStart w:id="28" w:name="otras-cuestiones-de-datos"/>
-    <w:p>
-      <w:pPr>
-        <w:pStyle w:val="Heading2"/>
-      </w:pPr>
-      <w:r>
         <w:t xml:space="preserve">3.3 Otras cuestiones de datos</w:t>
       </w:r>
     </w:p>
     <w:p>
       <w:pPr>
-        <w:pStyle w:val="Compact"/>
         <w:numPr>
           <w:ilvl w:val="0"/>
           <w:numId w:val="1003"/>
         </w:numPr>
-      </w:pPr>
-      <w:r>
-        <w:rPr>
-          <w:b/>
-          <w:bCs/>
+        <w:pStyle w:val="Compact"/>
+      </w:pPr>
+      <w:r>
+        <w:rPr>
+          <w:bCs/>
+          <w:b/>
         </w:rPr>
         <w:t xml:space="preserve">TCRM de 1996 sin método documentado.</w:t>
       </w:r>
@@ -1347,16 +1450,16 @@
     </w:p>
     <w:p>
       <w:pPr>
-        <w:pStyle w:val="Compact"/>
         <w:numPr>
           <w:ilvl w:val="0"/>
           <w:numId w:val="1003"/>
         </w:numPr>
-      </w:pPr>
-      <w:r>
-        <w:rPr>
-          <w:b/>
-          <w:bCs/>
+        <w:pStyle w:val="Compact"/>
+      </w:pPr>
+      <w:r>
+        <w:rPr>
+          <w:bCs/>
+          <w:b/>
         </w:rPr>
         <w:t xml:space="preserve">Muestra informada con números distintos en distintos documentos.</w:t>
       </w:r>
@@ -1369,38 +1472,38 @@
     </w:p>
     <w:p>
       <w:pPr>
-        <w:pStyle w:val="Compact"/>
         <w:numPr>
           <w:ilvl w:val="0"/>
           <w:numId w:val="1003"/>
         </w:numPr>
-      </w:pPr>
-      <w:r>
-        <w:rPr>
-          <w:b/>
-          <w:bCs/>
-        </w:rPr>
-        <w:t xml:space="preserve">Salto de la tasa de la FED en 2022T1.</w:t>
-      </w:r>
-      <w:r>
-        <w:t xml:space="preserve"> </w:t>
-      </w:r>
-      <w:r>
-        <w:t xml:space="preserve">Resuelto (D5): la variación de ese trimestre se calcula con la tasa efectiva en los dos trimestres. El desvío de la variación trimestral queda en 0,494 puntos.</w:t>
-      </w:r>
-    </w:p>
-    <w:p>
-      <w:pPr>
         <w:pStyle w:val="Compact"/>
+      </w:pPr>
+      <w:r>
+        <w:rPr>
+          <w:bCs/>
+          <w:b/>
+        </w:rPr>
+        <w:t xml:space="preserve">Saltos de la tasa de la FED por cambio de serie.</w:t>
+      </w:r>
+      <w:r>
+        <w:t xml:space="preserve"> </w:t>
+      </w:r>
+      <w:r>
+        <w:t xml:space="preserve">Resuelto (D5): en las cuatro transiciones entre la tasa sombra y la efectiva (2009T1, 2016T1, 2020T2 y 2022T1) la variación se calcula con la tasa efectiva en los dos trimestres. Antes solo se corregía 2022T1, y la variación de 2009T1 salía positiva cuando la FED estaba bajando la tasa. El desvío de la variación trimestral queda en 0,501 puntos.</w:t>
+      </w:r>
+    </w:p>
+    <w:p>
+      <w:pPr>
         <w:numPr>
           <w:ilvl w:val="0"/>
           <w:numId w:val="1003"/>
         </w:numPr>
-      </w:pPr>
-      <w:r>
-        <w:rPr>
-          <w:b/>
-          <w:bCs/>
+        <w:pStyle w:val="Compact"/>
+      </w:pPr>
+      <w:r>
+        <w:rPr>
+          <w:bCs/>
+          <w:b/>
         </w:rPr>
         <w:t xml:space="preserve">Cuadro de comparación con el FMI con dos ediciones mezcladas.</w:t>
       </w:r>
@@ -1415,8 +1518,8 @@
       </w:r>
       <w:r>
         <w:rPr>
+          <w:iCs/>
           <w:i/>
-          <w:iCs/>
         </w:rPr>
         <w:t xml:space="preserve">stocks</w:t>
       </w:r>
@@ -1429,16 +1532,16 @@
     </w:p>
     <w:p>
       <w:pPr>
-        <w:pStyle w:val="Compact"/>
         <w:numPr>
           <w:ilvl w:val="0"/>
           <w:numId w:val="1003"/>
         </w:numPr>
-      </w:pPr>
-      <w:r>
-        <w:rPr>
-          <w:b/>
-          <w:bCs/>
+        <w:pStyle w:val="Compact"/>
+      </w:pPr>
+      <w:r>
+        <w:rPr>
+          <w:bCs/>
+          <w:b/>
         </w:rPr>
         <w:t xml:space="preserve">Valor nominal de las Letras.</w:t>
       </w:r>
@@ -1451,38 +1554,38 @@
     </w:p>
     <w:p>
       <w:pPr>
-        <w:pStyle w:val="Compact"/>
         <w:numPr>
           <w:ilvl w:val="0"/>
           <w:numId w:val="1003"/>
         </w:numPr>
-      </w:pPr>
-      <w:r>
-        <w:rPr>
-          <w:b/>
-          <w:bCs/>
-        </w:rPr>
-        <w:t xml:space="preserve">Empalme del PIB de 1999-2003.</w:t>
-      </w:r>
-      <w:r>
-        <w:t xml:space="preserve"> </w:t>
-      </w:r>
-      <w:r>
-        <w:t xml:space="preserve">Limitación declarada (Capítulo 5). El empalme afecta el nivel y no las tasas de crecimiento; la variante con datos desde 2004 da 31,6% en 2031.</w:t>
-      </w:r>
-    </w:p>
-    <w:p>
-      <w:pPr>
         <w:pStyle w:val="Compact"/>
+      </w:pPr>
+      <w:r>
+        <w:rPr>
+          <w:bCs/>
+          <w:b/>
+        </w:rPr>
+        <w:t xml:space="preserve">Empalme del PIB de 1996-2003.</w:t>
+      </w:r>
+      <w:r>
+        <w:t xml:space="preserve"> </w:t>
+      </w:r>
+      <w:r>
+        <w:t xml:space="preserve">Limitación declarada (Capítulo 5). El modelo usa el PIB trimestral del INDEC en base 1993 empalmado a la base 2004 con un coeficiente de enlace, que afecta el nivel y no las tasas de crecimiento; la variante con datos desde 2004 da 31,1% en 2031. La columna PIB_real de la base auxiliar (dataset_consolidado_1996_2025.csv) tenía para 1996-2003 una serie suavizada que el modelo no usa; se sacó del Excel del grupo, que ahora muestra en la hoja Datos_modelo las series que entran a la estimación.</w:t>
+      </w:r>
+    </w:p>
+    <w:p>
+      <w:pPr>
         <w:numPr>
           <w:ilvl w:val="0"/>
           <w:numId w:val="1003"/>
         </w:numPr>
-      </w:pPr>
-      <w:r>
-        <w:rPr>
-          <w:b/>
-          <w:bCs/>
+        <w:pStyle w:val="Compact"/>
+      </w:pPr>
+      <w:r>
+        <w:rPr>
+          <w:bCs/>
+          <w:b/>
         </w:rPr>
         <w:t xml:space="preserve">Tipo de cambio de fin de período de 2024 y 2025.</w:t>
       </w:r>
@@ -1497,8 +1600,8 @@
       </w:r>
       <w:r>
         <w:rPr>
+          <w:iCs/>
           <w:i/>
-          <w:iCs/>
         </w:rPr>
         <w:t xml:space="preserve">stock</w:t>
       </w:r>
@@ -1511,16 +1614,16 @@
     </w:p>
     <w:p>
       <w:pPr>
-        <w:pStyle w:val="Compact"/>
         <w:numPr>
           <w:ilvl w:val="0"/>
           <w:numId w:val="1003"/>
         </w:numPr>
-      </w:pPr>
-      <w:r>
-        <w:rPr>
-          <w:b/>
-          <w:bCs/>
+        <w:pStyle w:val="Compact"/>
+      </w:pPr>
+      <w:r>
+        <w:rPr>
+          <w:bCs/>
+          <w:b/>
         </w:rPr>
         <w:t xml:space="preserve">Fuente del VIX.</w:t>
       </w:r>
@@ -1531,9 +1634,9 @@
         <w:t xml:space="preserve">Resuelto en la versión anterior.</w:t>
       </w:r>
     </w:p>
-    <w:bookmarkEnd w:id="28"/>
-    <w:bookmarkEnd w:id="29"/>
-    <w:bookmarkStart w:id="30" w:name="X78654676e7bfac8fded4e86f07cecb4513727d1"/>
+    <w:bookmarkEnd w:id="39"/>
+    <w:bookmarkEnd w:id="40"/>
+    <w:bookmarkStart w:id="41" w:name="X78654676e7bfac8fded4e86f07cecb4513727d1"/>
     <w:p>
       <w:pPr>
         <w:pStyle w:val="Heading1"/>
@@ -1544,16 +1647,16 @@
     </w:p>
     <w:p>
       <w:pPr>
-        <w:pStyle w:val="Compact"/>
         <w:numPr>
           <w:ilvl w:val="0"/>
           <w:numId w:val="1004"/>
         </w:numPr>
-      </w:pPr>
-      <w:r>
-        <w:rPr>
-          <w:b/>
-          <w:bCs/>
+        <w:pStyle w:val="Compact"/>
+      </w:pPr>
+      <w:r>
+        <w:rPr>
+          <w:bCs/>
+          <w:b/>
         </w:rPr>
         <w:t xml:space="preserve">Hipótesis con esquemas distintos.</w:t>
       </w:r>
@@ -1566,16 +1669,16 @@
     </w:p>
     <w:p>
       <w:pPr>
-        <w:pStyle w:val="Compact"/>
         <w:numPr>
           <w:ilvl w:val="0"/>
           <w:numId w:val="1004"/>
         </w:numPr>
-      </w:pPr>
-      <w:r>
-        <w:rPr>
-          <w:b/>
-          <w:bCs/>
+        <w:pStyle w:val="Compact"/>
+      </w:pPr>
+      <w:r>
+        <w:rPr>
+          <w:bCs/>
+          <w:b/>
         </w:rPr>
         <w:t xml:space="preserve">Matriz de datos del plan.</w:t>
       </w:r>
@@ -1588,16 +1691,16 @@
     </w:p>
     <w:p>
       <w:pPr>
-        <w:pStyle w:val="Compact"/>
         <w:numPr>
           <w:ilvl w:val="0"/>
           <w:numId w:val="1004"/>
         </w:numPr>
-      </w:pPr>
-      <w:r>
-        <w:rPr>
-          <w:b/>
-          <w:bCs/>
+        <w:pStyle w:val="Compact"/>
+      </w:pPr>
+      <w:r>
+        <w:rPr>
+          <w:bCs/>
+          <w:b/>
         </w:rPr>
         <w:t xml:space="preserve">Viabilidad del plan.</w:t>
       </w:r>
@@ -1610,16 +1713,16 @@
     </w:p>
     <w:p>
       <w:pPr>
-        <w:pStyle w:val="Compact"/>
         <w:numPr>
           <w:ilvl w:val="0"/>
           <w:numId w:val="1004"/>
         </w:numPr>
-      </w:pPr>
-      <w:r>
-        <w:rPr>
-          <w:b/>
-          <w:bCs/>
+        <w:pStyle w:val="Compact"/>
+      </w:pPr>
+      <w:r>
+        <w:rPr>
+          <w:bCs/>
+          <w:b/>
         </w:rPr>
         <w:t xml:space="preserve">Plan de labor desactualizado.</w:t>
       </w:r>
@@ -1632,16 +1735,16 @@
     </w:p>
     <w:p>
       <w:pPr>
-        <w:pStyle w:val="Compact"/>
         <w:numPr>
           <w:ilvl w:val="0"/>
           <w:numId w:val="1004"/>
         </w:numPr>
-      </w:pPr>
-      <w:r>
-        <w:rPr>
-          <w:b/>
-          <w:bCs/>
+        <w:pStyle w:val="Compact"/>
+      </w:pPr>
+      <w:r>
+        <w:rPr>
+          <w:bCs/>
+          <w:b/>
         </w:rPr>
         <w:t xml:space="preserve">Antecedentes como catálogo.</w:t>
       </w:r>
@@ -1654,16 +1757,16 @@
     </w:p>
     <w:p>
       <w:pPr>
-        <w:pStyle w:val="Compact"/>
         <w:numPr>
           <w:ilvl w:val="0"/>
           <w:numId w:val="1004"/>
         </w:numPr>
-      </w:pPr>
-      <w:r>
-        <w:rPr>
-          <w:b/>
-          <w:bCs/>
+        <w:pStyle w:val="Compact"/>
+      </w:pPr>
+      <w:r>
+        <w:rPr>
+          <w:bCs/>
+          <w:b/>
         </w:rPr>
         <w:t xml:space="preserve">Marco teórico.</w:t>
       </w:r>
@@ -1676,16 +1779,16 @@
     </w:p>
     <w:p>
       <w:pPr>
-        <w:pStyle w:val="Compact"/>
         <w:numPr>
           <w:ilvl w:val="0"/>
           <w:numId w:val="1004"/>
         </w:numPr>
-      </w:pPr>
-      <w:r>
-        <w:rPr>
-          <w:b/>
-          <w:bCs/>
+        <w:pStyle w:val="Compact"/>
+      </w:pPr>
+      <w:r>
+        <w:rPr>
+          <w:bCs/>
+          <w:b/>
         </w:rPr>
         <w:t xml:space="preserve">Términos en inglés sin cursiva, siglas sin definir y registro coloquial.</w:t>
       </w:r>
@@ -1698,16 +1801,16 @@
     </w:p>
     <w:p>
       <w:pPr>
-        <w:pStyle w:val="Compact"/>
         <w:numPr>
           <w:ilvl w:val="0"/>
           <w:numId w:val="1004"/>
         </w:numPr>
-      </w:pPr>
-      <w:r>
-        <w:rPr>
-          <w:b/>
-          <w:bCs/>
+        <w:pStyle w:val="Compact"/>
+      </w:pPr>
+      <w:r>
+        <w:rPr>
+          <w:bCs/>
+          <w:b/>
         </w:rPr>
         <w:t xml:space="preserve">Tablas y figuras.</w:t>
       </w:r>
@@ -1715,21 +1818,21 @@
         <w:t xml:space="preserve"> </w:t>
       </w:r>
       <w:r>
-        <w:t xml:space="preserve">Resuelto: la tabla completa de robustez pasó al Apéndice (A.9) y Resultados conserva una tabla corta (D14).</w:t>
-      </w:r>
-    </w:p>
-    <w:p>
-      <w:pPr>
-        <w:pStyle w:val="Compact"/>
+        <w:t xml:space="preserve">Resuelto: la tabla completa de robustez pasó al Apéndice (A.10) y Resultados conserva una tabla corta (D14).</w:t>
+      </w:r>
+    </w:p>
+    <w:p>
+      <w:pPr>
         <w:numPr>
           <w:ilvl w:val="0"/>
           <w:numId w:val="1004"/>
         </w:numPr>
-      </w:pPr>
-      <w:r>
-        <w:rPr>
-          <w:b/>
-          <w:bCs/>
+        <w:pStyle w:val="Compact"/>
+      </w:pPr>
+      <w:r>
+        <w:rPr>
+          <w:bCs/>
+          <w:b/>
         </w:rPr>
         <w:t xml:space="preserve">Referencias en formato APA.</w:t>
       </w:r>
@@ -1742,16 +1845,16 @@
     </w:p>
     <w:p>
       <w:pPr>
-        <w:pStyle w:val="Compact"/>
         <w:numPr>
           <w:ilvl w:val="0"/>
           <w:numId w:val="1004"/>
         </w:numPr>
-      </w:pPr>
-      <w:r>
-        <w:rPr>
-          <w:b/>
-          <w:bCs/>
+        <w:pStyle w:val="Compact"/>
+      </w:pPr>
+      <w:r>
+        <w:rPr>
+          <w:bCs/>
+          <w:b/>
         </w:rPr>
         <w:t xml:space="preserve">Carátula y resumen.</w:t>
       </w:r>
@@ -1764,16 +1867,16 @@
     </w:p>
     <w:p>
       <w:pPr>
-        <w:pStyle w:val="Compact"/>
         <w:numPr>
           <w:ilvl w:val="0"/>
           <w:numId w:val="1004"/>
         </w:numPr>
-      </w:pPr>
-      <w:r>
-        <w:rPr>
-          <w:b/>
-          <w:bCs/>
+        <w:pStyle w:val="Compact"/>
+      </w:pPr>
+      <w:r>
+        <w:rPr>
+          <w:bCs/>
+          <w:b/>
         </w:rPr>
         <w:t xml:space="preserve">Extensión.</w:t>
       </w:r>
@@ -1784,8 +1887,8 @@
         <w:t xml:space="preserve">Pendiente de verificar con el texto reescrito (sección 6).</w:t>
       </w:r>
     </w:p>
-    <w:bookmarkEnd w:id="30"/>
-    <w:bookmarkStart w:id="36" w:name="X655006edf61d44773cc8de2daa49fe1653dced6"/>
+    <w:bookmarkEnd w:id="41"/>
+    <w:bookmarkStart w:id="47" w:name="X655006edf61d44773cc8de2daa49fe1653dced6"/>
     <w:p>
       <w:pPr>
         <w:pStyle w:val="Heading1"/>
@@ -1802,7 +1905,7 @@
         <w:t xml:space="preserve">Después de la reescritura, un compañero leyó la tesis y los documentos del grupo y encontró cinco inconsistencias. Las cinco se verificaron y se resolvieron en la versión del 17 de octubre de 2026, con el modelo reestimado sobre la ventana 1996-2025.</w:t>
       </w:r>
     </w:p>
-    <w:bookmarkStart w:id="31" w:name="X4c319e778e5dbfe37ae7c583519f2fa3e95bed5"/>
+    <w:bookmarkStart w:id="42" w:name="X4c319e778e5dbfe37ae7c583519f2fa3e95bed5"/>
     <w:p>
       <w:pPr>
         <w:pStyle w:val="Heading2"/>
@@ -1817,8 +1920,8 @@
       </w:pPr>
       <w:r>
         <w:rPr>
-          <w:b/>
-          <w:bCs/>
+          <w:bCs/>
+          <w:b/>
         </w:rPr>
         <w:t xml:space="preserve">Crítica.</w:t>
       </w:r>
@@ -1835,8 +1938,8 @@
       </w:pPr>
       <w:r>
         <w:rPr>
-          <w:b/>
-          <w:bCs/>
+          <w:bCs/>
+          <w:b/>
         </w:rPr>
         <w:t xml:space="preserve">Estado: Resuelto (D2 y D2b).</w:t>
       </w:r>
@@ -1844,7 +1947,7 @@
         <w:t xml:space="preserve"> </w:t>
       </w:r>
       <w:r>
-        <w:t xml:space="preserve">La ventana del estudio es una sola, 1996-2025, y la proyección es 2026-2035. La única aclaración técnica, en Metodología, Datos y el Apéndice, es que las ecuaciones se estiman con 1998T2-2025T4 (111 trimestres), porque los primeros trimestres de la ventana son condiciones iniciales de los rezagos. Las dos series sin dato directo en toda la ventana se completan con empalmes validados (Apéndice A.2 y Figura A.1). El EMBI de 1996T1-1998T3 sale de la tasa de préstamos interfinancieros en dólares del BCRA menos la tasa de fondos federales, con la relación estimada en la superposición 1998T4-2001T3 (R² = 0,89; error típico de 102 puntos básicos dejando un trimestre afuera; pronóstico fuera de muestra de 2001 que acierta el nivel). El TCRM de 1996 se encadena con el tipo de cambio real efectivo del BIS (correlación de las variaciones trimestrales de 0,92). Con datos desde 1999, sin empalme, la probabilidad de no estabilización en 2031 es 32,4% contra 31,8% con la ventana completa. El control automático</w:t>
+        <w:t xml:space="preserve">La ventana del estudio es una sola, 1996-2025, y la proyección es 2026-2035. La única aclaración técnica, en Metodología, Datos y el Apéndice, es que las ecuaciones se estiman con 1998T2-2025T4 (111 trimestres), porque los primeros trimestres de la ventana son condiciones iniciales de los rezagos. Las dos series sin dato directo en toda la ventana se completan con empalmes validados (Apéndice A.2 y Figura A.1). El EMBI de 1996T1-1998T3 sale de la tasa de préstamos interfinancieros en dólares del BCRA menos la tasa de fondos federales, con la relación estimada en la superposición 1998T4-2001T3 (R² = 0,89; error típico de 102 puntos básicos dejando un trimestre afuera; pronóstico fuera de muestra de 2001 que acierta el nivel). El TCRM de 1996 se encadena con el tipo de cambio real efectivo del BIS (correlación de las variaciones trimestrales de 0,92). Con datos desde 1999, sin empalme, la probabilidad de no estabilización en 2031 es 29,5% contra 27,7% con la ventana completa. El control automático</w:t>
       </w:r>
       <w:r>
         <w:t xml:space="preserve"> </w:t>
@@ -1862,8 +1965,8 @@
         <w:t xml:space="preserve">falla si algún capítulo o el plan de labor nombra otro período.</w:t>
       </w:r>
     </w:p>
-    <w:bookmarkEnd w:id="31"/>
-    <w:bookmarkStart w:id="32" w:name="el-riesgo-país-tenía-varios-nombres"/>
+    <w:bookmarkEnd w:id="42"/>
+    <w:bookmarkStart w:id="43" w:name="el-riesgo-país-tenía-varios-nombres"/>
     <w:p>
       <w:pPr>
         <w:pStyle w:val="Heading2"/>
@@ -1878,8 +1981,8 @@
       </w:pPr>
       <w:r>
         <w:rPr>
-          <w:b/>
-          <w:bCs/>
+          <w:bCs/>
+          <w:b/>
         </w:rPr>
         <w:t xml:space="preserve">Crítica.</w:t>
       </w:r>
@@ -1896,8 +1999,8 @@
       </w:pPr>
       <w:r>
         <w:rPr>
-          <w:b/>
-          <w:bCs/>
+          <w:bCs/>
+          <w:b/>
         </w:rPr>
         <w:t xml:space="preserve">Estado: Resuelto (D2b).</w:t>
       </w:r>
@@ -1911,7 +2014,13 @@
         <w:t xml:space="preserve"> </w:t>
       </w:r>
       <w:r>
-        <w:t xml:space="preserve">“el riesgo país, medido por el diferencial del índice EMBI de J.P. Morgan para Argentina (EMBI)”</w:t>
+        <w:t xml:space="preserve">“</w:t>
+      </w:r>
+      <w:r>
+        <w:t xml:space="preserve">el riesgo país, medido por el diferencial del índice EMBI de J.P. Morgan para Argentina (EMBI)</w:t>
+      </w:r>
+      <w:r>
+        <w:t xml:space="preserve">”</w:t>
       </w:r>
       <w:r>
         <w:t xml:space="preserve">; después, siempre EMBI.</w:t>
@@ -1920,7 +2029,13 @@
         <w:t xml:space="preserve"> </w:t>
       </w:r>
       <w:r>
-        <w:t xml:space="preserve">“Riesgo país”</w:t>
+        <w:t xml:space="preserve">“</w:t>
+      </w:r>
+      <w:r>
+        <w:t xml:space="preserve">Riesgo país</w:t>
+      </w:r>
+      <w:r>
+        <w:t xml:space="preserve">”</w:t>
       </w:r>
       <w:r>
         <w:t xml:space="preserve"> </w:t>
@@ -1929,8 +2044,8 @@
         <w:t xml:space="preserve">queda solo como concepto, y el término en inglés solo puede aparecer en la definición, en cursiva. El control automático detecta los nombres alternativos.</w:t>
       </w:r>
     </w:p>
-    <w:bookmarkEnd w:id="32"/>
-    <w:bookmarkStart w:id="33" w:name="X05a078b7c6021aabc02551e67eb185a8a6ecbd0"/>
+    <w:bookmarkEnd w:id="43"/>
+    <w:bookmarkStart w:id="44" w:name="X05a078b7c6021aabc02551e67eb185a8a6ecbd0"/>
     <w:p>
       <w:pPr>
         <w:pStyle w:val="Heading2"/>
@@ -1945,8 +2060,8 @@
       </w:pPr>
       <w:r>
         <w:rPr>
-          <w:b/>
-          <w:bCs/>
+          <w:bCs/>
+          <w:b/>
         </w:rPr>
         <w:t xml:space="preserve">Crítica.</w:t>
       </w:r>
@@ -1963,8 +2078,8 @@
       </w:pPr>
       <w:r>
         <w:rPr>
-          <w:b/>
-          <w:bCs/>
+          <w:bCs/>
+          <w:b/>
         </w:rPr>
         <w:t xml:space="preserve">Estado: Resuelto (D2b).</w:t>
       </w:r>
@@ -1975,8 +2090,8 @@
         <w:t xml:space="preserve">Toda mención usa el mismo nombre: restricciones de impacto en la línea de Blanchard y Perotti (2002) para el bloque fiscal y de actividad, con un bloque cambiario y de riesgo (EMBI y TCRM) identificado en conjunto. La robustez son dos ordenamientos de Cholesky (resultado primario primero y resultado primario último). El control automático marca toda línea que nombre a Cholesky sin decir que es robustez.</w:t>
       </w:r>
     </w:p>
-    <w:bookmarkEnd w:id="33"/>
-    <w:bookmarkStart w:id="34" w:name="había-números-de-versiones-anteriores"/>
+    <w:bookmarkEnd w:id="44"/>
+    <w:bookmarkStart w:id="45" w:name="había-números-de-versiones-anteriores"/>
     <w:p>
       <w:pPr>
         <w:pStyle w:val="Heading2"/>
@@ -1991,8 +2106,8 @@
       </w:pPr>
       <w:r>
         <w:rPr>
-          <w:b/>
-          <w:bCs/>
+          <w:bCs/>
+          <w:b/>
         </w:rPr>
         <w:t xml:space="preserve">Crítica.</w:t>
       </w:r>
@@ -2009,8 +2124,8 @@
       </w:pPr>
       <w:r>
         <w:rPr>
-          <w:b/>
-          <w:bCs/>
+          <w:bCs/>
+          <w:b/>
         </w:rPr>
         <w:t xml:space="preserve">Estado: Resuelto.</w:t>
       </w:r>
@@ -2036,11 +2151,11 @@
         <w:t xml:space="preserve">codigo/modelos/apendice_tablas.py</w:t>
       </w:r>
       <w:r>
-        <w:t xml:space="preserve">). La probabilidad principal en 2031 es 31,8% [25,2; 36,4], H1a da 78,3 puntos [57,3; 87,9] y hay 20 especificaciones. El 32,8% ya no aparece en ningún documento: era una cifra de la estimación anterior. El control automático marca todo número con decimales que no esté en la hoja de números, el Apéndice o las decisiones finales.</w:t>
-      </w:r>
-    </w:p>
-    <w:bookmarkEnd w:id="34"/>
-    <w:bookmarkStart w:id="35" w:name="los-cambios-no-se-veían-en-github"/>
+        <w:t xml:space="preserve">). La probabilidad principal en 2031 es 27,7% [20,6; 34,7], H1a da 96,8 puntos [90,8; 99,8] y hay 21 especificaciones. El 32,8% ya no aparece en ningún documento: era una cifra de la estimación anterior. El control automático marca todo número con decimales que no esté en la hoja de números, el Apéndice o las decisiones finales.</w:t>
+      </w:r>
+    </w:p>
+    <w:bookmarkEnd w:id="45"/>
+    <w:bookmarkStart w:id="46" w:name="los-cambios-no-se-veían-en-github"/>
     <w:p>
       <w:pPr>
         <w:pStyle w:val="Heading2"/>
@@ -2055,8 +2170,8 @@
       </w:pPr>
       <w:r>
         <w:rPr>
-          <w:b/>
-          <w:bCs/>
+          <w:bCs/>
+          <w:b/>
         </w:rPr>
         <w:t xml:space="preserve">Crítica.</w:t>
       </w:r>
@@ -2071,8 +2186,8 @@
       </w:r>
       <w:r>
         <w:rPr>
+          <w:iCs/>
           <w:i/>
-          <w:iCs/>
         </w:rPr>
         <w:t xml:space="preserve">commits</w:t>
       </w:r>
@@ -2089,8 +2204,8 @@
       </w:pPr>
       <w:r>
         <w:rPr>
-          <w:b/>
-          <w:bCs/>
+          <w:bCs/>
+          <w:b/>
         </w:rPr>
         <w:t xml:space="preserve">Estado: Resuelto.</w:t>
       </w:r>
@@ -2125,9 +2240,9 @@
         <w:t xml:space="preserve">, que es la que muestra GitHub por defecto.</w:t>
       </w:r>
     </w:p>
-    <w:bookmarkEnd w:id="35"/>
-    <w:bookmarkEnd w:id="36"/>
-    <w:bookmarkStart w:id="38" w:name="X0384e98416276f275ddf82d1598e1ae2814f9a6"/>
+    <w:bookmarkEnd w:id="46"/>
+    <w:bookmarkEnd w:id="47"/>
+    <w:bookmarkStart w:id="49" w:name="X0384e98416276f275ddf82d1598e1ae2814f9a6"/>
     <w:p>
       <w:pPr>
         <w:pStyle w:val="Heading1"/>
@@ -2136,7 +2251,7 @@
         <w:t xml:space="preserve">6. Error propio detectado en la lectura final</w:t>
       </w:r>
     </w:p>
-    <w:bookmarkStart w:id="37" w:name="X76d799005f4c735e7bc726434ee843391dcfe59"/>
+    <w:bookmarkStart w:id="48" w:name="X76d799005f4c735e7bc726434ee843391dcfe59"/>
     <w:p>
       <w:pPr>
         <w:pStyle w:val="Heading2"/>
@@ -2151,8 +2266,8 @@
       </w:pPr>
       <w:r>
         <w:rPr>
-          <w:b/>
-          <w:bCs/>
+          <w:bCs/>
+          <w:b/>
         </w:rPr>
         <w:t xml:space="preserve">Crítica.</w:t>
       </w:r>
@@ -2169,8 +2284,8 @@
       </w:pPr>
       <w:r>
         <w:rPr>
-          <w:b/>
-          <w:bCs/>
+          <w:bCs/>
+          <w:b/>
         </w:rPr>
         <w:t xml:space="preserve">Estado: Resuelto (D4).</w:t>
       </w:r>
@@ -2185,8 +2300,8 @@
       <w:tblPr>
         <w:tblStyle w:val="Table"/>
         <w:tblW w:type="pct" w:w="5000"/>
-        <w:tblLayout w:type="fixed"/>
         <w:tblLook w:firstRow="1" w:lastRow="0" w:firstColumn="0" w:lastColumn="0" w:noHBand="0" w:noVBand="0" w:val="0020"/>
+        <w:jc w:val="start"/>
         <w:tblBorders>
           <w:top w:val="single" w:sz="4" w:color="808080"/>
           <w:left w:val="single" w:sz="4" w:color="808080"/>
@@ -2203,13 +2318,14 @@
       </w:tblGrid>
       <w:tr>
         <w:trPr>
-          <w:tblHeader w:val="on"/>
+          <w:tblHeader w:val="true"/>
         </w:trPr>
         <w:tc>
           <w:tcPr/>
           <w:p>
             <w:pPr>
               <w:pStyle w:val="Compact"/>
+              <w:jc w:val="left"/>
             </w:pPr>
             <w:r>
               <w:rPr>
@@ -2225,6 +2341,7 @@
           <w:p>
             <w:pPr>
               <w:pStyle w:val="Compact"/>
+              <w:jc w:val="left"/>
             </w:pPr>
             <w:r>
               <w:rPr>
@@ -2240,6 +2357,7 @@
           <w:p>
             <w:pPr>
               <w:pStyle w:val="Compact"/>
+              <w:jc w:val="left"/>
             </w:pPr>
             <w:r>
               <w:rPr>
@@ -2257,6 +2375,7 @@
           <w:p>
             <w:pPr>
               <w:pStyle w:val="Compact"/>
+              <w:jc w:val="left"/>
             </w:pPr>
             <w:r>
               <w:rPr>
@@ -2272,6 +2391,7 @@
           <w:p>
             <w:pPr>
               <w:pStyle w:val="Compact"/>
+              <w:jc w:val="left"/>
             </w:pPr>
             <w:r>
               <w:rPr>
@@ -2287,6 +2407,7 @@
           <w:p>
             <w:pPr>
               <w:pStyle w:val="Compact"/>
+              <w:jc w:val="left"/>
             </w:pPr>
             <w:r>
               <w:rPr>
@@ -2304,6 +2425,7 @@
           <w:p>
             <w:pPr>
               <w:pStyle w:val="Compact"/>
+              <w:jc w:val="left"/>
             </w:pPr>
             <w:r>
               <w:rPr>
@@ -2319,6 +2441,7 @@
           <w:p>
             <w:pPr>
               <w:pStyle w:val="Compact"/>
+              <w:jc w:val="left"/>
             </w:pPr>
             <w:r>
               <w:rPr>
@@ -2334,6 +2457,7 @@
           <w:p>
             <w:pPr>
               <w:pStyle w:val="Compact"/>
+              <w:jc w:val="left"/>
             </w:pPr>
             <w:r>
               <w:rPr>
@@ -2351,6 +2475,7 @@
           <w:p>
             <w:pPr>
               <w:pStyle w:val="Compact"/>
+              <w:jc w:val="left"/>
             </w:pPr>
             <w:r>
               <w:rPr>
@@ -2366,6 +2491,7 @@
           <w:p>
             <w:pPr>
               <w:pStyle w:val="Compact"/>
+              <w:jc w:val="left"/>
             </w:pPr>
             <w:r>
               <w:rPr>
@@ -2381,6 +2507,7 @@
           <w:p>
             <w:pPr>
               <w:pStyle w:val="Compact"/>
+              <w:jc w:val="left"/>
             </w:pPr>
             <w:r>
               <w:rPr>
@@ -2398,6 +2525,7 @@
           <w:p>
             <w:pPr>
               <w:pStyle w:val="Compact"/>
+              <w:jc w:val="left"/>
             </w:pPr>
             <w:r>
               <w:rPr>
@@ -2413,6 +2541,7 @@
           <w:p>
             <w:pPr>
               <w:pStyle w:val="Compact"/>
+              <w:jc w:val="left"/>
             </w:pPr>
             <w:r>
               <w:rPr>
@@ -2428,6 +2557,7 @@
           <w:p>
             <w:pPr>
               <w:pStyle w:val="Compact"/>
+              <w:jc w:val="left"/>
             </w:pPr>
             <w:r>
               <w:rPr>
@@ -2445,6 +2575,7 @@
           <w:p>
             <w:pPr>
               <w:pStyle w:val="Compact"/>
+              <w:jc w:val="left"/>
             </w:pPr>
             <w:r>
               <w:rPr>
@@ -2460,6 +2591,7 @@
           <w:p>
             <w:pPr>
               <w:pStyle w:val="Compact"/>
+              <w:jc w:val="left"/>
             </w:pPr>
             <w:r>
               <w:rPr>
@@ -2475,6 +2607,7 @@
           <w:p>
             <w:pPr>
               <w:pStyle w:val="Compact"/>
+              <w:jc w:val="left"/>
             </w:pPr>
             <w:r>
               <w:rPr>
@@ -2492,6 +2625,7 @@
           <w:p>
             <w:pPr>
               <w:pStyle w:val="Compact"/>
+              <w:jc w:val="left"/>
             </w:pPr>
             <w:r>
               <w:rPr>
@@ -2507,6 +2641,7 @@
           <w:p>
             <w:pPr>
               <w:pStyle w:val="Compact"/>
+              <w:jc w:val="left"/>
             </w:pPr>
             <w:r>
               <w:rPr>
@@ -2522,6 +2657,7 @@
           <w:p>
             <w:pPr>
               <w:pStyle w:val="Compact"/>
+              <w:jc w:val="left"/>
             </w:pPr>
             <w:r>
               <w:rPr>
@@ -2539,54 +2675,213 @@
         <w:pStyle w:val="BodyText"/>
       </w:pPr>
       <w:r>
-        <w:t xml:space="preserve">Las conclusiones de H1a, H1b y H2 no cambian: H1a y H1b se cumplen en las 20 especificaciones y H2 se respalda en el efecto de la senda sobre la probabilidad. Lo que sí cambia es la robustez del efecto sobre la deuda esperada, que ahora excluye el cero en 9 de 20 especificaciones, y la proporción del costo directo en ese efecto, que pasa a 96% (8,6 de 9,0 puntos). Los números de la columna con rentas figuran solo en este registro.</w:t>
-      </w:r>
-    </w:p>
-    <w:bookmarkEnd w:id="37"/>
-    <w:bookmarkEnd w:id="38"/>
-    <w:bookmarkStart w:id="39" w:name="qué-queda-abierto"/>
+        <w:t xml:space="preserve">Las cifras de esta tabla son las de la versión del 17/10, antes de la revisión de la sección 7; las vigentes están en el Capítulo 6. Las conclusiones de H1a, H1b y H2 no cambiaron con la definición: H1a y H1b se cumplían en las 20 especificaciones de entonces y H2 se respaldaba en el efecto de la senda sobre la probabilidad. Lo que sí cambiaba es la robustez del efecto sobre la deuda esperada, que ahora excluye el cero en 9 de 20 especificaciones, y la proporción del costo directo en ese efecto, que pasa a 96% (8,6 de 9,0 puntos). Los números de la columna con rentas figuran solo en este registro.</w:t>
+      </w:r>
+    </w:p>
+    <w:bookmarkEnd w:id="48"/>
+    <w:bookmarkEnd w:id="49"/>
+    <w:bookmarkStart w:id="50" w:name="X6e3f098238611d7ce4ee95e1540e12a7f0e74e4"/>
     <w:p>
       <w:pPr>
         <w:pStyle w:val="Heading1"/>
       </w:pPr>
       <w:r>
-        <w:t xml:space="preserve">7. Qué queda abierto</w:t>
-      </w:r>
-    </w:p>
-    <w:p>
-      <w:pPr>
-        <w:pStyle w:val="Compact"/>
+        <w:t xml:space="preserve">7. Revisión del equipo del 15 de octubre de 2026 (lista de cambios A1 a E)</w:t>
+      </w:r>
+    </w:p>
+    <w:p>
+      <w:pPr>
+        <w:pStyle w:val="FirstParagraph"/>
+      </w:pPr>
+      <w:r>
+        <w:t xml:space="preserve">El equipo revisó la tesis del 12/10 y pidió 31 cambios. Se aplicaron todos; los que cambian resultados se resumen acá.</w:t>
+      </w:r>
+    </w:p>
+    <w:p>
+      <w:pPr>
         <w:numPr>
           <w:ilvl w:val="0"/>
           <w:numId w:val="1005"/>
         </w:numPr>
-      </w:pPr>
-      <w:r>
-        <w:t xml:space="preserve">Validación del grupo de D1 (deuda federal bruta como especificación principal y deuda consolidada con el BCRA como extensión).</w:t>
-      </w:r>
-    </w:p>
-    <w:p>
-      <w:pPr>
         <w:pStyle w:val="Compact"/>
+      </w:pPr>
+      <w:r>
+        <w:rPr>
+          <w:bCs/>
+          <w:b/>
+        </w:rPr>
+        <w:t xml:space="preserve">Ventana 1996-2025 y empalmes (A1 a A3).</w:t>
+      </w:r>
+      <w:r>
+        <w:t xml:space="preserve"> </w:t>
+      </w:r>
+      <w:r>
+        <w:t xml:space="preserve">Ver sección 3.2 y D2.</w:t>
+      </w:r>
+    </w:p>
+    <w:p>
+      <w:pPr>
         <w:numPr>
           <w:ilvl w:val="0"/>
           <w:numId w:val="1005"/>
         </w:numPr>
-      </w:pPr>
-      <w:r>
-        <w:t xml:space="preserve">Validación del grupo de D13 (título).</w:t>
-      </w:r>
-    </w:p>
-    <w:p>
-      <w:pPr>
         <w:pStyle w:val="Compact"/>
+      </w:pPr>
+      <w:r>
+        <w:rPr>
+          <w:bCs/>
+          <w:b/>
+        </w:rPr>
+        <w:t xml:space="preserve">Deuda consolidada desde 2002 (A4).</w:t>
+      </w:r>
+      <w:r>
+        <w:t xml:space="preserve"> </w:t>
+      </w:r>
+      <w:r>
+        <w:t xml:space="preserve">Antes de 2002 la consolidación no tiene fundamento en el criterio del FMI. La extensión se estima con 90 trimestres y un rezago, y 368 de 1.000 réplicas tienen trayectorias explosivas: por eso no se informan su varianza ni su deuda media, y la extensión se presenta como exploratoria.</w:t>
+      </w:r>
+    </w:p>
+    <w:p>
+      <w:pPr>
         <w:numPr>
           <w:ilvl w:val="0"/>
           <w:numId w:val="1005"/>
         </w:numPr>
-      </w:pPr>
-      <w:r>
-        <w:t xml:space="preserve">Recorte a unas 60 páginas, si después de la reescritura todavía hace falta.</w:t>
+        <w:pStyle w:val="Compact"/>
+      </w:pPr>
+      <w:r>
+        <w:rPr>
+          <w:bCs/>
+          <w:b/>
+        </w:rPr>
+        <w:t xml:space="preserve">Binarias presidenciales (A5).</w:t>
+      </w:r>
+      <w:r>
+        <w:t xml:space="preserve"> </w:t>
+      </w:r>
+      <w:r>
+        <w:t xml:space="preserve">Siete binarias por mandato, con Menem como referencia. Wald las rechaza en las ecuaciones del resultado primario, del EMBI y del TCRM, y la razón de verosimilitud del sistema también (p &lt; 0,001). Reemplazan al quiebre de 2001T4. Pesan en los resultados: la participación fiscal en la varianza cae a 1,6%, el efecto de la deuda sobre el EMBI se vuelve distinguible del cero y el efecto de la senda de la FED se duplica (18,4 contra 9,7 puntos sin ellas). H1a y H1b no cambian.</w:t>
+      </w:r>
+    </w:p>
+    <w:p>
+      <w:pPr>
+        <w:numPr>
+          <w:ilvl w:val="0"/>
+          <w:numId w:val="1005"/>
+        </w:numPr>
+        <w:pStyle w:val="Compact"/>
+      </w:pPr>
+      <w:r>
+        <w:rPr>
+          <w:bCs/>
+          <w:b/>
+        </w:rPr>
+        <w:t xml:space="preserve">Matrices de Cholesky (A6).</w:t>
+      </w:r>
+      <w:r>
+        <w:t xml:space="preserve"> </w:t>
+      </w:r>
+      <w:r>
+        <w:t xml:space="preserve">En el Apéndice A.7, con el orden de las variables.</w:t>
+      </w:r>
+    </w:p>
+    <w:p>
+      <w:pPr>
+        <w:numPr>
+          <w:ilvl w:val="0"/>
+          <w:numId w:val="1005"/>
+        </w:numPr>
+        <w:pStyle w:val="Compact"/>
+      </w:pPr>
+      <w:r>
+        <w:rPr>
+          <w:bCs/>
+          <w:b/>
+        </w:rPr>
+        <w:t xml:space="preserve">Hipótesis (B1 a B3).</w:t>
+      </w:r>
+      <w:r>
+        <w:t xml:space="preserve"> </w:t>
+      </w:r>
+      <w:r>
+        <w:t xml:space="preserve">H1a con dos condiciones; H2 referida al efecto total, con regla de respaldo parcial; la retroalimentación</w:t>
+      </w:r>
+      <w:r>
+        <w:t xml:space="preserve"> </w:t>
+      </w:r>
+      <w:r>
+        <w:t xml:space="preserve">“</w:t>
+      </w:r>
+      <w:r>
+        <w:t xml:space="preserve">en ambos sentidos</w:t>
+      </w:r>
+      <w:r>
+        <w:t xml:space="preserve">”</w:t>
+      </w:r>
+      <w:r>
+        <w:t xml:space="preserve"> </w:t>
+      </w:r>
+      <w:r>
+        <w:t xml:space="preserve">se presenta como un diseño que la permite.</w:t>
+      </w:r>
+    </w:p>
+    <w:p>
+      <w:pPr>
+        <w:numPr>
+          <w:ilvl w:val="0"/>
+          <w:numId w:val="1005"/>
+        </w:numPr>
+        <w:pStyle w:val="Compact"/>
+      </w:pPr>
+      <w:r>
+        <w:rPr>
+          <w:bCs/>
+          <w:b/>
+        </w:rPr>
+        <w:t xml:space="preserve">Método (C1 a C8).</w:t>
+      </w:r>
+      <w:r>
+        <w:t xml:space="preserve"> </w:t>
+      </w:r>
+      <w:r>
+        <w:t xml:space="preserve">Coeficiente fiscal discutido con su multiplicador de largo plazo; restricción del resultado primario y variante de Cholesky de igual peso; intervalos por identificación explicados; método de la descomposición de la varianza con apertura de la FED y del VIX; 1.000 réplicas; quiebres justificados; cuatro transiciones de la tasa de la FED.</w:t>
+      </w:r>
+    </w:p>
+    <w:p>
+      <w:pPr>
+        <w:numPr>
+          <w:ilvl w:val="0"/>
+          <w:numId w:val="1005"/>
+        </w:numPr>
+        <w:pStyle w:val="Compact"/>
+      </w:pPr>
+      <w:r>
+        <w:rPr>
+          <w:bCs/>
+          <w:b/>
+        </w:rPr>
+        <w:t xml:space="preserve">Inconsistencias y forma (D y E).</w:t>
+      </w:r>
+      <w:r>
+        <w:t xml:space="preserve"> </w:t>
+      </w:r>
+      <w:r>
+        <w:t xml:space="preserve">Desplazamiento uniforme en lugar de</w:t>
+      </w:r>
+      <w:r>
+        <w:t xml:space="preserve"> </w:t>
+      </w:r>
+      <w:r>
+        <w:t xml:space="preserve">“</w:t>
+      </w:r>
+      <w:r>
+        <w:t xml:space="preserve">superávit máximo todos los años</w:t>
+      </w:r>
+      <w:r>
+        <w:t xml:space="preserve">”</w:t>
+      </w:r>
+      <w:r>
+        <w:t xml:space="preserve">, pasivos del BCRA unificados, canales de la FED, nombre de la serie consolidada, p-valores en el límite, citas del FMI, Guía del SRDSF (FMI, 2022) e índice de tablas.</w:t>
       </w:r>
     </w:p>
     <w:p>
@@ -2594,15 +2889,434 @@
         <w:pStyle w:val="FirstParagraph"/>
       </w:pPr>
       <w:r>
+        <w:t xml:space="preserve">Efecto en las cifras principales: la probabilidad de 2031 pasa de 31,8% a 27,7% [20,6; 34,7], la diferencia no fiscal menos fiscal de 78,3 a 96,8 puntos y el efecto de la senda de la FED sobre la probabilidad de 2035 de 9,7 a 18,4 puntos. Las conclusiones de H1a y H1b no cambian; H2 queda parcialmente respaldada.</w:t>
+      </w:r>
+    </w:p>
+    <w:bookmarkEnd w:id="50"/>
+    <w:bookmarkStart w:id="51" w:name="qué-queda-abierto"/>
+    <w:p>
+      <w:pPr>
+        <w:pStyle w:val="Heading1"/>
+      </w:pPr>
+      <w:r>
+        <w:t xml:space="preserve">8. Qué queda abierto</w:t>
+      </w:r>
+    </w:p>
+    <w:p>
+      <w:pPr>
+        <w:numPr>
+          <w:ilvl w:val="0"/>
+          <w:numId w:val="1006"/>
+        </w:numPr>
+        <w:pStyle w:val="Compact"/>
+      </w:pPr>
+      <w:r>
+        <w:rPr>
+          <w:bCs/>
+          <w:b/>
+        </w:rPr>
+        <w:t xml:space="preserve">Decisión del grupo y de Pablo sobre la métrica principal (D16).</w:t>
+      </w:r>
+      <w:r>
+        <w:t xml:space="preserve"> </w:t>
+      </w:r>
+      <w:r>
+        <w:t xml:space="preserve">Es la más importante: cambia el veredicto de H1b y de la condición (ii) de H1a.</w:t>
+      </w:r>
+    </w:p>
+    <w:p>
+      <w:pPr>
+        <w:numPr>
+          <w:ilvl w:val="0"/>
+          <w:numId w:val="1006"/>
+        </w:numPr>
+        <w:pStyle w:val="Compact"/>
+      </w:pPr>
+      <w:r>
+        <w:t xml:space="preserve">Validación de Pablo y del equipo de D1 (deuda federal bruta como especificación principal), de las binarias presidenciales en la especificación principal y de las dos condiciones de H1a.</w:t>
+      </w:r>
+    </w:p>
+    <w:p>
+      <w:pPr>
+        <w:numPr>
+          <w:ilvl w:val="0"/>
+          <w:numId w:val="1006"/>
+        </w:numPr>
+        <w:pStyle w:val="Compact"/>
+      </w:pPr>
+      <w:r>
+        <w:t xml:space="preserve">Validación del grupo de D13 (título).</w:t>
+      </w:r>
+    </w:p>
+    <w:p>
+      <w:pPr>
+        <w:numPr>
+          <w:ilvl w:val="0"/>
+          <w:numId w:val="1006"/>
+        </w:numPr>
+        <w:pStyle w:val="Compact"/>
+      </w:pPr>
+      <w:r>
+        <w:t xml:space="preserve">Bajar a mano los informes del FGS para documentar mejor la limitación de la serie consolidada (no cambia la especificación principal).</w:t>
+      </w:r>
+    </w:p>
+    <w:p>
+      <w:pPr>
+        <w:pStyle w:val="FirstParagraph"/>
+      </w:pPr>
+      <w:r>
         <w:t xml:space="preserve">La ventana 1996-2025 (D2) ya no está abierta: es una decisión del grupo. Las limitaciones declaradas no están pendientes: son límites del alcance de la tesis y se informan en el texto.</w:t>
       </w:r>
     </w:p>
-    <w:bookmarkEnd w:id="39"/>
-    <w:sectPr>
-      <w:footnotePr>
-        <w:numRestart w:val="eachSect"/>
-      </w:footnotePr>
-    </w:sectPr>
+    <w:bookmarkEnd w:id="51"/>
+    <w:bookmarkStart w:id="54" w:name="X3b49a6e927777103a0c0776152216f88aa7a120"/>
+    <w:p>
+      <w:pPr>
+        <w:pStyle w:val="Heading1"/>
+      </w:pPr>
+      <w:r>
+        <w:t xml:space="preserve">9. Revisión independiente del 19 de octubre de 2026</w:t>
+      </w:r>
+    </w:p>
+    <w:p>
+      <w:pPr>
+        <w:pStyle w:val="FirstParagraph"/>
+      </w:pPr>
+      <w:r>
+        <w:t xml:space="preserve">Una revisión hecha como la haría un jurado, sobre la versión del 19/10, encontró 29 puntos. Se corrigieron todos en el texto, el código o los documentos del grupo. El más importante cambia una conclusión.</w:t>
+      </w:r>
+    </w:p>
+    <w:bookmarkStart w:id="52" w:name="X01566f1242c6a05617f3f4b7c95ce58d42e0579"/>
+    <w:p>
+      <w:pPr>
+        <w:pStyle w:val="Heading2"/>
+      </w:pPr>
+      <w:r>
+        <w:t xml:space="preserve">9.1 La tesis no usaba</w:t>
+      </w:r>
+      <w:r>
+        <w:t xml:space="preserve"> </w:t>
+      </w:r>
+      <w:r>
+        <w:t xml:space="preserve">“</w:t>
+      </w:r>
+      <w:r>
+        <w:t xml:space="preserve">la misma métrica</w:t>
+      </w:r>
+      <w:r>
+        <w:t xml:space="preserve">”</w:t>
+      </w:r>
+      <w:r>
+        <w:t xml:space="preserve"> </w:t>
+      </w:r>
+      <w:r>
+        <w:t xml:space="preserve">que el FMI</w:t>
+      </w:r>
+    </w:p>
+    <w:p>
+      <w:pPr>
+        <w:pStyle w:val="FirstParagraph"/>
+      </w:pPr>
+      <w:r>
+        <w:rPr>
+          <w:bCs/>
+          <w:b/>
+        </w:rPr>
+        <w:t xml:space="preserve">Crítica.</w:t>
+      </w:r>
+      <w:r>
+        <w:t xml:space="preserve"> </w:t>
+      </w:r>
+      <w:r>
+        <w:t xml:space="preserve">El texto decía que la comparación con el FMI usaba la misma métrica. La de la tesis compara cada año el resultado primario previsto con el que estabiliza la deuda ese año, con la valuación de la deuda en moneda extranjera y el ajuste</w:t>
+      </w:r>
+      <w:r>
+        <w:t xml:space="preserve"> </w:t>
+      </w:r>
+      <w:r>
+        <w:rPr>
+          <w:iCs/>
+          <w:i/>
+        </w:rPr>
+        <w:t xml:space="preserve">stock</w:t>
+      </w:r>
+      <w:r>
+        <w:t xml:space="preserve">-flujo: equivale a que la deuda suba ese año. La definición operativa del FMI (FMI, 2022, recuadro 3), que es la que produce el 1%, promedia las variables a lo largo de la trayectoria y deja afuera el tipo de cambio real y el ajuste</w:t>
+      </w:r>
+      <w:r>
+        <w:t xml:space="preserve"> </w:t>
+      </w:r>
+      <w:r>
+        <w:rPr>
+          <w:iCs/>
+          <w:i/>
+        </w:rPr>
+        <w:t xml:space="preserve">stock</w:t>
+      </w:r>
+      <w:r>
+        <w:t xml:space="preserve">-flujo.</w:t>
+      </w:r>
+    </w:p>
+    <w:p>
+      <w:pPr>
+        <w:pStyle w:val="BodyText"/>
+      </w:pPr>
+      <w:r>
+        <w:rPr>
+          <w:bCs/>
+          <w:b/>
+        </w:rPr>
+        <w:t xml:space="preserve">Estado: Corregido, con una decisión pendiente (D16).</w:t>
+      </w:r>
+      <w:r>
+        <w:t xml:space="preserve"> </w:t>
+      </w:r>
+      <w:r>
+        <w:t xml:space="preserve">El código calcula las dos métricas, más la lectura literal del recuadro 3, con las 1.000 réplicas, y la tesis las informa con el mismo peso. Con la definición del FMI: 3,1% [0,0; 6,3] en 2031 y 5,1% [0,0; 10,2] en 2035, de modo que H1b no se respalda; la condición (ii) de H1a tampoco (0,9% con el máximo histórico); H2 se mantiene (+17,1 [0,6; 32,6]). Cuál métrica es la principal lo deciden el grupo y Pablo.</w:t>
+      </w:r>
+    </w:p>
+    <w:bookmarkEnd w:id="52"/>
+    <w:bookmarkStart w:id="53" w:name="otros-puntos-corregidos"/>
+    <w:p>
+      <w:pPr>
+        <w:pStyle w:val="Heading2"/>
+      </w:pPr>
+      <w:r>
+        <w:t xml:space="preserve">9.2 Otros puntos corregidos</w:t>
+      </w:r>
+    </w:p>
+    <w:p>
+      <w:pPr>
+        <w:numPr>
+          <w:ilvl w:val="0"/>
+          <w:numId w:val="1007"/>
+        </w:numPr>
+        <w:pStyle w:val="Compact"/>
+      </w:pPr>
+      <w:r>
+        <w:t xml:space="preserve">Muestra: el inicio en 1998T2 lo fija la deuda trimestral del MECON, que empieza en 1998T1; el TCRM de 1996 no entra en el SVARX y el EMBI empalmado solo pesa en 1997T4-1998T3 (Metodología, Datos, Discusión y Apéndice A.2).</w:t>
+      </w:r>
+    </w:p>
+    <w:p>
+      <w:pPr>
+        <w:numPr>
+          <w:ilvl w:val="0"/>
+          <w:numId w:val="1007"/>
+        </w:numPr>
+        <w:pStyle w:val="Compact"/>
+      </w:pPr>
+      <w:r>
+        <w:t xml:space="preserve">H1a: la condición (i) equivale a que el bloque fiscal explique menos de la mitad de la varianza; se dice. Se cumple en 20 especificaciones (en la consolidada no se informa), no en 21.</w:t>
+      </w:r>
+    </w:p>
+    <w:p>
+      <w:pPr>
+        <w:numPr>
+          <w:ilvl w:val="0"/>
+          <w:numId w:val="1007"/>
+        </w:numPr>
+        <w:pStyle w:val="Compact"/>
+      </w:pPr>
+      <w:r>
+        <w:t xml:space="preserve">Recuento de los intervalos del efecto de la FED sobre la deuda con dos decimales: lo incluyen 7, lo excluyen 11 (cuatro por menos de 0,1), una tiene límite inferior 0,00 y dos no se informan. Escenario de un desvío estándar: el efecto sobre la probabilidad incluye el cero en 2 de 21, y sobre la deuda en 4 (2 no se informan).</w:t>
+      </w:r>
+    </w:p>
+    <w:p>
+      <w:pPr>
+        <w:numPr>
+          <w:ilvl w:val="0"/>
+          <w:numId w:val="1007"/>
+        </w:numPr>
+        <w:pStyle w:val="Compact"/>
+      </w:pPr>
+      <w:r>
+        <w:t xml:space="preserve">La elasticidad cíclica de 0 y el ordenamiento de Cholesky con el resultado primario primero dan resultados idénticos; se dice.</w:t>
+      </w:r>
+    </w:p>
+    <w:p>
+      <w:pPr>
+        <w:numPr>
+          <w:ilvl w:val="0"/>
+          <w:numId w:val="1007"/>
+        </w:numPr>
+        <w:pStyle w:val="Compact"/>
+      </w:pPr>
+      <w:r>
+        <w:t xml:space="preserve">Con rentas de la propiedad, H2 se respalda en las dos medidas; se dice.</w:t>
+      </w:r>
+    </w:p>
+    <w:p>
+      <w:pPr>
+        <w:numPr>
+          <w:ilvl w:val="0"/>
+          <w:numId w:val="1007"/>
+        </w:numPr>
+        <w:pStyle w:val="Compact"/>
+      </w:pPr>
+      <w:r>
+        <w:t xml:space="preserve">H2 dejó de llamarse</w:t>
+      </w:r>
+      <w:r>
+        <w:t xml:space="preserve"> </w:t>
+      </w:r>
+      <w:r>
+        <w:t xml:space="preserve">“</w:t>
+      </w:r>
+      <w:r>
+        <w:t xml:space="preserve">robusto</w:t>
+      </w:r>
+      <w:r>
+        <w:t xml:space="preserve">”</w:t>
+      </w:r>
+      <w:r>
+        <w:t xml:space="preserve">: su magnitud depende de las binarias presidenciales y de λ (de 11,1 a 23,0).</w:t>
+      </w:r>
+    </w:p>
+    <w:p>
+      <w:pPr>
+        <w:numPr>
+          <w:ilvl w:val="0"/>
+          <w:numId w:val="1007"/>
+        </w:numPr>
+        <w:pStyle w:val="Compact"/>
+      </w:pPr>
+      <w:r>
+        <w:t xml:space="preserve">Consolidada:</w:t>
+      </w:r>
+      <w:r>
+        <w:t xml:space="preserve"> </w:t>
+      </w:r>
+      <w:r>
+        <w:t xml:space="preserve">“</w:t>
+      </w:r>
+      <w:r>
+        <w:t xml:space="preserve">unas pocas trayectorias explosivas</w:t>
+      </w:r>
+      <w:r>
+        <w:t xml:space="preserve">”</w:t>
+      </w:r>
+      <w:r>
+        <w:t xml:space="preserve"> </w:t>
+      </w:r>
+      <w:r>
+        <w:t xml:space="preserve">pasó a</w:t>
+      </w:r>
+      <w:r>
+        <w:t xml:space="preserve"> </w:t>
+      </w:r>
+      <w:r>
+        <w:t xml:space="preserve">“</w:t>
+      </w:r>
+      <w:r>
+        <w:t xml:space="preserve">más de un tercio de las réplicas</w:t>
+      </w:r>
+      <w:r>
+        <w:t xml:space="preserve">”</w:t>
+      </w:r>
+      <w:r>
+        <w:t xml:space="preserve">, con la advertencia de que sus intervalos son menos confiables.</w:t>
+      </w:r>
+    </w:p>
+    <w:p>
+      <w:pPr>
+        <w:numPr>
+          <w:ilvl w:val="0"/>
+          <w:numId w:val="1007"/>
+        </w:numPr>
+        <w:pStyle w:val="Compact"/>
+      </w:pPr>
+      <w:r>
+        <w:t xml:space="preserve">Apertura del bloque externo: intervalo del efecto indirecto de la FED (5,7 [-6,9; 36,6]) y explicación de por qué el VIX solo supera el 100%.</w:t>
+      </w:r>
+    </w:p>
+    <w:p>
+      <w:pPr>
+        <w:numPr>
+          <w:ilvl w:val="0"/>
+          <w:numId w:val="1007"/>
+        </w:numPr>
+        <w:pStyle w:val="Compact"/>
+      </w:pPr>
+      <w:r>
+        <w:t xml:space="preserve">La métrica anual no se activa</w:t>
+      </w:r>
+      <w:r>
+        <w:t xml:space="preserve"> </w:t>
+      </w:r>
+      <w:r>
+        <w:t xml:space="preserve">“</w:t>
+      </w:r>
+      <w:r>
+        <w:t xml:space="preserve">aunque la deuda siga bajando</w:t>
+      </w:r>
+      <w:r>
+        <w:t xml:space="preserve">”</w:t>
+      </w:r>
+      <w:r>
+        <w:t xml:space="preserve">: se activa si la deuda sube ese año, aunque la tendencia de varios años baje.</w:t>
+      </w:r>
+    </w:p>
+    <w:p>
+      <w:pPr>
+        <w:numPr>
+          <w:ilvl w:val="0"/>
+          <w:numId w:val="1007"/>
+        </w:numPr>
+        <w:pStyle w:val="Compact"/>
+      </w:pPr>
+      <w:r>
+        <w:t xml:space="preserve">Otros:</w:t>
+      </w:r>
+      <w:r>
+        <w:t xml:space="preserve"> </w:t>
+      </w:r>
+      <w:r>
+        <w:t xml:space="preserve">“</w:t>
+      </w:r>
+      <w:r>
+        <w:t xml:space="preserve">umbrales</w:t>
+      </w:r>
+      <w:r>
+        <w:t xml:space="preserve">”</w:t>
+      </w:r>
+      <w:r>
+        <w:t xml:space="preserve"> </w:t>
+      </w:r>
+      <w:r>
+        <w:t xml:space="preserve">pasó a</w:t>
+      </w:r>
+      <w:r>
+        <w:t xml:space="preserve"> </w:t>
+      </w:r>
+      <w:r>
+        <w:t xml:space="preserve">“</w:t>
+      </w:r>
+      <w:r>
+        <w:t xml:space="preserve">cifras de referencia</w:t>
+      </w:r>
+      <w:r>
+        <w:t xml:space="preserve">”</w:t>
+      </w:r>
+      <w:r>
+        <w:t xml:space="preserve">; el umbral de Bohn con el multiplicador estimado (0,079, unos ocho puntos); referencias internas de la sección 4.6 y de 7.6; restos de redacción de versiones anteriores; fórmulas de la identidad en notación matemática; figuras 6.3 y 6.4 en el orden del texto; títulos cortos e índice; alcance de la extensión consolidada en 1.5; nota de la columna de correlación del Apéndice A.2; empate en el menor límite inferior de 2035 (18,0, sin ajuste</w:t>
+      </w:r>
+      <w:r>
+        <w:t xml:space="preserve"> </w:t>
+      </w:r>
+      <w:r>
+        <w:rPr>
+          <w:iCs/>
+          <w:i/>
+        </w:rPr>
+        <w:t xml:space="preserve">stock</w:t>
+      </w:r>
+      <w:r>
+        <w:t xml:space="preserve">-flujo y escenario de 2025).</w:t>
+      </w:r>
+    </w:p>
+    <w:bookmarkEnd w:id="53"/>
+    <w:bookmarkEnd w:id="54"/>
+    <w:sectPr/>
   </w:body>
 </w:document>
 </file>
@@ -2633,14 +3347,14 @@
 <file path=word/numbering.xml><?xml version="1.0" encoding="utf-8"?>
 <w:numbering xmlns:w="http://schemas.openxmlformats.org/wordprocessingml/2006/main">
   <w:abstractNum w:abstractNumId="990">
-    <w:nsid w:val="0000A990"/>
+    <w:nsid w:val="A990"/>
     <w:multiLevelType w:val="multilevel"/>
     <w:lvl w:ilvl="0">
       <w:numFmt w:val="bullet"/>
       <w:lvlText w:val=" "/>
       <w:lvlJc w:val="left"/>
       <w:pPr>
-        <w:ind w:left="720" w:hanging="360"/>
+        <w:ind w:left="720" w:hanging="480"/>
       </w:pPr>
     </w:lvl>
     <w:lvl w:ilvl="1">
@@ -2648,7 +3362,7 @@
       <w:lvlText w:val=" "/>
       <w:lvlJc w:val="left"/>
       <w:pPr>
-        <w:ind w:left="1440" w:hanging="360"/>
+        <w:ind w:left="1440" w:hanging="480"/>
       </w:pPr>
     </w:lvl>
     <w:lvl w:ilvl="2">
@@ -2656,7 +3370,7 @@
       <w:lvlText w:val=" "/>
       <w:lvlJc w:val="left"/>
       <w:pPr>
-        <w:ind w:left="2160" w:hanging="360"/>
+        <w:ind w:left="2160" w:hanging="480"/>
       </w:pPr>
     </w:lvl>
     <w:lvl w:ilvl="3">
@@ -2664,7 +3378,7 @@
       <w:lvlText w:val=" "/>
       <w:lvlJc w:val="left"/>
       <w:pPr>
-        <w:ind w:left="2880" w:hanging="360"/>
+        <w:ind w:left="2880" w:hanging="480"/>
       </w:pPr>
     </w:lvl>
     <w:lvl w:ilvl="4">
@@ -2672,7 +3386,7 @@
       <w:lvlText w:val=" "/>
       <w:lvlJc w:val="left"/>
       <w:pPr>
-        <w:ind w:left="3600" w:hanging="360"/>
+        <w:ind w:left="3600" w:hanging="480"/>
       </w:pPr>
     </w:lvl>
     <w:lvl w:ilvl="5">
@@ -2680,7 +3394,7 @@
       <w:lvlText w:val=" "/>
       <w:lvlJc w:val="left"/>
       <w:pPr>
-        <w:ind w:left="4320" w:hanging="360"/>
+        <w:ind w:left="4320" w:hanging="480"/>
       </w:pPr>
     </w:lvl>
     <w:lvl w:ilvl="6">
@@ -2688,7 +3402,7 @@
       <w:lvlText w:val=" "/>
       <w:lvlJc w:val="left"/>
       <w:pPr>
-        <w:ind w:left="5040" w:hanging="360"/>
+        <w:ind w:left="5040" w:hanging="480"/>
       </w:pPr>
     </w:lvl>
     <w:lvl w:ilvl="7">
@@ -2696,7 +3410,7 @@
       <w:lvlText w:val=" "/>
       <w:lvlJc w:val="left"/>
       <w:pPr>
-        <w:ind w:left="5760" w:hanging="360"/>
+        <w:ind w:left="5760" w:hanging="480"/>
       </w:pPr>
     </w:lvl>
     <w:lvl w:ilvl="8">
@@ -2704,115 +3418,88 @@
       <w:lvlText w:val=" "/>
       <w:lvlJc w:val="left"/>
       <w:pPr>
-        <w:ind w:left="6480" w:hanging="360"/>
+        <w:ind w:left="6480" w:hanging="480"/>
       </w:pPr>
     </w:lvl>
   </w:abstractNum>
   <w:abstractNum w:abstractNumId="991">
-    <w:nsid w:val="0000A991"/>
+    <w:nsid w:val="A991"/>
     <w:multiLevelType w:val="multilevel"/>
     <w:lvl w:ilvl="0">
       <w:numFmt w:val="bullet"/>
-      <w:lvlText w:val=""/>
+      <w:lvlText w:val="•"/>
       <w:lvlJc w:val="left"/>
       <w:pPr>
-        <w:ind w:left="720" w:hanging="360"/>
-      </w:pPr>
-      <w:rPr>
-        <w:rFonts w:ascii="Symbol" w:hAnsi="Symbol" w:cs="Symbol" w:hint="default"/>
-      </w:rPr>
+        <w:ind w:left="720" w:hanging="480"/>
+      </w:pPr>
     </w:lvl>
     <w:lvl w:ilvl="1">
       <w:numFmt w:val="bullet"/>
-      <w:lvlText w:val="o"/>
+      <w:lvlText w:val="–"/>
       <w:lvlJc w:val="left"/>
       <w:pPr>
-        <w:ind w:left="1440" w:hanging="360"/>
-      </w:pPr>
-      <w:rPr>
-        <w:rFonts w:ascii="Courier New" w:hAnsi="Courier New" w:cs="Courier New" w:hint="default"/>
-      </w:rPr>
+        <w:ind w:left="1440" w:hanging="480"/>
+      </w:pPr>
     </w:lvl>
     <w:lvl w:ilvl="2">
       <w:numFmt w:val="bullet"/>
-      <w:lvlText w:val=""/>
+      <w:lvlText w:val="•"/>
       <w:lvlJc w:val="left"/>
       <w:pPr>
-        <w:ind w:left="2160" w:hanging="360"/>
-      </w:pPr>
-      <w:rPr>
-        <w:rFonts w:ascii="Wingdings" w:hAnsi="Wingdings" w:cs="Wingdings" w:hint="default"/>
-      </w:rPr>
+        <w:ind w:left="2160" w:hanging="480"/>
+      </w:pPr>
     </w:lvl>
     <w:lvl w:ilvl="3">
       <w:numFmt w:val="bullet"/>
-      <w:lvlText w:val=""/>
+      <w:lvlText w:val="–"/>
       <w:lvlJc w:val="left"/>
       <w:pPr>
-        <w:ind w:left="2880" w:hanging="360"/>
-      </w:pPr>
-      <w:rPr>
-        <w:rFonts w:ascii="Symbol" w:hAnsi="Symbol" w:cs="Symbol" w:hint="default"/>
-      </w:rPr>
+        <w:ind w:left="2880" w:hanging="480"/>
+      </w:pPr>
     </w:lvl>
     <w:lvl w:ilvl="4">
       <w:numFmt w:val="bullet"/>
-      <w:lvlText w:val="o"/>
+      <w:lvlText w:val="•"/>
       <w:lvlJc w:val="left"/>
       <w:pPr>
-        <w:ind w:left="3600" w:hanging="360"/>
-      </w:pPr>
-      <w:rPr>
-        <w:rFonts w:ascii="Courier New" w:hAnsi="Courier New" w:cs="Courier New" w:hint="default"/>
-      </w:rPr>
+        <w:ind w:left="3600" w:hanging="480"/>
+      </w:pPr>
     </w:lvl>
     <w:lvl w:ilvl="5">
       <w:numFmt w:val="bullet"/>
-      <w:lvlText w:val=""/>
+      <w:lvlText w:val="–"/>
       <w:lvlJc w:val="left"/>
       <w:pPr>
-        <w:ind w:left="4320" w:hanging="360"/>
-      </w:pPr>
-      <w:rPr>
-        <w:rFonts w:ascii="Wingdings" w:hAnsi="Wingdings" w:cs="Wingdings" w:hint="default"/>
-      </w:rPr>
+        <w:ind w:left="4320" w:hanging="480"/>
+      </w:pPr>
     </w:lvl>
     <w:lvl w:ilvl="6">
       <w:numFmt w:val="bullet"/>
-      <w:lvlText w:val=""/>
+      <w:lvlText w:val="•"/>
       <w:lvlJc w:val="left"/>
       <w:pPr>
-        <w:ind w:left="5040" w:hanging="360"/>
-      </w:pPr>
-      <w:rPr>
-        <w:rFonts w:ascii="Symbol" w:hAnsi="Symbol" w:cs="Symbol" w:hint="default"/>
-      </w:rPr>
+        <w:ind w:left="5040" w:hanging="480"/>
+      </w:pPr>
     </w:lvl>
     <w:lvl w:ilvl="7">
       <w:numFmt w:val="bullet"/>
-      <w:lvlText w:val="o"/>
+      <w:lvlText w:val="–"/>
       <w:lvlJc w:val="left"/>
       <w:pPr>
-        <w:ind w:left="5760" w:hanging="360"/>
-      </w:pPr>
-      <w:rPr>
-        <w:rFonts w:ascii="Courier New" w:hAnsi="Courier New" w:cs="Courier New" w:hint="default"/>
-      </w:rPr>
+        <w:ind w:left="5760" w:hanging="480"/>
+      </w:pPr>
     </w:lvl>
     <w:lvl w:ilvl="8">
       <w:numFmt w:val="bullet"/>
-      <w:lvlText w:val=""/>
+      <w:lvlText w:val="•"/>
       <w:lvlJc w:val="left"/>
       <w:pPr>
-        <w:ind w:left="6480" w:hanging="360"/>
-      </w:pPr>
-      <w:rPr>
-        <w:rFonts w:ascii="Wingdings" w:hAnsi="Wingdings" w:cs="Wingdings" w:hint="default"/>
-      </w:rPr>
+        <w:ind w:left="6480" w:hanging="480"/>
+      </w:pPr>
     </w:lvl>
   </w:abstractNum>
   <w:abstractNum w:abstractNumId="99411">
-    <w:nsid w:val="00A99411"/>
+    <w:nsid w:val="A99411"/>
     <w:multiLevelType w:val="multilevel"/>
     <w:lvl w:ilvl="0">
       <w:start w:val="1"/>
@@ -2820,7 +3507,7 @@
       <w:lvlText w:val="%1."/>
       <w:lvlJc w:val="left"/>
       <w:pPr>
-        <w:ind w:left="720" w:hanging="360"/>
+        <w:ind w:left="720" w:hanging="480"/>
       </w:pPr>
     </w:lvl>
     <w:lvl w:ilvl="1">
@@ -2829,7 +3516,7 @@
       <w:lvlText w:val="%2."/>
       <w:lvlJc w:val="left"/>
       <w:pPr>
-        <w:ind w:left="1440" w:hanging="360"/>
+        <w:ind w:left="1440" w:hanging="480"/>
       </w:pPr>
     </w:lvl>
     <w:lvl w:ilvl="2">
@@ -2838,7 +3525,7 @@
       <w:lvlText w:val="%3."/>
       <w:lvlJc w:val="left"/>
       <w:pPr>
-        <w:ind w:left="2160" w:hanging="360"/>
+        <w:ind w:left="2160" w:hanging="480"/>
       </w:pPr>
     </w:lvl>
     <w:lvl w:ilvl="3">
@@ -2847,7 +3534,7 @@
       <w:lvlText w:val="%4."/>
       <w:lvlJc w:val="left"/>
       <w:pPr>
-        <w:ind w:left="2880" w:hanging="360"/>
+        <w:ind w:left="2880" w:hanging="480"/>
       </w:pPr>
     </w:lvl>
     <w:lvl w:ilvl="4">
@@ -2856,7 +3543,7 @@
       <w:lvlText w:val="%5."/>
       <w:lvlJc w:val="left"/>
       <w:pPr>
-        <w:ind w:left="3600" w:hanging="360"/>
+        <w:ind w:left="3600" w:hanging="480"/>
       </w:pPr>
     </w:lvl>
     <w:lvl w:ilvl="5">
@@ -2865,7 +3552,7 @@
       <w:lvlText w:val="%6."/>
       <w:lvlJc w:val="left"/>
       <w:pPr>
-        <w:ind w:left="4320" w:hanging="360"/>
+        <w:ind w:left="4320" w:hanging="480"/>
       </w:pPr>
     </w:lvl>
     <w:lvl w:ilvl="6">
@@ -2874,7 +3561,7 @@
       <w:lvlText w:val="%7."/>
       <w:lvlJc w:val="left"/>
       <w:pPr>
-        <w:ind w:left="5040" w:hanging="360"/>
+        <w:ind w:left="5040" w:hanging="480"/>
       </w:pPr>
     </w:lvl>
     <w:lvl w:ilvl="7">
@@ -2883,7 +3570,7 @@
       <w:lvlText w:val="%8."/>
       <w:lvlJc w:val="left"/>
       <w:pPr>
-        <w:ind w:left="5760" w:hanging="360"/>
+        <w:ind w:left="5760" w:hanging="480"/>
       </w:pPr>
     </w:lvl>
     <w:lvl w:ilvl="8">
@@ -2892,7 +3579,7 @@
       <w:lvlText w:val="%9."/>
       <w:lvlJc w:val="left"/>
       <w:pPr>
-        <w:ind w:left="6480" w:hanging="360"/>
+        <w:ind w:left="6480" w:hanging="480"/>
       </w:pPr>
     </w:lvl>
   </w:abstractNum>
@@ -2912,6 +3599,9 @@
     <w:abstractNumId w:val="991"/>
   </w:num>
   <w:num w:numId="1005">
+    <w:abstractNumId w:val="991"/>
+  </w:num>
+  <w:num w:numId="1006">
     <w:abstractNumId w:val="99411"/>
     <w:lvlOverride w:ilvl="0">
       <w:startOverride w:val="1"/>
@@ -2941,6 +3631,9 @@
       <w:startOverride w:val="1"/>
     </w:lvlOverride>
   </w:num>
+  <w:num w:numId="1007">
+    <w:abstractNumId w:val="991"/>
+  </w:num>
 </w:numbering>
 </file>
 
@@ -2949,10 +3642,10 @@
   <w:docDefaults>
     <w:rPrDefault>
       <w:rPr>
-        <w:rFonts w:asciiTheme="minorHAnsi" w:cstheme="minorBidi" w:eastAsiaTheme="minorEastAsia" w:hAnsiTheme="minorHAnsi"/>
+        <w:rFonts w:asciiTheme="minorHAnsi" w:cstheme="minorBidi" w:eastAsiaTheme="minorHAnsi" w:hAnsiTheme="minorHAnsi"/>
         <w:sz w:val="24"/>
         <w:szCs w:val="24"/>
-        <w:lang w:bidi="ar-SA" w:eastAsia="zh-CN" w:val="en-US"/>
+        <w:lang w:bidi="ar-SA" w:eastAsia="en-US" w:val="en-US"/>
       </w:rPr>
     </w:rPrDefault>
     <w:pPrDefault>
@@ -2975,11 +3668,11 @@
     <w:name w:val="Body Text"/>
     <w:basedOn w:val="Normal"/>
     <w:link w:val="BodyTextChar"/>
-    <w:qFormat/>
     <w:pPr>
       <w:spacing w:after="120" w:before="180"/>
       <w:jc w:val="both"/>
     </w:pPr>
+    <w:qFormat/>
     <w:rPr>
       <w:rFonts w:ascii="Calibri" w:cs="Calibri" w:eastAsia="Calibri" w:hAnsi="Calibri"/>
       <w:color w:val="000000"/>
@@ -3018,97 +3711,58 @@
     <w:name w:val="Title"/>
     <w:basedOn w:val="Normal"/>
     <w:next w:val="BodyText"/>
-    <w:link w:val="TitleChar"/>
-    <w:uiPriority w:val="10"/>
     <w:qFormat/>
-    <w:rsid w:val="00A10FD9"/>
     <w:pPr>
+      <w:keepNext/>
+      <w:keepLines/>
       <w:pageBreakBefore w:val="0"/>
-      <w:spacing w:after="80" w:line="240" w:lineRule="auto"/>
-      <w:contextualSpacing/>
+      <w:spacing w:after="240" w:before="480"/>
       <w:jc w:val="center"/>
     </w:pPr>
     <w:rPr>
       <w:rFonts w:ascii="Calibri" w:cs="Calibri" w:eastAsia="Calibri" w:hAnsi="Calibri"/>
       <w:b/>
+      <w:bCs/>
       <w:color w:val="000000"/>
       <w:sz w:val="36"/>
-      <w:szCs w:val="56"/>
-    </w:rPr>
-  </w:style>
-  <w:style w:customStyle="1" w:styleId="TitleChar" w:type="character">
-    <w:name w:val="Title Char"/>
-    <w:basedOn w:val="DefaultParagraphFont"/>
-    <w:link w:val="Title"/>
-    <w:uiPriority w:val="10"/>
-    <w:rsid w:val="00A10FD9"/>
-    <w:rPr>
-      <w:rFonts w:asciiTheme="majorHAnsi" w:cstheme="majorBidi" w:eastAsiaTheme="majorEastAsia" w:hAnsiTheme="majorHAnsi"/>
-      <w:sz w:val="56"/>
-      <w:szCs w:val="56"/>
+      <w:szCs w:val="36"/>
     </w:rPr>
   </w:style>
   <w:style w:styleId="Subtitle" w:type="paragraph">
     <w:name w:val="Subtitle"/>
-    <w:basedOn w:val="Title"/>
-    <w:next w:val="BodyText"/>
-    <w:link w:val="SubtitleChar"/>
-    <w:uiPriority w:val="11"/>
-    <w:qFormat/>
-    <w:rsid w:val="00A10FD9"/>
-    <w:pPr>
-      <w:numPr>
-        <w:ilvl w:val="1"/>
-      </w:numPr>
-    </w:pPr>
-    <w:rPr>
-      <w:rFonts w:cstheme="majorBidi" w:eastAsiaTheme="majorEastAsia"/>
-      <w:spacing w:val="15"/>
-      <w:sz w:val="28"/>
-      <w:szCs w:val="28"/>
-    </w:rPr>
-  </w:style>
-  <w:style w:customStyle="1" w:styleId="SubtitleChar" w:type="character">
-    <w:name w:val="Subtitle Char"/>
-    <w:basedOn w:val="DefaultParagraphFont"/>
-    <w:link w:val="Subtitle"/>
-    <w:uiPriority w:val="11"/>
-    <w:rsid w:val="00A10FD9"/>
-    <w:rPr>
-      <w:rFonts w:cstheme="majorBidi" w:eastAsiaTheme="majorEastAsia"/>
-      <w:color w:themeColor="text1" w:themeTint="A6" w:val="595959"/>
-      <w:spacing w:val="15"/>
-      <w:sz w:val="28"/>
-      <w:szCs w:val="28"/>
-    </w:rPr>
-  </w:style>
-  <w:style w:customStyle="1" w:styleId="Author" w:type="paragraph">
-    <w:name w:val="Author"/>
     <w:basedOn w:val="Title"/>
     <w:next w:val="BodyText"/>
     <w:qFormat/>
     <w:pPr>
       <w:keepNext/>
       <w:keepLines/>
+      <w:spacing w:after="240" w:before="240"/>
+      <w:jc w:val="center"/>
     </w:pPr>
     <w:rPr>
-      <w:sz w:val="24"/>
-      <w:szCs w:val="24"/>
-    </w:rPr>
-  </w:style>
-  <w:style w:styleId="Date" w:type="paragraph">
-    <w:name w:val="Date"/>
-    <w:basedOn w:val="Title"/>
+      <w:sz w:val="30"/>
+      <w:szCs w:val="30"/>
+    </w:rPr>
+  </w:style>
+  <w:style w:customStyle="1" w:styleId="Author" w:type="paragraph">
+    <w:name w:val="Author"/>
     <w:next w:val="BodyText"/>
     <w:qFormat/>
     <w:pPr>
       <w:keepNext/>
       <w:keepLines/>
+      <w:jc w:val="center"/>
     </w:pPr>
-    <w:rPr>
-      <w:sz w:val="24"/>
-      <w:szCs w:val="24"/>
-    </w:rPr>
+  </w:style>
+  <w:style w:styleId="Date" w:type="paragraph">
+    <w:name w:val="Date"/>
+    <w:next w:val="BodyText"/>
+    <w:qFormat/>
+    <w:pPr>
+      <w:keepNext/>
+      <w:keepLines/>
+      <w:jc w:val="center"/>
+    </w:pPr>
   </w:style>
   <w:style w:customStyle="1" w:styleId="AbstractTitle" w:type="paragraph">
     <w:name w:val="Abstract Title"/>
@@ -3118,13 +3772,15 @@
     <w:pPr>
       <w:keepNext/>
       <w:keepLines/>
+      <w:jc w:val="center"/>
       <w:spacing w:after="0" w:before="300"/>
-      <w:jc w:val="center"/>
     </w:pPr>
     <w:rPr>
-      <w:b/>
       <w:sz w:val="20"/>
       <w:szCs w:val="20"/>
+      <w:b/>
+      <w:color w:val="345A8A"/>
+      &gt;
     </w:rPr>
   </w:style>
   <w:style w:customStyle="1" w:styleId="Abstract" w:type="paragraph">
@@ -3151,330 +3807,196 @@
     <w:rPr/>
   </w:style>
   <w:style w:styleId="Heading1" w:type="paragraph">
-    <w:name w:val="heading 1"/>
+    <w:name w:val="Heading 1"/>
     <w:basedOn w:val="Normal"/>
     <w:next w:val="BodyText"/>
-    <w:link w:val="Heading1Char"/>
     <w:uiPriority w:val="9"/>
     <w:qFormat/>
-    <w:rsid w:val="00A10FD9"/>
     <w:pPr>
       <w:keepNext/>
       <w:keepLines/>
       <w:pageBreakBefore w:val="0"/>
-      <w:spacing w:after="80" w:before="360"/>
+      <w:spacing w:after="0" w:before="480"/>
       <w:outlineLvl w:val="0"/>
     </w:pPr>
     <w:rPr>
       <w:rFonts w:ascii="Calibri" w:cs="Calibri" w:eastAsia="Calibri" w:hAnsi="Calibri"/>
       <w:b/>
+      <w:bCs/>
       <w:color w:val="000000"/>
       <w:sz w:val="32"/>
-      <w:szCs w:val="40"/>
+      <w:szCs w:val="32"/>
     </w:rPr>
   </w:style>
   <w:style w:styleId="Heading2" w:type="paragraph">
-    <w:name w:val="heading 2"/>
+    <w:name w:val="Heading 2"/>
     <w:basedOn w:val="Normal"/>
     <w:next w:val="BodyText"/>
-    <w:link w:val="Heading2Char"/>
     <w:uiPriority w:val="9"/>
-    <w:semiHidden/>
     <w:unhideWhenUsed/>
     <w:qFormat/>
-    <w:rsid w:val="00A10FD9"/>
     <w:pPr>
       <w:keepNext/>
       <w:keepLines/>
       <w:pageBreakBefore w:val="0"/>
-      <w:spacing w:after="80" w:before="160"/>
+      <w:spacing w:after="0" w:before="200"/>
       <w:outlineLvl w:val="1"/>
     </w:pPr>
     <w:rPr>
       <w:rFonts w:ascii="Calibri" w:cs="Calibri" w:eastAsia="Calibri" w:hAnsi="Calibri"/>
       <w:b/>
+      <w:bCs/>
       <w:color w:val="000000"/>
       <w:sz w:val="26"/>
-      <w:szCs w:val="32"/>
+      <w:szCs w:val="28"/>
     </w:rPr>
   </w:style>
   <w:style w:styleId="Heading3" w:type="paragraph">
-    <w:name w:val="heading 3"/>
+    <w:name w:val="Heading 3"/>
     <w:basedOn w:val="Normal"/>
     <w:next w:val="BodyText"/>
-    <w:link w:val="Heading3Char"/>
     <w:uiPriority w:val="9"/>
-    <w:semiHidden/>
     <w:unhideWhenUsed/>
     <w:qFormat/>
-    <w:rsid w:val="00A10FD9"/>
     <w:pPr>
       <w:keepNext/>
       <w:keepLines/>
       <w:pageBreakBefore w:val="0"/>
-      <w:spacing w:after="80" w:before="160"/>
+      <w:spacing w:after="0" w:before="200"/>
       <w:outlineLvl w:val="2"/>
     </w:pPr>
     <w:rPr>
       <w:rFonts w:ascii="Calibri" w:cs="Calibri" w:eastAsia="Calibri" w:hAnsi="Calibri"/>
       <w:b/>
+      <w:bCs/>
       <w:color w:val="000000"/>
       <w:sz w:val="24"/>
-      <w:szCs w:val="28"/>
+      <w:szCs w:val="24"/>
     </w:rPr>
   </w:style>
   <w:style w:styleId="Heading4" w:type="paragraph">
-    <w:name w:val="heading 4"/>
+    <w:name w:val="Heading 4"/>
     <w:basedOn w:val="Normal"/>
     <w:next w:val="BodyText"/>
-    <w:link w:val="Heading4Char"/>
     <w:uiPriority w:val="9"/>
-    <w:semiHidden/>
     <w:unhideWhenUsed/>
     <w:qFormat/>
-    <w:rsid w:val="00A10FD9"/>
     <w:pPr>
       <w:keepNext/>
       <w:keepLines/>
       <w:pageBreakBefore w:val="0"/>
-      <w:spacing w:after="40" w:before="80"/>
+      <w:spacing w:after="0" w:before="200"/>
       <w:outlineLvl w:val="3"/>
     </w:pPr>
     <w:rPr>
       <w:rFonts w:ascii="Calibri" w:cs="Calibri" w:eastAsia="Calibri" w:hAnsi="Calibri"/>
+      <w:i/>
       <w:b/>
-      <w:i/>
-      <w:iCs/>
+      <w:bCs/>
       <w:color w:val="000000"/>
       <w:sz w:val="22"/>
+      <w:szCs w:val="24"/>
     </w:rPr>
   </w:style>
   <w:style w:styleId="Heading5" w:type="paragraph">
-    <w:name w:val="heading 5"/>
+    <w:name w:val="Heading 5"/>
     <w:basedOn w:val="Normal"/>
     <w:next w:val="BodyText"/>
-    <w:link w:val="Heading5Char"/>
     <w:uiPriority w:val="9"/>
-    <w:semiHidden/>
     <w:unhideWhenUsed/>
     <w:qFormat/>
-    <w:rsid w:val="00A10FD9"/>
     <w:pPr>
       <w:keepNext/>
       <w:keepLines/>
-      <w:spacing w:after="40" w:before="80"/>
+      <w:spacing w:after="0" w:before="200"/>
       <w:outlineLvl w:val="4"/>
     </w:pPr>
     <w:rPr>
-      <w:rFonts w:cstheme="majorBidi" w:eastAsiaTheme="majorEastAsia"/>
-      <w:color w:themeColor="accent1" w:themeShade="BF" w:val="0F4761"/>
+      <w:rFonts w:asciiTheme="majorHAnsi" w:cstheme="majorBidi" w:eastAsiaTheme="majorEastAsia" w:hAnsiTheme="majorHAnsi"/>
+      <w:iCs/>
+      <w:color w:themeColor="accent1" w:val="4F81BD"/>
+      <w:sz w:val="24"/>
+      <w:szCs w:val="24"/>
     </w:rPr>
   </w:style>
   <w:style w:styleId="Heading6" w:type="paragraph">
-    <w:name w:val="heading 6"/>
+    <w:name w:val="Heading 6"/>
     <w:basedOn w:val="Normal"/>
     <w:next w:val="BodyText"/>
-    <w:link w:val="Heading6Char"/>
     <w:uiPriority w:val="9"/>
-    <w:semiHidden/>
     <w:unhideWhenUsed/>
     <w:qFormat/>
-    <w:rsid w:val="00A10FD9"/>
     <w:pPr>
       <w:keepNext/>
       <w:keepLines/>
-      <w:spacing w:after="0" w:before="40"/>
+      <w:spacing w:after="0" w:before="200"/>
       <w:outlineLvl w:val="5"/>
     </w:pPr>
     <w:rPr>
-      <w:rFonts w:cstheme="majorBidi" w:eastAsiaTheme="majorEastAsia"/>
-      <w:i/>
-      <w:iCs/>
-      <w:color w:themeColor="text1" w:themeTint="A6" w:val="595959"/>
+      <w:rFonts w:asciiTheme="majorHAnsi" w:cstheme="majorBidi" w:eastAsiaTheme="majorEastAsia" w:hAnsiTheme="majorHAnsi"/>
+      <w:color w:themeColor="accent1" w:val="4F81BD"/>
+      <w:sz w:val="24"/>
+      <w:szCs w:val="24"/>
     </w:rPr>
   </w:style>
   <w:style w:styleId="Heading7" w:type="paragraph">
-    <w:name w:val="heading 7"/>
+    <w:name w:val="Heading 7"/>
     <w:basedOn w:val="Normal"/>
     <w:next w:val="BodyText"/>
-    <w:link w:val="Heading7Char"/>
     <w:uiPriority w:val="9"/>
-    <w:semiHidden/>
     <w:unhideWhenUsed/>
     <w:qFormat/>
-    <w:rsid w:val="00A10FD9"/>
     <w:pPr>
       <w:keepNext/>
       <w:keepLines/>
-      <w:spacing w:after="0" w:before="40"/>
+      <w:spacing w:after="0" w:before="200"/>
       <w:outlineLvl w:val="6"/>
     </w:pPr>
     <w:rPr>
-      <w:rFonts w:cstheme="majorBidi" w:eastAsiaTheme="majorEastAsia"/>
-      <w:color w:themeColor="text1" w:themeTint="A6" w:val="595959"/>
+      <w:rFonts w:asciiTheme="majorHAnsi" w:cstheme="majorBidi" w:eastAsiaTheme="majorEastAsia" w:hAnsiTheme="majorHAnsi"/>
+      <w:color w:themeColor="accent1" w:val="4F81BD"/>
+      <w:sz w:val="24"/>
+      <w:szCs w:val="24"/>
     </w:rPr>
   </w:style>
   <w:style w:styleId="Heading8" w:type="paragraph">
-    <w:name w:val="heading 8"/>
+    <w:name w:val="Heading 8"/>
     <w:basedOn w:val="Normal"/>
     <w:next w:val="BodyText"/>
-    <w:link w:val="Heading8Char"/>
     <w:uiPriority w:val="9"/>
-    <w:semiHidden/>
     <w:unhideWhenUsed/>
     <w:qFormat/>
-    <w:rsid w:val="00A10FD9"/>
     <w:pPr>
       <w:keepNext/>
       <w:keepLines/>
-      <w:spacing w:after="0"/>
+      <w:spacing w:after="0" w:before="200"/>
       <w:outlineLvl w:val="7"/>
     </w:pPr>
     <w:rPr>
-      <w:rFonts w:cstheme="majorBidi" w:eastAsiaTheme="majorEastAsia"/>
-      <w:i/>
-      <w:iCs/>
-      <w:color w:themeColor="text1" w:themeTint="D8" w:val="272727"/>
+      <w:rFonts w:asciiTheme="majorHAnsi" w:cstheme="majorBidi" w:eastAsiaTheme="majorEastAsia" w:hAnsiTheme="majorHAnsi"/>
+      <w:color w:themeColor="accent1" w:val="4F81BD"/>
+      <w:sz w:val="24"/>
+      <w:szCs w:val="24"/>
     </w:rPr>
   </w:style>
   <w:style w:styleId="Heading9" w:type="paragraph">
-    <w:name w:val="heading 9"/>
+    <w:name w:val="Heading 9"/>
     <w:basedOn w:val="Normal"/>
     <w:next w:val="BodyText"/>
-    <w:link w:val="Heading9Char"/>
     <w:uiPriority w:val="9"/>
-    <w:semiHidden/>
     <w:unhideWhenUsed/>
     <w:qFormat/>
-    <w:rsid w:val="00A10FD9"/>
     <w:pPr>
       <w:keepNext/>
       <w:keepLines/>
-      <w:spacing w:after="0"/>
+      <w:spacing w:after="0" w:before="200"/>
       <w:outlineLvl w:val="8"/>
     </w:pPr>
     <w:rPr>
-      <w:rFonts w:cstheme="majorBidi" w:eastAsiaTheme="majorEastAsia"/>
-      <w:color w:themeColor="text1" w:themeTint="D8" w:val="272727"/>
-    </w:rPr>
-  </w:style>
-  <w:style w:customStyle="1" w:styleId="Heading1Char" w:type="character">
-    <w:name w:val="Heading 1 Char"/>
-    <w:basedOn w:val="DefaultParagraphFont"/>
-    <w:link w:val="Heading1"/>
-    <w:uiPriority w:val="9"/>
-    <w:rsid w:val="00A10FD9"/>
-    <w:rPr>
       <w:rFonts w:asciiTheme="majorHAnsi" w:cstheme="majorBidi" w:eastAsiaTheme="majorEastAsia" w:hAnsiTheme="majorHAnsi"/>
-      <w:color w:themeColor="accent1" w:themeShade="BF" w:val="0F4761"/>
-      <w:sz w:val="40"/>
-      <w:szCs w:val="40"/>
-    </w:rPr>
-  </w:style>
-  <w:style w:customStyle="1" w:styleId="Heading2Char" w:type="character">
-    <w:name w:val="Heading 2 Char"/>
-    <w:basedOn w:val="DefaultParagraphFont"/>
-    <w:link w:val="Heading2"/>
-    <w:uiPriority w:val="9"/>
-    <w:semiHidden/>
-    <w:rsid w:val="00A10FD9"/>
-    <w:rPr>
-      <w:rFonts w:asciiTheme="majorHAnsi" w:cstheme="majorBidi" w:eastAsiaTheme="majorEastAsia" w:hAnsiTheme="majorHAnsi"/>
-      <w:color w:themeColor="accent1" w:themeShade="BF" w:val="0F4761"/>
-      <w:sz w:val="32"/>
-      <w:szCs w:val="32"/>
-    </w:rPr>
-  </w:style>
-  <w:style w:customStyle="1" w:styleId="Heading3Char" w:type="character">
-    <w:name w:val="Heading 3 Char"/>
-    <w:basedOn w:val="DefaultParagraphFont"/>
-    <w:link w:val="Heading3"/>
-    <w:uiPriority w:val="9"/>
-    <w:semiHidden/>
-    <w:rsid w:val="00A10FD9"/>
-    <w:rPr>
-      <w:rFonts w:cstheme="majorBidi" w:eastAsiaTheme="majorEastAsia"/>
-      <w:color w:themeColor="accent1" w:themeShade="BF" w:val="0F4761"/>
-      <w:sz w:val="28"/>
-      <w:szCs w:val="28"/>
-    </w:rPr>
-  </w:style>
-  <w:style w:customStyle="1" w:styleId="Heading4Char" w:type="character">
-    <w:name w:val="Heading 4 Char"/>
-    <w:basedOn w:val="DefaultParagraphFont"/>
-    <w:link w:val="Heading4"/>
-    <w:uiPriority w:val="9"/>
-    <w:semiHidden/>
-    <w:rsid w:val="00A10FD9"/>
-    <w:rPr>
-      <w:rFonts w:cstheme="majorBidi" w:eastAsiaTheme="majorEastAsia"/>
-      <w:i/>
-      <w:iCs/>
-      <w:color w:themeColor="accent1" w:themeShade="BF" w:val="0F4761"/>
-    </w:rPr>
-  </w:style>
-  <w:style w:customStyle="1" w:styleId="Heading5Char" w:type="character">
-    <w:name w:val="Heading 5 Char"/>
-    <w:basedOn w:val="DefaultParagraphFont"/>
-    <w:link w:val="Heading5"/>
-    <w:uiPriority w:val="9"/>
-    <w:semiHidden/>
-    <w:rsid w:val="00A10FD9"/>
-    <w:rPr>
-      <w:rFonts w:cstheme="majorBidi" w:eastAsiaTheme="majorEastAsia"/>
-      <w:color w:themeColor="accent1" w:themeShade="BF" w:val="0F4761"/>
-    </w:rPr>
-  </w:style>
-  <w:style w:customStyle="1" w:styleId="Heading6Char" w:type="character">
-    <w:name w:val="Heading 6 Char"/>
-    <w:basedOn w:val="DefaultParagraphFont"/>
-    <w:link w:val="Heading6"/>
-    <w:uiPriority w:val="9"/>
-    <w:semiHidden/>
-    <w:rsid w:val="00A10FD9"/>
-    <w:rPr>
-      <w:rFonts w:cstheme="majorBidi" w:eastAsiaTheme="majorEastAsia"/>
-      <w:i/>
-      <w:iCs/>
-      <w:color w:themeColor="text1" w:themeTint="A6" w:val="595959"/>
-    </w:rPr>
-  </w:style>
-  <w:style w:customStyle="1" w:styleId="Heading7Char" w:type="character">
-    <w:name w:val="Heading 7 Char"/>
-    <w:basedOn w:val="DefaultParagraphFont"/>
-    <w:link w:val="Heading7"/>
-    <w:uiPriority w:val="9"/>
-    <w:semiHidden/>
-    <w:rsid w:val="00A10FD9"/>
-    <w:rPr>
-      <w:rFonts w:cstheme="majorBidi" w:eastAsiaTheme="majorEastAsia"/>
-      <w:color w:themeColor="text1" w:themeTint="A6" w:val="595959"/>
-    </w:rPr>
-  </w:style>
-  <w:style w:customStyle="1" w:styleId="Heading8Char" w:type="character">
-    <w:name w:val="Heading 8 Char"/>
-    <w:basedOn w:val="DefaultParagraphFont"/>
-    <w:link w:val="Heading8"/>
-    <w:uiPriority w:val="9"/>
-    <w:semiHidden/>
-    <w:rsid w:val="00A10FD9"/>
-    <w:rPr>
-      <w:rFonts w:cstheme="majorBidi" w:eastAsiaTheme="majorEastAsia"/>
-      <w:i/>
-      <w:iCs/>
-      <w:color w:themeColor="text1" w:themeTint="D8" w:val="272727"/>
-    </w:rPr>
-  </w:style>
-  <w:style w:customStyle="1" w:styleId="Heading9Char" w:type="character">
-    <w:name w:val="Heading 9 Char"/>
-    <w:basedOn w:val="DefaultParagraphFont"/>
-    <w:link w:val="Heading9"/>
-    <w:uiPriority w:val="9"/>
-    <w:semiHidden/>
-    <w:rsid w:val="00A10FD9"/>
-    <w:rPr>
-      <w:rFonts w:cstheme="majorBidi" w:eastAsiaTheme="majorEastAsia"/>
-      <w:color w:themeColor="text1" w:themeTint="D8" w:val="272727"/>
+      <w:color w:themeColor="accent1" w:val="4F81BD"/>
+      <w:sz w:val="24"/>
+      <w:szCs w:val="24"/>
     </w:rPr>
   </w:style>
   <w:style w:styleId="BlockText" w:type="paragraph">
@@ -3507,18 +4029,6 @@
       <w:sz w:val="20"/>
     </w:rPr>
   </w:style>
-  <w:style w:styleId="FootnoteBlockText" w:type="paragraph">
-    <w:name w:val="Footnote Block Text"/>
-    <w:basedOn w:val="FootnoteText"/>
-    <w:next w:val="FootnoteText"/>
-    <w:uiPriority w:val="9"/>
-    <w:unhideWhenUsed/>
-    <w:qFormat/>
-    <w:pPr>
-      <w:spacing w:after="100" w:before="100"/>
-      <w:ind w:firstLine="0" w:left="480" w:right="480"/>
-    </w:pPr>
-  </w:style>
   <w:style w:default="1" w:styleId="DefaultParagraphFont" w:type="character">
     <w:name w:val="Default Paragraph Font"/>
     <w:semiHidden/>
@@ -3545,11 +4055,18 @@
       </w:tblCellMar>
     </w:tblPr>
     <w:tblStylePr w:type="firstRow">
+      <w:tblPr>
+        <w:jc w:val="left"/>
+        <w:tblInd w:type="dxa" w:w="0"/>
+      </w:tblPr>
+      <w:trPr>
+        <w:jc w:val="left"/>
+      </w:trPr>
       <w:tcPr>
+        <w:vAlign w:val="bottom"/>
         <w:tcBorders>
           <w:bottom w:val="single"/>
         </w:tcBorders>
-        <w:vAlign w:val="bottom"/>
       </w:tcPr>
     </w:tblStylePr>
   </w:style>
@@ -3666,8 +4183,8 @@
     <w:name w:val="KeywordTok"/>
     <w:basedOn w:val="VerbatimChar"/>
     <w:rPr>
+      <w:color w:val="007020"/>
       <w:b/>
-      <w:color w:val="007020"/>
     </w:rPr>
   </w:style>
   <w:style w:type="character" w:customStyle="1" w:styleId="DataTypeTok">
@@ -3744,42 +4261,42 @@
     <w:name w:val="ImportTok"/>
     <w:basedOn w:val="VerbatimChar"/>
     <w:rPr>
+      <w:color w:val="008000"/>
       <w:b/>
-      <w:color w:val="008000"/>
     </w:rPr>
   </w:style>
   <w:style w:type="character" w:customStyle="1" w:styleId="CommentTok">
     <w:name w:val="CommentTok"/>
     <w:basedOn w:val="VerbatimChar"/>
     <w:rPr>
+      <w:color w:val="60a0b0"/>
       <w:i/>
-      <w:color w:val="60a0b0"/>
     </w:rPr>
   </w:style>
   <w:style w:type="character" w:customStyle="1" w:styleId="DocumentationTok">
     <w:name w:val="DocumentationTok"/>
     <w:basedOn w:val="VerbatimChar"/>
     <w:rPr>
+      <w:color w:val="ba2121"/>
       <w:i/>
-      <w:color w:val="ba2121"/>
     </w:rPr>
   </w:style>
   <w:style w:type="character" w:customStyle="1" w:styleId="AnnotationTok">
     <w:name w:val="AnnotationTok"/>
     <w:basedOn w:val="VerbatimChar"/>
     <w:rPr>
+      <w:color w:val="60a0b0"/>
       <w:b/>
       <w:i/>
-      <w:color w:val="60a0b0"/>
     </w:rPr>
   </w:style>
   <w:style w:type="character" w:customStyle="1" w:styleId="CommentVarTok">
     <w:name w:val="CommentVarTok"/>
     <w:basedOn w:val="VerbatimChar"/>
     <w:rPr>
+      <w:color w:val="60a0b0"/>
       <w:b/>
       <w:i/>
-      <w:color w:val="60a0b0"/>
     </w:rPr>
   </w:style>
   <w:style w:type="character" w:customStyle="1" w:styleId="OtherTok">
@@ -3807,8 +4324,8 @@
     <w:name w:val="ControlFlowTok"/>
     <w:basedOn w:val="VerbatimChar"/>
     <w:rPr>
+      <w:color w:val="007020"/>
       <w:b/>
-      <w:color w:val="007020"/>
     </w:rPr>
   </w:style>
   <w:style w:type="character" w:customStyle="1" w:styleId="OperatorTok">
@@ -3853,34 +4370,34 @@
     <w:name w:val="InformationTok"/>
     <w:basedOn w:val="VerbatimChar"/>
     <w:rPr>
+      <w:color w:val="60a0b0"/>
       <w:b/>
       <w:i/>
-      <w:color w:val="60a0b0"/>
     </w:rPr>
   </w:style>
   <w:style w:type="character" w:customStyle="1" w:styleId="WarningTok">
     <w:name w:val="WarningTok"/>
     <w:basedOn w:val="VerbatimChar"/>
     <w:rPr>
+      <w:color w:val="60a0b0"/>
       <w:b/>
       <w:i/>
-      <w:color w:val="60a0b0"/>
     </w:rPr>
   </w:style>
   <w:style w:type="character" w:customStyle="1" w:styleId="AlertTok">
     <w:name w:val="AlertTok"/>
     <w:basedOn w:val="VerbatimChar"/>
     <w:rPr>
+      <w:color w:val="ff0000"/>
       <w:b/>
-      <w:color w:val="ff0000"/>
     </w:rPr>
   </w:style>
   <w:style w:type="character" w:customStyle="1" w:styleId="ErrorTok">
     <w:name w:val="ErrorTok"/>
     <w:basedOn w:val="VerbatimChar"/>
     <w:rPr>
+      <w:color w:val="ff0000"/>
       <w:b/>
-      <w:color w:val="ff0000"/>
     </w:rPr>
   </w:style>
   <w:style w:type="character" w:customStyle="1" w:styleId="NormalTok">
@@ -3902,44 +4419,44 @@
         <a:sysClr val="window" lastClr="FFFFFF"/>
       </a:lt1>
       <a:dk2>
-        <a:srgbClr val="0E2841"/>
+        <a:srgbClr val="1F497D"/>
       </a:dk2>
       <a:lt2>
-        <a:srgbClr val="E8E8E8"/>
+        <a:srgbClr val="EEECE1"/>
       </a:lt2>
       <a:accent1>
-        <a:srgbClr val="156082"/>
+        <a:srgbClr val="4F81BD"/>
       </a:accent1>
       <a:accent2>
-        <a:srgbClr val="E97132"/>
+        <a:srgbClr val="C0504D"/>
       </a:accent2>
       <a:accent3>
-        <a:srgbClr val="196B24"/>
+        <a:srgbClr val="9BBB59"/>
       </a:accent3>
       <a:accent4>
-        <a:srgbClr val="0F9ED5"/>
+        <a:srgbClr val="8064A2"/>
       </a:accent4>
       <a:accent5>
-        <a:srgbClr val="A02B93"/>
+        <a:srgbClr val="4BACC6"/>
       </a:accent5>
       <a:accent6>
-        <a:srgbClr val="4EA72E"/>
+        <a:srgbClr val="F79646"/>
       </a:accent6>
       <a:hlink>
-        <a:srgbClr val="467886"/>
+        <a:srgbClr val="0000FF"/>
       </a:hlink>
       <a:folHlink>
-        <a:srgbClr val="96607D"/>
+        <a:srgbClr val="800080"/>
       </a:folHlink>
     </a:clrScheme>
     <a:fontScheme name="Office">
       <a:majorFont>
-        <a:latin typeface="Aptos Display" panose="02110004020202020204"/>
+        <a:latin typeface="Calibri"/>
         <a:ea typeface=""/>
         <a:cs typeface=""/>
-        <a:font script="Jpan" typeface="游ゴシック Light"/>
+        <a:font script="Jpan" typeface="ＭＳ ゴシック"/>
         <a:font script="Hang" typeface="맑은 고딕"/>
-        <a:font script="Hans" typeface="等线 Light"/>
+        <a:font script="Hans" typeface="宋体"/>
         <a:font script="Hant" typeface="新細明體"/>
         <a:font script="Arab" typeface="Times New Roman"/>
         <a:font script="Hebr" typeface="Times New Roman"/>
@@ -3966,32 +4483,14 @@
         <a:font script="Mong" typeface="Mongolian Baiti"/>
         <a:font script="Viet" typeface="Times New Roman"/>
         <a:font script="Uigh" typeface="Microsoft Uighur"/>
-        <a:font script="Geor" typeface="Sylfaen"/>
-        <a:font script="Armn" typeface="Arial"/>
-        <a:font script="Bugi" typeface="Leelawadee UI"/>
-        <a:font script="Bopo" typeface="Microsoft JhengHei"/>
-        <a:font script="Java" typeface="Javanese Text"/>
-        <a:font script="Lisu" typeface="Segoe UI"/>
-        <a:font script="Mymr" typeface="Myanmar Text"/>
-        <a:font script="Nkoo" typeface="Ebrima"/>
-        <a:font script="Olck" typeface="Nirmala UI"/>
-        <a:font script="Osma" typeface="Ebrima"/>
-        <a:font script="Phag" typeface="Phagspa"/>
-        <a:font script="Syrn" typeface="Estrangelo Edessa"/>
-        <a:font script="Syrj" typeface="Estrangelo Edessa"/>
-        <a:font script="Syre" typeface="Estrangelo Edessa"/>
-        <a:font script="Sora" typeface="Nirmala UI"/>
-        <a:font script="Tale" typeface="Microsoft Tai Le"/>
-        <a:font script="Talu" typeface="Microsoft New Tai Lue"/>
-        <a:font script="Tfng" typeface="Ebrima"/>
       </a:majorFont>
       <a:minorFont>
-        <a:latin typeface="Aptos" panose="02110004020202020204"/>
+        <a:latin typeface="Cambria"/>
         <a:ea typeface=""/>
         <a:cs typeface=""/>
-        <a:font script="Jpan" typeface="游明朝"/>
+        <a:font script="Jpan" typeface="ＭＳ 明朝"/>
         <a:font script="Hang" typeface="맑은 고딕"/>
-        <a:font script="Hans" typeface="等线"/>
+        <a:font script="Hans" typeface="宋体"/>
         <a:font script="Hant" typeface="新細明體"/>
         <a:font script="Arab" typeface="Arial"/>
         <a:font script="Hebr" typeface="Arial"/>
@@ -4018,24 +4517,6 @@
         <a:font script="Mong" typeface="Mongolian Baiti"/>
         <a:font script="Viet" typeface="Arial"/>
         <a:font script="Uigh" typeface="Microsoft Uighur"/>
-        <a:font script="Geor" typeface="Sylfaen"/>
-        <a:font script="Armn" typeface="Arial"/>
-        <a:font script="Bugi" typeface="Leelawadee UI"/>
-        <a:font script="Bopo" typeface="Microsoft JhengHei"/>
-        <a:font script="Java" typeface="Javanese Text"/>
-        <a:font script="Lisu" typeface="Segoe UI"/>
-        <a:font script="Mymr" typeface="Myanmar Text"/>
-        <a:font script="Nkoo" typeface="Ebrima"/>
-        <a:font script="Olck" typeface="Nirmala UI"/>
-        <a:font script="Osma" typeface="Ebrima"/>
-        <a:font script="Phag" typeface="Phagspa"/>
-        <a:font script="Syrn" typeface="Estrangelo Edessa"/>
-        <a:font script="Syrj" typeface="Estrangelo Edessa"/>
-        <a:font script="Syre" typeface="Estrangelo Edessa"/>
-        <a:font script="Sora" typeface="Nirmala UI"/>
-        <a:font script="Tale" typeface="Microsoft Tai Le"/>
-        <a:font script="Talu" typeface="Microsoft New Tai Lue"/>
-        <a:font script="Tfng" typeface="Ebrima"/>
       </a:minorFont>
     </a:fontScheme>
     <a:fmtScheme name="Office">
@@ -4047,141 +4528,200 @@
           <a:gsLst>
             <a:gs pos="0">
               <a:schemeClr val="phClr">
-                <a:lumMod val="110000"/>
-                <a:satMod val="105000"/>
-                <a:tint val="67000"/>
+                <a:tint val="50000"/>
+                <a:satMod val="300000"/>
               </a:schemeClr>
             </a:gs>
-            <a:gs pos="50000">
+            <a:gs pos="35000">
               <a:schemeClr val="phClr">
-                <a:lumMod val="105000"/>
-                <a:satMod val="103000"/>
-                <a:tint val="73000"/>
+                <a:tint val="37000"/>
+                <a:satMod val="300000"/>
               </a:schemeClr>
             </a:gs>
             <a:gs pos="100000">
               <a:schemeClr val="phClr">
-                <a:lumMod val="105000"/>
-                <a:satMod val="109000"/>
-                <a:tint val="81000"/>
+                <a:tint val="15000"/>
+                <a:satMod val="350000"/>
               </a:schemeClr>
             </a:gs>
           </a:gsLst>
-          <a:lin ang="5400000" scaled="0"/>
+          <a:lin ang="16200000" scaled="1"/>
         </a:gradFill>
         <a:gradFill rotWithShape="1">
           <a:gsLst>
             <a:gs pos="0">
               <a:schemeClr val="phClr">
-                <a:satMod val="103000"/>
-                <a:lumMod val="102000"/>
-                <a:tint val="94000"/>
-              </a:schemeClr>
-            </a:gs>
-            <a:gs pos="50000">
-              <a:schemeClr val="phClr">
-                <a:satMod val="110000"/>
-                <a:lumMod val="100000"/>
+                <a:tint val="100000"/>
                 <a:shade val="100000"/>
+                <a:satMod val="130000"/>
               </a:schemeClr>
             </a:gs>
             <a:gs pos="100000">
               <a:schemeClr val="phClr">
-                <a:lumMod val="99000"/>
-                <a:satMod val="120000"/>
-                <a:shade val="78000"/>
+                <a:tint val="50000"/>
+                <a:shade val="100000"/>
+                <a:satMod val="350000"/>
               </a:schemeClr>
             </a:gs>
           </a:gsLst>
-          <a:lin ang="5400000" scaled="0"/>
+          <a:lin ang="16200000" scaled="0"/>
         </a:gradFill>
       </a:fillStyleLst>
       <a:lnStyleLst>
-        <a:ln w="6350" cap="flat" cmpd="sng" algn="ctr">
+        <a:ln w="9525" cap="flat" cmpd="sng" algn="ctr">
+          <a:solidFill>
+            <a:schemeClr val="phClr">
+              <a:shade val="95000"/>
+              <a:satMod val="105000"/>
+            </a:schemeClr>
+          </a:solidFill>
+          <a:prstDash val="solid"/>
+        </a:ln>
+        <a:ln w="25400" cap="flat" cmpd="sng" algn="ctr">
           <a:solidFill>
             <a:schemeClr val="phClr"/>
           </a:solidFill>
           <a:prstDash val="solid"/>
-          <a:miter lim="800000"/>
         </a:ln>
-        <a:ln w="12700" cap="flat" cmpd="sng" algn="ctr">
+        <a:ln w="38100" cap="flat" cmpd="sng" algn="ctr">
           <a:solidFill>
             <a:schemeClr val="phClr"/>
           </a:solidFill>
           <a:prstDash val="solid"/>
-          <a:miter lim="800000"/>
-        </a:ln>
-        <a:ln w="19050" cap="flat" cmpd="sng" algn="ctr">
-          <a:solidFill>
-            <a:schemeClr val="phClr"/>
-          </a:solidFill>
-          <a:prstDash val="solid"/>
-          <a:miter lim="800000"/>
         </a:ln>
       </a:lnStyleLst>
       <a:effectStyleLst>
         <a:effectStyle>
-          <a:effectLst/>
-        </a:effectStyle>
-        <a:effectStyle>
-          <a:effectLst/>
+          <a:effectLst>
+            <a:outerShdw blurRad="40000" dist="20000" dir="5400000" rotWithShape="0">
+              <a:srgbClr val="000000">
+                <a:alpha val="38000"/>
+              </a:srgbClr>
+            </a:outerShdw>
+          </a:effectLst>
         </a:effectStyle>
         <a:effectStyle>
           <a:effectLst>
-            <a:outerShdw blurRad="57150" dist="19050" dir="5400000" algn="ctr" rotWithShape="0">
+            <a:outerShdw blurRad="40000" dist="23000" dir="5400000" rotWithShape="0">
               <a:srgbClr val="000000">
-                <a:alpha val="63000"/>
+                <a:alpha val="35000"/>
               </a:srgbClr>
             </a:outerShdw>
           </a:effectLst>
+        </a:effectStyle>
+        <a:effectStyle>
+          <a:effectLst>
+            <a:outerShdw blurRad="40000" dist="23000" dir="5400000" rotWithShape="0">
+              <a:srgbClr val="000000">
+                <a:alpha val="35000"/>
+              </a:srgbClr>
+            </a:outerShdw>
+          </a:effectLst>
+          <a:scene3d>
+            <a:camera prst="orthographicFront">
+              <a:rot lat="0" lon="0" rev="0"/>
+            </a:camera>
+            <a:lightRig rig="threePt" dir="t">
+              <a:rot lat="0" lon="0" rev="1200000"/>
+            </a:lightRig>
+          </a:scene3d>
+          <a:sp3d>
+            <a:bevelT w="63500" h="25400"/>
+          </a:sp3d>
         </a:effectStyle>
       </a:effectStyleLst>
       <a:bgFillStyleLst>
         <a:solidFill>
           <a:schemeClr val="phClr"/>
         </a:solidFill>
-        <a:solidFill>
-          <a:schemeClr val="phClr">
-            <a:tint val="95000"/>
-            <a:satMod val="170000"/>
-          </a:schemeClr>
-        </a:solidFill>
         <a:gradFill rotWithShape="1">
           <a:gsLst>
             <a:gs pos="0">
               <a:schemeClr val="phClr">
-                <a:tint val="93000"/>
-                <a:satMod val="150000"/>
-                <a:shade val="98000"/>
-                <a:lumMod val="102000"/>
+                <a:tint val="40000"/>
+                <a:satMod val="350000"/>
               </a:schemeClr>
             </a:gs>
-            <a:gs pos="50000">
+            <a:gs pos="40000">
               <a:schemeClr val="phClr">
-                <a:tint val="98000"/>
-                <a:satMod val="130000"/>
-                <a:shade val="90000"/>
-                <a:lumMod val="103000"/>
+                <a:tint val="45000"/>
+                <a:shade val="99000"/>
+                <a:satMod val="350000"/>
               </a:schemeClr>
             </a:gs>
             <a:gs pos="100000">
               <a:schemeClr val="phClr">
-                <a:shade val="63000"/>
-                <a:satMod val="120000"/>
+                <a:shade val="20000"/>
+                <a:satMod val="255000"/>
               </a:schemeClr>
             </a:gs>
           </a:gsLst>
-          <a:lin ang="5400000" scaled="0"/>
+          <a:path path="circle">
+            <a:fillToRect l="50000" t="-80000" r="50000" b="180000"/>
+          </a:path>
+        </a:gradFill>
+        <a:gradFill rotWithShape="1">
+          <a:gsLst>
+            <a:gs pos="0">
+              <a:schemeClr val="phClr">
+                <a:tint val="80000"/>
+                <a:satMod val="300000"/>
+              </a:schemeClr>
+            </a:gs>
+            <a:gs pos="100000">
+              <a:schemeClr val="phClr">
+                <a:shade val="30000"/>
+                <a:satMod val="200000"/>
+              </a:schemeClr>
+            </a:gs>
+          </a:gsLst>
+          <a:path path="circle">
+            <a:fillToRect l="50000" t="50000" r="50000" b="50000"/>
+          </a:path>
         </a:gradFill>
       </a:bgFillStyleLst>
     </a:fmtScheme>
   </a:themeElements>
-  <a:objectDefaults/>
+  <a:objectDefaults>
+    <a:spDef>
+      <a:spPr/>
+      <a:bodyPr/>
+      <a:lstStyle/>
+      <a:style>
+        <a:lnRef idx="1">
+          <a:schemeClr val="accent1"/>
+        </a:lnRef>
+        <a:fillRef idx="3">
+          <a:schemeClr val="accent1"/>
+        </a:fillRef>
+        <a:effectRef idx="2">
+          <a:schemeClr val="accent1"/>
+        </a:effectRef>
+        <a:fontRef idx="minor">
+          <a:schemeClr val="lt1"/>
+        </a:fontRef>
+      </a:style>
+    </a:spDef>
+    <a:lnDef>
+      <a:spPr/>
+      <a:bodyPr/>
+      <a:lstStyle/>
+      <a:style>
+        <a:lnRef idx="2">
+          <a:schemeClr val="accent1"/>
+        </a:lnRef>
+        <a:fillRef idx="0">
+          <a:schemeClr val="accent1"/>
+        </a:fillRef>
+        <a:effectRef idx="1">
+          <a:schemeClr val="accent1"/>
+        </a:effectRef>
+        <a:fontRef idx="minor">
+          <a:schemeClr val="tx1"/>
+        </a:fontRef>
+      </a:style>
+    </a:lnDef>
+  </a:objectDefaults>
   <a:extraClrSchemeLst/>
-  <a:extLst>
-    <a:ext uri="{05A4C25C-085E-4340-85A3-A5531E510DB2}">
-      <thm15:themeFamily xmlns:thm15="http://schemas.microsoft.com/office/thememl/2012/main" name="Office Theme" id="{2E142A2C-CD16-42D6-873A-C26D2A0506FA}" vid="{1BDDFF52-6CD6-40A5-AB3C-68EB2F1E4D0A}"/>
-    </a:ext>
-  </a:extLst>
 </a:theme>
 </file>
--- a/tesis_oficial_borradores/para_el_grupo/Revision_critica.docx
+++ b/tesis_oficial_borradores/para_el_grupo/Revision_critica.docx
@@ -156,7 +156,7 @@
         <w:pStyle w:val="FirstParagraph"/>
       </w:pPr>
       <w:r>
-        <w:t xml:space="preserve">Lo único que queda abierto es la validación del grupo de D1 y D13 y el recorte a unas 60 páginas, si todavía hace falta (sección 7).</w:t>
+        <w:t xml:space="preserve">Lo único que queda abierto es documentar mejor las tenencias del FGS (sección 8).</w:t>
       </w:r>
     </w:p>
     <w:bookmarkEnd w:id="20"/>
@@ -315,7 +315,7 @@
           <w:bCs/>
           <w:b/>
         </w:rPr>
-        <w:t xml:space="preserve">Estado: Resuelto en el perímetro (D1 y D11); la métrica quedó abierta (D16, sección 9).</w:t>
+        <w:t xml:space="preserve">Estado: Resuelto en el perímetro (D1 y D11); la métrica se resolvió en D16 (sección 9).</w:t>
       </w:r>
       <w:r>
         <w:t xml:space="preserve"> </w:t>
@@ -544,7 +544,7 @@
           <w:bCs/>
           <w:b/>
         </w:rPr>
-        <w:t xml:space="preserve">Estado: Resuelto (D13), pendiente de validación del grupo.</w:t>
+        <w:t xml:space="preserve">Estado: Resuelto (D13).</w:t>
       </w:r>
       <w:r>
         <w:t xml:space="preserve"> </w:t>
@@ -661,7 +661,7 @@
         <w:t xml:space="preserve"> </w:t>
       </w:r>
       <w:r>
-        <w:t xml:space="preserve">identificados comparable con la del FMI (con el mismo perímetro, y con dos métricas que llevan a veredictos distintos sobre H1b); la traducción del</w:t>
+        <w:t xml:space="preserve">identificados comparable con la del FMI (con el mismo perímetro y la definición operativa del FMI); la traducción del</w:t>
       </w:r>
       <w:r>
         <w:t xml:space="preserve"> </w:t>
@@ -1884,7 +1884,7 @@
         <w:t xml:space="preserve"> </w:t>
       </w:r>
       <w:r>
-        <w:t xml:space="preserve">Pendiente de verificar con el texto reescrito (sección 6).</w:t>
+        <w:t xml:space="preserve">La versión final tiene 94 páginas con referencias y apéndice. Si la cátedra fija un máximo menor, hay que recortar.</w:t>
       </w:r>
     </w:p>
     <w:bookmarkEnd w:id="41"/>
@@ -2911,52 +2911,6 @@
         <w:pStyle w:val="Compact"/>
       </w:pPr>
       <w:r>
-        <w:rPr>
-          <w:bCs/>
-          <w:b/>
-        </w:rPr>
-        <w:t xml:space="preserve">Decisión del grupo y de Pablo sobre la métrica principal (D16).</w:t>
-      </w:r>
-      <w:r>
-        <w:t xml:space="preserve"> </w:t>
-      </w:r>
-      <w:r>
-        <w:t xml:space="preserve">Es la más importante: cambia el veredicto de H1b y de la condición (ii) de H1a.</w:t>
-      </w:r>
-    </w:p>
-    <w:p>
-      <w:pPr>
-        <w:numPr>
-          <w:ilvl w:val="0"/>
-          <w:numId w:val="1006"/>
-        </w:numPr>
-        <w:pStyle w:val="Compact"/>
-      </w:pPr>
-      <w:r>
-        <w:t xml:space="preserve">Validación de Pablo y del equipo de D1 (deuda federal bruta como especificación principal), de las binarias presidenciales en la especificación principal y de las dos condiciones de H1a.</w:t>
-      </w:r>
-    </w:p>
-    <w:p>
-      <w:pPr>
-        <w:numPr>
-          <w:ilvl w:val="0"/>
-          <w:numId w:val="1006"/>
-        </w:numPr>
-        <w:pStyle w:val="Compact"/>
-      </w:pPr>
-      <w:r>
-        <w:t xml:space="preserve">Validación del grupo de D13 (título).</w:t>
-      </w:r>
-    </w:p>
-    <w:p>
-      <w:pPr>
-        <w:numPr>
-          <w:ilvl w:val="0"/>
-          <w:numId w:val="1006"/>
-        </w:numPr>
-        <w:pStyle w:val="Compact"/>
-      </w:pPr>
-      <w:r>
         <w:t xml:space="preserve">Bajar a mano los informes del FGS para documentar mejor la limitación de la serie consolidada (no cambia la especificación principal).</w:t>
       </w:r>
     </w:p>
@@ -3066,13 +3020,13 @@
           <w:bCs/>
           <w:b/>
         </w:rPr>
-        <w:t xml:space="preserve">Estado: Corregido, con una decisión pendiente (D16).</w:t>
-      </w:r>
-      <w:r>
-        <w:t xml:space="preserve"> </w:t>
-      </w:r>
-      <w:r>
-        <w:t xml:space="preserve">El código calcula las dos métricas, más la lectura literal del recuadro 3, con las 1.000 réplicas, y la tesis las informa con el mismo peso. Con la definición del FMI: 3,1% [0,0; 6,3] en 2031 y 5,1% [0,0; 10,2] en 2035, de modo que H1b no se respalda; la condición (ii) de H1a tampoco (0,9% con el máximo histórico); H2 se mantiene (+17,1 [0,6; 32,6]). Cuál métrica es la principal lo deciden el grupo y Pablo.</w:t>
+        <w:t xml:space="preserve">Estado: Resuelto (D16).</w:t>
+      </w:r>
+      <w:r>
+        <w:t xml:space="preserve"> </w:t>
+      </w:r>
+      <w:r>
+        <w:t xml:space="preserve">El código calcula las dos métricas, más la lectura literal del recuadro 3, con las 1.000 réplicas. La definición operativa del FMI decide el contraste, porque de ella salen las cifras de comparación; la métrica anual se informa como complemento. Con la definición del FMI: 3,1% [0,0; 6,3] en 2031 y 5,1% [0,0; 10,2] en 2035, de modo que H1b no se respalda; la condición (ii) de H1a tampoco (0,9% con el máximo histórico); H2 se mantiene (+17,1 [0,6; 32,6]). H1a y H1b quedan no respaldadas y H2, parcialmente respaldada.</w:t>
       </w:r>
     </w:p>
     <w:bookmarkEnd w:id="52"/>
